--- a/交付成果/第4轮朗读优化版/朗读优化8周版/读书会19_戒定慧三学_8周资料包（朗读优化版）/Word版/第7周_慧学（二）——七清净与十六观智_学员版.docx
+++ b/交付成果/第4轮朗读优化版/朗读优化8周版/读书会19_戒定慧三学_8周资料包（朗读优化版）/Word版/第7周_慧学（二）——七清净与十六观智_学员版.docx
@@ -4,294 +4,256 @@
   <w:body>
     <w:p>
       <w:pPr>
-        <w:spacing w:before="160" w:after="80"/>
-      </w:pPr>
-      <w:r>
-        <w:rPr>
-          <w:rFonts w:ascii="Microsoft YaHei" w:hAnsi="Microsoft YaHei" w:eastAsia="Microsoft YaHei"/>
-          <w:b/>
-          <w:color w:val="1E5631"/>
-          <w:sz w:val="34"/>
-        </w:rPr>
-        <w:t>第7周：慧学（二）——七清净与十六观智（学员版）</w:t>
+        <w:jc w:val="right"/>
+      </w:pPr>
+      <w:r>
+        <w:rPr>
+          <w:color w:val="888888"/>
+          <w:sz w:val="16"/>
+        </w:rPr>
+        <w:t>📅 最近更新：2026-09-26 18:19　|　第三轮8周版同步：学员版主持人专属内容清理；元数据与 CHANGELOG 同步；结构仍6环节120min；共读原文一字未改；第4轮朗读优化（2026-09-26）：音频转写来源的共读原文已口语化改写</w:t>
       </w:r>
     </w:p>
     <w:p>
       <w:pPr>
-        <w:spacing w:before="40" w:after="80"/>
-        <w:ind w:left="283"/>
-        <w:shd w:val="clear" w:color="auto" w:fill="EDF6EF"/>
-        <w:pBdr>
-          <w:left w:val="single" w:sz="20" w:space="6" w:color="1E5631"/>
-        </w:pBdr>
+        <w:jc w:val="center"/>
       </w:pPr>
       <w:r>
         <w:rPr>
           <w:b/>
-          <w:sz w:val="20"/>
-        </w:rPr>
-        <w:t>读书会19：戒定慧三学——修学的完整框架 · 第7周</w:t>
-      </w:r>
-      <w:r>
-        <w:rPr>
-          <w:sz w:val="20"/>
-        </w:rPr>
-        <w:t xml:space="preserve"> 各位法友，上一周我们看清了「慧」有三种——闻慧、思慧、修慧，也第一次认识了「名色分别智」。这一周，我们把这条智慧之路</w:t>
-      </w:r>
-      <w:r>
-        <w:rPr>
-          <w:b/>
-          <w:sz w:val="20"/>
-        </w:rPr>
-        <w:t>完整地摊开来看</w:t>
-      </w:r>
-      <w:r>
-        <w:rPr>
-          <w:sz w:val="20"/>
-        </w:rPr>
-        <w:t>：从「见清净」到「智见清净」，一共七个清净；从「名色分别智」到「省察智」，一共十六个观智。听起来很多，但请先记住一句话：</w:t>
-      </w:r>
-      <w:r>
-        <w:rPr>
-          <w:b/>
-          <w:sz w:val="20"/>
-        </w:rPr>
-        <w:t>它不是十六关考试，而是一条路上一节一节亮起来的光。</w:t>
-      </w:r>
-      <w:r>
-        <w:rPr>
-          <w:sz w:val="20"/>
-        </w:rPr>
-        <w:t xml:space="preserve"> 请你带着一个问题来听：当修行从「知道」变成「亲眼看见」，你的生命里，最想「亲眼看穿」的是哪一件事？</w:t>
+          <w:color w:val="1E4620"/>
+          <w:sz w:val="36"/>
+        </w:rPr>
+        <w:t>第7周：慧学（二）——七清净与十六观智</w:t>
       </w:r>
     </w:p>
     <w:p>
       <w:pPr>
-        <w:spacing w:before="40" w:after="80"/>
-        <w:ind w:left="283"/>
-        <w:shd w:val="clear" w:color="auto" w:fill="EDF6EF"/>
+        <w:ind w:left="170"/>
         <w:pBdr>
-          <w:left w:val="single" w:sz="20" w:space="6" w:color="1E5631"/>
+          <w:left w:val="single" w:sz="18" w:space="4" w:color="1E4620"/>
         </w:pBdr>
-      </w:pPr>
-      <w:r>
-        <w:rPr>
-          <w:sz w:val="20"/>
-        </w:rPr>
-        <w:t>本周主题：七清净是修行道路的七段，十六观智是这条路上次第升起的智慧之光——慧学的终点，是把「看清无常、苦、无我」变成真正的解脱。 说明：本学员版按次序列出本讲全部共读内容（★核心必读 / ◈扩展可选）与讨论、练习，内容与主持人版完全一致。</w:t>
+        <w:shd w:val="clear" w:fill="F2F5FA"/>
+      </w:pPr>
+      <w:r>
+        <w:rPr>
+          <w:b/>
+        </w:rPr>
+        <w:t>读书会19：戒定慧三学——修学的完整框架 · 第7周</w:t>
       </w:r>
     </w:p>
     <w:p>
       <w:pPr>
-        <w:spacing w:before="160" w:after="80"/>
-      </w:pPr>
-      <w:r>
-        <w:rPr>
-          <w:rFonts w:ascii="Microsoft YaHei" w:hAnsi="Microsoft YaHei" w:eastAsia="Microsoft YaHei"/>
+        <w:ind w:left="170"/>
+        <w:pBdr>
+          <w:left w:val="single" w:sz="18" w:space="4" w:color="1E4620"/>
+        </w:pBdr>
+        <w:shd w:val="clear" w:fill="F2F5FA"/>
+      </w:pPr>
+      <w:r>
+        <w:rPr>
+          <w:b w:val="0"/>
+        </w:rPr>
+        <w:t>各位法友，上一周我们看清了「慧」有三种——闻慧、思慧、修慧，也第一次认识了「名色分别智」。这一周，我们把这条智慧之路</w:t>
+      </w:r>
+      <w:r>
+        <w:rPr>
           <w:b/>
-          <w:color w:val="1E5631"/>
-          <w:sz w:val="28"/>
-        </w:rPr>
-        <w:t>📋 本周信息卡</w:t>
+        </w:rPr>
+        <w:t>完整地摊开来看</w:t>
+      </w:r>
+      <w:r>
+        <w:rPr>
+          <w:b w:val="0"/>
+        </w:rPr>
+        <w:t>：从「见清净」到「智见清净」，一共七个清净；从「名色分别智」到「省察智」，一共十六个观智。听起来很多，但请先记住一句话：</w:t>
+      </w:r>
+      <w:r>
+        <w:rPr>
+          <w:b/>
+        </w:rPr>
+        <w:t>它不是十六关考试，而是一条路上一节一节亮起来的光。</w:t>
       </w:r>
     </w:p>
     <w:p>
-      <w:r>
-        <w:rPr>
-          <w:sz w:val="21"/>
-        </w:rPr>
-        <w:t>时长120min｜核心问题：</w:t>
-      </w:r>
-      <w:r>
-        <w:rPr>
-          <w:b/>
-          <w:sz w:val="21"/>
-        </w:rPr>
-        <w:t>从「见清净」到「智见清净」，七清净如何一步步展开为十六观智的完整次第？慧学最后又怎样真的导向解脱？「了解次第」到底是给我一条路，还是给我一把量自己的尺子？</w:t>
-      </w:r>
-      <w:r>
-        <w:rPr>
-          <w:sz w:val="21"/>
-        </w:rPr>
-        <w:t>｜共读原文提要：本周共四份材料——①尊者开示「七清净次第（戒清净→心清净→见清净→度疑清净→道非道智见清净→行道智见清净→智见清净）、观智从思惟智开始、十种观杂染、行舍智、智见清净与四道断烦恼、道果证悟」（音声★核心）；②《亲知实见》书中「三种清净、七清净名目、十六观智全名、三种遍知、修观须以止与禅那为基础、慧学导向解脱」（PDF）；③《第024讲·相等四法》「七清净＝行道、后三清净＝通达；十六观智对应；四种行道（苦/乐行道、速/迟通达）；相等四法为工具」（PDF）；④《介绍35》「名色分别智→缘起智（法住智）→现见涅槃（灭谛）→观智次第（道谛）」（音声，与第6周同文件不同段落）。四条线索汇成一句：戒清净是地基、心清净是梁柱，从「见清净」起，慧学开始一层层地搭屋顶，直到「智见清净」——解脱。｜本周作业：用自己的话画一张「七清净→十六观智」的对照小图（七格、十六格即可），并在旁边写一句自己最触动的那一个观智名与原因，一页纸。</w:t>
+      <w:pPr>
+        <w:ind w:left="170"/>
+        <w:pBdr>
+          <w:left w:val="single" w:sz="18" w:space="4" w:color="1E4620"/>
+        </w:pBdr>
+        <w:shd w:val="clear" w:fill="F2F5FA"/>
+      </w:pPr>
+      <w:r>
+        <w:rPr>
+          <w:b w:val="0"/>
+        </w:rPr>
+        <w:t>请你带着一个问题来听：当修行从「知道」变成「亲眼看见」，你的生命里，最想「亲眼看穿」的是哪一件事？</w:t>
       </w:r>
     </w:p>
     <w:p>
       <w:pPr>
-        <w:spacing w:before="160" w:after="80"/>
-      </w:pPr>
-      <w:r>
-        <w:rPr>
-          <w:rFonts w:ascii="Microsoft YaHei" w:hAnsi="Microsoft YaHei" w:eastAsia="Microsoft YaHei"/>
-          <w:b/>
-          <w:color w:val="1E5631"/>
-          <w:sz w:val="28"/>
-        </w:rPr>
-        <w:t>💡 本讲金句（可板书）</w:t>
+        <w:ind w:left="170"/>
+        <w:pBdr>
+          <w:left w:val="single" w:sz="18" w:space="4" w:color="1E4620"/>
+        </w:pBdr>
+        <w:shd w:val="clear" w:fill="F2F5FA"/>
+      </w:pPr>
+      <w:r>
+        <w:rPr>
+          <w:b w:val="0"/>
+        </w:rPr>
+        <w:t>本周主题：七清净是修行道路的七段，十六观智是这条路上次第升起的智慧之光——慧学的终点，是把「看清无常、苦、无我」变成真正的解脱。</w:t>
       </w:r>
     </w:p>
     <w:p>
       <w:pPr>
-        <w:ind w:left="340"/>
-      </w:pPr>
-      <w:r>
-        <w:rPr>
-          <w:color w:val="1E5631"/>
-          <w:sz w:val="21"/>
-        </w:rPr>
-        <w:t xml:space="preserve">• </w:t>
-      </w:r>
-      <w:r>
-        <w:rPr>
-          <w:b/>
-          <w:sz w:val="21"/>
-        </w:rPr>
-        <w:t>七清净是路的七段，十六观智是路上次第亮起的光；十六盏灯，是同一条路上的一串。</w:t>
+        <w:ind w:left="170"/>
+        <w:pBdr>
+          <w:left w:val="single" w:sz="18" w:space="4" w:color="1E4620"/>
+        </w:pBdr>
+        <w:shd w:val="clear" w:fill="F2F5FA"/>
+      </w:pPr>
+      <w:r>
+        <w:rPr>
+          <w:b w:val="0"/>
+        </w:rPr>
+        <w:t>说明：本学员版按次序列出本讲全部共读内容（★核心必读 / ◈扩展可选）与讨论、练习，内容与主持人版完全一致。</w:t>
       </w:r>
     </w:p>
     <w:p>
-      <w:pPr>
-        <w:ind w:left="340"/>
-      </w:pPr>
-      <w:r>
-        <w:rPr>
-          <w:color w:val="1E5631"/>
-          <w:sz w:val="21"/>
-        </w:rPr>
-        <w:t xml:space="preserve">• </w:t>
-      </w:r>
       <w:r>
         <w:rPr>
           <w:b/>
-          <w:sz w:val="21"/>
-        </w:rPr>
-        <w:t>前面四种清净是地基，从「见清净」起，修行才真正进入修观。</w:t>
+          <w:color w:val="1E4620"/>
+          <w:sz w:val="26"/>
+        </w:rPr>
+        <w:t>📋 本周信息卡</w:t>
       </w:r>
     </w:p>
     <w:p>
-      <w:pPr>
-        <w:ind w:left="340"/>
-      </w:pPr>
-      <w:r>
-        <w:rPr>
-          <w:color w:val="1E5631"/>
-          <w:sz w:val="21"/>
-        </w:rPr>
-        <w:t xml:space="preserve">• </w:t>
+      <w:r>
+        <w:rPr>
+          <w:b w:val="0"/>
+        </w:rPr>
+        <w:t>时长120min｜核心问题：</w:t>
       </w:r>
       <w:r>
         <w:rPr>
           <w:b/>
-          <w:sz w:val="21"/>
-        </w:rPr>
-        <w:t>观智不是背出来的，是「亲眼看见」的；知道名称不算数，见到才算。</w:t>
+        </w:rPr>
+        <w:t>从「见清净」到「智见清净」，七清净如何一步步展开为十六观智的完整次第？慧学最后又怎样真的导向解脱？「了解次第」到底是给我一条路，还是给我一把量自己的尺子？</w:t>
+      </w:r>
+      <w:r>
+        <w:rPr>
+          <w:b w:val="0"/>
+        </w:rPr>
+        <w:t>｜共读原文提要：本周共四份材料——①尊者开示「七清净次第（戒清净→心清净→见清净→度疑清净→道非道智见清净→行道智见清净→智见清净）、观智从思惟智开始、十种观杂染、行舍智、智见清净与四道断烦恼、道果证悟」（音声★核心）；②《亲知实见》书中「三种清净、七清净名目、十六观智全名、三种遍知、修观须以止与禅那为基础、慧学导向解脱」（PDF）；③《第024讲·相等四法》「七清净＝行道、后三清净＝通达；十六观智对应；四种行道（苦/乐行道、速/迟通达）；相等四法为工具」（PDF）；④《介绍35》「名色分别智→缘起智（法住智）→现见涅槃（灭谛）→观智次第（道谛）」（音声，与第6周同文件不同段落）。四条线索汇成一句：戒清净是地基、心清净是梁柱，从「见清净」起，慧学开始一层层地搭屋顶，直到「智见清净」——解脱。｜本周作业：用自己的话画一张「七清净→十六观智」的对照小图（七格、十六格即可），并在旁边写一句自己最触动的那一个观智名与原因，一页纸。</w:t>
       </w:r>
     </w:p>
     <w:p>
-      <w:pPr>
-        <w:ind w:left="340"/>
-      </w:pPr>
-      <w:r>
-        <w:rPr>
-          <w:color w:val="1E5631"/>
-          <w:sz w:val="21"/>
-        </w:rPr>
-        <w:t xml:space="preserve">• </w:t>
-      </w:r>
       <w:r>
         <w:rPr>
           <w:b/>
-          <w:sz w:val="21"/>
-        </w:rPr>
-        <w:t>看美好的现象也是无常苦——道与非道的抉择，就在这一念间。</w:t>
+          <w:color w:val="1E4620"/>
+          <w:sz w:val="26"/>
+        </w:rPr>
+        <w:t>💡 本讲金句（可板书）</w:t>
       </w:r>
     </w:p>
     <w:p>
       <w:pPr>
-        <w:ind w:left="340"/>
-      </w:pPr>
-      <w:r>
-        <w:rPr>
-          <w:color w:val="1E5631"/>
-          <w:sz w:val="21"/>
-        </w:rPr>
-        <w:t xml:space="preserve">• </w:t>
-      </w:r>
+        <w:pStyle w:val="ListBullet"/>
+      </w:pPr>
       <w:r>
         <w:rPr>
           <w:b/>
-          <w:sz w:val="21"/>
-        </w:rPr>
-        <w:t>行舍智是「菩萨道与解脱道的分水岭」；而智见清净，就是解脱本身。</w:t>
+        </w:rPr>
+        <w:t>七清净是路的七段，十六观智是路上次第亮起的光；十六盏灯，是同一条路上的一串。</w:t>
       </w:r>
     </w:p>
     <w:p>
       <w:pPr>
-        <w:ind w:left="340"/>
-      </w:pPr>
-      <w:r>
-        <w:rPr>
-          <w:color w:val="1E5631"/>
-          <w:sz w:val="21"/>
-        </w:rPr>
-        <w:t xml:space="preserve">• </w:t>
-      </w:r>
+        <w:pStyle w:val="ListBullet"/>
+      </w:pPr>
       <w:r>
         <w:rPr>
           <w:b/>
-          <w:sz w:val="21"/>
-        </w:rPr>
-        <w:t>了解次第，是认识路，不是给自己打分。</w:t>
+        </w:rPr>
+        <w:t>前面四种清净是地基，从「见清净」起，修行才真正进入修观。</w:t>
       </w:r>
     </w:p>
     <w:p>
       <w:pPr>
-        <w:ind w:left="340"/>
-      </w:pPr>
-      <w:r>
-        <w:rPr>
-          <w:color w:val="1E5631"/>
-          <w:sz w:val="21"/>
-        </w:rPr>
-        <w:t xml:space="preserve">• </w:t>
-      </w:r>
+        <w:pStyle w:val="ListBullet"/>
+      </w:pPr>
       <w:r>
         <w:rPr>
           <w:b/>
-          <w:sz w:val="21"/>
-        </w:rPr>
-        <w:t>前面是在路上，后面是到过站——行道用功，通达自然来。</w:t>
+        </w:rPr>
+        <w:t>观智不是背出来的，是「亲眼看见」的；知道名称不算数，见到才算。</w:t>
       </w:r>
     </w:p>
     <w:p>
       <w:pPr>
-        <w:ind w:left="340"/>
-      </w:pPr>
-      <w:r>
-        <w:rPr>
-          <w:color w:val="1E5631"/>
-          <w:sz w:val="21"/>
-        </w:rPr>
-        <w:t xml:space="preserve">• </w:t>
-      </w:r>
+        <w:pStyle w:val="ListBullet"/>
+      </w:pPr>
       <w:r>
         <w:rPr>
           <w:b/>
-          <w:sz w:val="21"/>
-        </w:rPr>
-        <w:t>看见大海，不等于游进大海；见到涅槃，路还要往前走。</w:t>
+        </w:rPr>
+        <w:t>看美好的现象也是无常苦——道与非道的抉择，就在这一念间。</w:t>
       </w:r>
     </w:p>
     <w:p>
       <w:pPr>
-        <w:spacing w:before="160" w:after="80"/>
-      </w:pPr>
-      <w:r>
-        <w:rPr>
-          <w:rFonts w:ascii="Microsoft YaHei" w:hAnsi="Microsoft YaHei" w:eastAsia="Microsoft YaHei"/>
+        <w:pStyle w:val="ListBullet"/>
+      </w:pPr>
+      <w:r>
+        <w:rPr>
           <w:b/>
-          <w:color w:val="1E5631"/>
-          <w:sz w:val="28"/>
+        </w:rPr>
+        <w:t>行舍智是「菩萨道与解脱道的分水岭」；而智见清净，就是解脱本身。</w:t>
+      </w:r>
+    </w:p>
+    <w:p>
+      <w:pPr>
+        <w:pStyle w:val="ListBullet"/>
+      </w:pPr>
+      <w:r>
+        <w:rPr>
+          <w:b/>
+        </w:rPr>
+        <w:t>了解次第，是认识路，不是给自己打分。</w:t>
+      </w:r>
+    </w:p>
+    <w:p>
+      <w:pPr>
+        <w:pStyle w:val="ListBullet"/>
+      </w:pPr>
+      <w:r>
+        <w:rPr>
+          <w:b/>
+        </w:rPr>
+        <w:t>前面是在路上，后面是到过站——行道用功，通达自然来。</w:t>
+      </w:r>
+    </w:p>
+    <w:p>
+      <w:pPr>
+        <w:pStyle w:val="ListBullet"/>
+      </w:pPr>
+      <w:r>
+        <w:rPr>
+          <w:b/>
+        </w:rPr>
+        <w:t>看见大海，不等于游进大海；见到涅槃，路还要往前走。</w:t>
+      </w:r>
+    </w:p>
+    <w:p>
+      <w:r>
+        <w:rPr>
+          <w:b/>
+          <w:color w:val="1E4620"/>
+          <w:sz w:val="26"/>
         </w:rPr>
         <w:t>🧩 术语速查（读原文时随手对照）</w:t>
       </w:r>
@@ -300,7 +262,6 @@
       <w:tblPr>
         <w:tblStyle w:val="TableGrid"/>
         <w:tblW w:type="auto" w:w="0"/>
-        <w:jc w:val="center"/>
         <w:tblLook w:firstColumn="1" w:firstRow="1" w:lastColumn="0" w:lastRow="0" w:noHBand="0" w:noVBand="1" w:val="04A0"/>
       </w:tblPr>
       <w:tblGrid>
@@ -312,17 +273,20 @@
         <w:tc>
           <w:tcPr>
             <w:tcW w:type="dxa" w:w="3213"/>
-            <w:shd w:val="clear" w:color="auto" w:fill="1E5631"/>
+            <w:shd w:val="clear" w:fill="1E4620"/>
           </w:tcPr>
           <w:p>
-            <w:pPr>
-              <w:spacing w:after="20"/>
-            </w:pPr>
             <w:r>
               <w:rPr>
-                <w:b/>
                 <w:color w:val="FFFFFF"/>
-                <w:sz w:val="19"/>
+                <w:sz w:val="18"/>
+              </w:rPr>
+            </w:r>
+            <w:r>
+              <w:rPr>
+                <w:b w:val="0"/>
+                <w:color w:val="FFFFFF"/>
+                <w:sz w:val="18"/>
               </w:rPr>
               <w:t>原文词</w:t>
             </w:r>
@@ -331,17 +295,20 @@
         <w:tc>
           <w:tcPr>
             <w:tcW w:type="dxa" w:w="3213"/>
-            <w:shd w:val="clear" w:color="auto" w:fill="1E5631"/>
+            <w:shd w:val="clear" w:fill="1E4620"/>
           </w:tcPr>
           <w:p>
-            <w:pPr>
-              <w:spacing w:after="20"/>
-            </w:pPr>
             <w:r>
               <w:rPr>
-                <w:b/>
                 <w:color w:val="FFFFFF"/>
-                <w:sz w:val="19"/>
+                <w:sz w:val="18"/>
+              </w:rPr>
+            </w:r>
+            <w:r>
+              <w:rPr>
+                <w:b w:val="0"/>
+                <w:color w:val="FFFFFF"/>
+                <w:sz w:val="18"/>
               </w:rPr>
               <w:t>正字/白话</w:t>
             </w:r>
@@ -350,17 +317,20 @@
         <w:tc>
           <w:tcPr>
             <w:tcW w:type="dxa" w:w="3213"/>
-            <w:shd w:val="clear" w:color="auto" w:fill="1E5631"/>
+            <w:shd w:val="clear" w:fill="1E4620"/>
           </w:tcPr>
           <w:p>
-            <w:pPr>
-              <w:spacing w:after="20"/>
-            </w:pPr>
             <w:r>
               <w:rPr>
-                <w:b/>
                 <w:color w:val="FFFFFF"/>
-                <w:sz w:val="19"/>
+                <w:sz w:val="18"/>
+              </w:rPr>
+            </w:r>
+            <w:r>
+              <w:rPr>
+                <w:b w:val="0"/>
+                <w:color w:val="FFFFFF"/>
+                <w:sz w:val="18"/>
               </w:rPr>
               <w:t>一句话说明</w:t>
             </w:r>
@@ -373,12 +343,15 @@
             <w:tcW w:type="dxa" w:w="3213"/>
           </w:tcPr>
           <w:p>
-            <w:pPr>
-              <w:spacing w:after="20"/>
-            </w:pPr>
             <w:r>
               <w:rPr>
-                <w:sz w:val="19"/>
+                <w:sz w:val="18"/>
+              </w:rPr>
+            </w:r>
+            <w:r>
+              <w:rPr>
+                <w:b w:val="0"/>
+                <w:sz w:val="18"/>
               </w:rPr>
               <w:t>七清净</w:t>
             </w:r>
@@ -389,12 +362,15 @@
             <w:tcW w:type="dxa" w:w="3213"/>
           </w:tcPr>
           <w:p>
-            <w:pPr>
-              <w:spacing w:after="20"/>
-            </w:pPr>
             <w:r>
               <w:rPr>
-                <w:sz w:val="19"/>
+                <w:sz w:val="18"/>
+              </w:rPr>
+            </w:r>
+            <w:r>
+              <w:rPr>
+                <w:b w:val="0"/>
+                <w:sz w:val="18"/>
               </w:rPr>
               <w:t>戒·心·见·度疑·道非道智见·行道智见·智见清净</w:t>
             </w:r>
@@ -405,12 +381,15 @@
             <w:tcW w:type="dxa" w:w="3213"/>
           </w:tcPr>
           <w:p>
-            <w:pPr>
-              <w:spacing w:after="20"/>
-            </w:pPr>
             <w:r>
               <w:rPr>
-                <w:sz w:val="19"/>
+                <w:sz w:val="18"/>
+              </w:rPr>
+            </w:r>
+            <w:r>
+              <w:rPr>
+                <w:b w:val="0"/>
+                <w:sz w:val="18"/>
               </w:rPr>
               <w:t>修行道路的七段</w:t>
             </w:r>
@@ -421,15 +400,18 @@
         <w:tc>
           <w:tcPr>
             <w:tcW w:type="dxa" w:w="3213"/>
-            <w:shd w:val="clear" w:color="auto" w:fill="F2F2F2"/>
+            <w:shd w:val="clear" w:fill="F2F5FA"/>
           </w:tcPr>
           <w:p>
-            <w:pPr>
-              <w:spacing w:after="20"/>
-            </w:pPr>
             <w:r>
               <w:rPr>
-                <w:sz w:val="19"/>
+                <w:sz w:val="18"/>
+              </w:rPr>
+            </w:r>
+            <w:r>
+              <w:rPr>
+                <w:b w:val="0"/>
+                <w:sz w:val="18"/>
               </w:rPr>
               <w:t>名色分别智</w:t>
             </w:r>
@@ -438,15 +420,18 @@
         <w:tc>
           <w:tcPr>
             <w:tcW w:type="dxa" w:w="3213"/>
-            <w:shd w:val="clear" w:color="auto" w:fill="F2F2F2"/>
+            <w:shd w:val="clear" w:fill="F2F5FA"/>
           </w:tcPr>
           <w:p>
-            <w:pPr>
-              <w:spacing w:after="20"/>
-            </w:pPr>
             <w:r>
               <w:rPr>
-                <w:sz w:val="19"/>
+                <w:sz w:val="18"/>
+              </w:rPr>
+            </w:r>
+            <w:r>
+              <w:rPr>
+                <w:b w:val="0"/>
+                <w:sz w:val="18"/>
               </w:rPr>
               <w:t>名色限定智（见清净）</w:t>
             </w:r>
@@ -455,15 +440,18 @@
         <w:tc>
           <w:tcPr>
             <w:tcW w:type="dxa" w:w="3213"/>
-            <w:shd w:val="clear" w:color="auto" w:fill="F2F2F2"/>
+            <w:shd w:val="clear" w:fill="F2F5FA"/>
           </w:tcPr>
           <w:p>
-            <w:pPr>
-              <w:spacing w:after="20"/>
-            </w:pPr>
             <w:r>
               <w:rPr>
-                <w:sz w:val="19"/>
+                <w:sz w:val="18"/>
+              </w:rPr>
+            </w:r>
+            <w:r>
+              <w:rPr>
+                <w:b w:val="0"/>
+                <w:sz w:val="18"/>
               </w:rPr>
               <w:t>见到「名」与「色」两类法</w:t>
             </w:r>
@@ -476,12 +464,15 @@
             <w:tcW w:type="dxa" w:w="3213"/>
           </w:tcPr>
           <w:p>
-            <w:pPr>
-              <w:spacing w:after="20"/>
-            </w:pPr>
             <w:r>
               <w:rPr>
-                <w:sz w:val="19"/>
+                <w:sz w:val="18"/>
+              </w:rPr>
+            </w:r>
+            <w:r>
+              <w:rPr>
+                <w:b w:val="0"/>
+                <w:sz w:val="18"/>
               </w:rPr>
               <w:t>缘摄受智</w:t>
             </w:r>
@@ -492,12 +483,15 @@
             <w:tcW w:type="dxa" w:w="3213"/>
           </w:tcPr>
           <w:p>
-            <w:pPr>
-              <w:spacing w:after="20"/>
-            </w:pPr>
             <w:r>
               <w:rPr>
-                <w:sz w:val="19"/>
+                <w:sz w:val="18"/>
+              </w:rPr>
+            </w:r>
+            <w:r>
+              <w:rPr>
+                <w:b w:val="0"/>
+                <w:sz w:val="18"/>
               </w:rPr>
               <w:t>度疑清净</w:t>
             </w:r>
@@ -508,12 +502,15 @@
             <w:tcW w:type="dxa" w:w="3213"/>
           </w:tcPr>
           <w:p>
-            <w:pPr>
-              <w:spacing w:after="20"/>
-            </w:pPr>
             <w:r>
               <w:rPr>
-                <w:sz w:val="19"/>
+                <w:sz w:val="18"/>
+              </w:rPr>
+            </w:r>
+            <w:r>
+              <w:rPr>
+                <w:b w:val="0"/>
+                <w:sz w:val="18"/>
               </w:rPr>
               <w:t>亲见缘起，断对三世的疑</w:t>
             </w:r>
@@ -524,15 +521,18 @@
         <w:tc>
           <w:tcPr>
             <w:tcW w:type="dxa" w:w="3213"/>
-            <w:shd w:val="clear" w:color="auto" w:fill="F2F2F2"/>
+            <w:shd w:val="clear" w:fill="F2F5FA"/>
           </w:tcPr>
           <w:p>
-            <w:pPr>
-              <w:spacing w:after="20"/>
-            </w:pPr>
             <w:r>
               <w:rPr>
-                <w:sz w:val="19"/>
+                <w:sz w:val="18"/>
+              </w:rPr>
+            </w:r>
+            <w:r>
+              <w:rPr>
+                <w:b w:val="0"/>
+                <w:sz w:val="18"/>
               </w:rPr>
               <w:t>思惟智</w:t>
             </w:r>
@@ -541,15 +541,18 @@
         <w:tc>
           <w:tcPr>
             <w:tcW w:type="dxa" w:w="3213"/>
-            <w:shd w:val="clear" w:color="auto" w:fill="F2F2F2"/>
+            <w:shd w:val="clear" w:fill="F2F5FA"/>
           </w:tcPr>
           <w:p>
-            <w:pPr>
-              <w:spacing w:after="20"/>
-            </w:pPr>
             <w:r>
               <w:rPr>
-                <w:sz w:val="19"/>
+                <w:sz w:val="18"/>
+              </w:rPr>
+            </w:r>
+            <w:r>
+              <w:rPr>
+                <w:b w:val="0"/>
+                <w:sz w:val="18"/>
               </w:rPr>
               <w:t>修观的开端</w:t>
             </w:r>
@@ -558,15 +561,18 @@
         <w:tc>
           <w:tcPr>
             <w:tcW w:type="dxa" w:w="3213"/>
-            <w:shd w:val="clear" w:color="auto" w:fill="F2F2F2"/>
+            <w:shd w:val="clear" w:fill="F2F5FA"/>
           </w:tcPr>
           <w:p>
-            <w:pPr>
-              <w:spacing w:after="20"/>
-            </w:pPr>
             <w:r>
               <w:rPr>
-                <w:sz w:val="19"/>
+                <w:sz w:val="18"/>
+              </w:rPr>
+            </w:r>
+            <w:r>
+              <w:rPr>
+                <w:b w:val="0"/>
+                <w:sz w:val="18"/>
               </w:rPr>
               <w:t>观三相（无常·苦·无我），有聚思维/逐一观法</w:t>
             </w:r>
@@ -579,12 +585,15 @@
             <w:tcW w:type="dxa" w:w="3213"/>
           </w:tcPr>
           <w:p>
-            <w:pPr>
-              <w:spacing w:after="20"/>
-            </w:pPr>
             <w:r>
               <w:rPr>
-                <w:sz w:val="19"/>
+                <w:sz w:val="18"/>
+              </w:rPr>
+            </w:r>
+            <w:r>
+              <w:rPr>
+                <w:b w:val="0"/>
+                <w:sz w:val="18"/>
               </w:rPr>
               <w:t>生灭智</w:t>
             </w:r>
@@ -595,12 +604,15 @@
             <w:tcW w:type="dxa" w:w="3213"/>
           </w:tcPr>
           <w:p>
-            <w:pPr>
-              <w:spacing w:after="20"/>
-            </w:pPr>
             <w:r>
               <w:rPr>
-                <w:sz w:val="19"/>
+                <w:sz w:val="18"/>
+              </w:rPr>
+            </w:r>
+            <w:r>
+              <w:rPr>
+                <w:b w:val="0"/>
+                <w:sz w:val="18"/>
               </w:rPr>
               <w:t>成熟/未成熟生灭随观智</w:t>
             </w:r>
@@ -611,12 +623,15 @@
             <w:tcW w:type="dxa" w:w="3213"/>
           </w:tcPr>
           <w:p>
-            <w:pPr>
-              <w:spacing w:after="20"/>
-            </w:pPr>
             <w:r>
               <w:rPr>
-                <w:sz w:val="19"/>
+                <w:sz w:val="18"/>
+              </w:rPr>
+            </w:r>
+            <w:r>
+              <w:rPr>
+                <w:b w:val="0"/>
+                <w:sz w:val="18"/>
               </w:rPr>
               <w:t>见名色极其快速的生灭</w:t>
             </w:r>
@@ -627,15 +642,18 @@
         <w:tc>
           <w:tcPr>
             <w:tcW w:type="dxa" w:w="3213"/>
-            <w:shd w:val="clear" w:color="auto" w:fill="F2F2F2"/>
+            <w:shd w:val="clear" w:fill="F2F5FA"/>
           </w:tcPr>
           <w:p>
-            <w:pPr>
-              <w:spacing w:after="20"/>
-            </w:pPr>
             <w:r>
               <w:rPr>
-                <w:sz w:val="19"/>
+                <w:sz w:val="18"/>
+              </w:rPr>
+            </w:r>
+            <w:r>
+              <w:rPr>
+                <w:b w:val="0"/>
+                <w:sz w:val="18"/>
               </w:rPr>
               <w:t>坏灭智</w:t>
             </w:r>
@@ -644,15 +662,18 @@
         <w:tc>
           <w:tcPr>
             <w:tcW w:type="dxa" w:w="3213"/>
-            <w:shd w:val="clear" w:color="auto" w:fill="F2F2F2"/>
+            <w:shd w:val="clear" w:fill="F2F5FA"/>
           </w:tcPr>
           <w:p>
-            <w:pPr>
-              <w:spacing w:after="20"/>
-            </w:pPr>
             <w:r>
               <w:rPr>
-                <w:sz w:val="19"/>
+                <w:sz w:val="18"/>
+              </w:rPr>
+            </w:r>
+            <w:r>
+              <w:rPr>
+                <w:b w:val="0"/>
+                <w:sz w:val="18"/>
               </w:rPr>
               <w:t>bhaṅga-ñāṇa</w:t>
             </w:r>
@@ -661,15 +682,18 @@
         <w:tc>
           <w:tcPr>
             <w:tcW w:type="dxa" w:w="3213"/>
-            <w:shd w:val="clear" w:color="auto" w:fill="F2F2F2"/>
+            <w:shd w:val="clear" w:fill="F2F5FA"/>
           </w:tcPr>
           <w:p>
-            <w:pPr>
-              <w:spacing w:after="20"/>
-            </w:pPr>
             <w:r>
               <w:rPr>
-                <w:sz w:val="19"/>
+                <w:sz w:val="18"/>
+              </w:rPr>
+            </w:r>
+            <w:r>
+              <w:rPr>
+                <w:b w:val="0"/>
+                <w:sz w:val="18"/>
               </w:rPr>
               <w:t>只见坏灭、不见生起</w:t>
             </w:r>
@@ -682,12 +706,15 @@
             <w:tcW w:type="dxa" w:w="3213"/>
           </w:tcPr>
           <w:p>
-            <w:pPr>
-              <w:spacing w:after="20"/>
-            </w:pPr>
             <w:r>
               <w:rPr>
-                <w:sz w:val="19"/>
+                <w:sz w:val="18"/>
+              </w:rPr>
+            </w:r>
+            <w:r>
+              <w:rPr>
+                <w:b w:val="0"/>
+                <w:sz w:val="18"/>
               </w:rPr>
               <w:t>行舍智</w:t>
             </w:r>
@@ -698,12 +725,15 @@
             <w:tcW w:type="dxa" w:w="3213"/>
           </w:tcPr>
           <w:p>
-            <w:pPr>
-              <w:spacing w:after="20"/>
-            </w:pPr>
             <w:r>
               <w:rPr>
-                <w:sz w:val="19"/>
+                <w:sz w:val="18"/>
+              </w:rPr>
+            </w:r>
+            <w:r>
+              <w:rPr>
+                <w:b w:val="0"/>
+                <w:sz w:val="18"/>
               </w:rPr>
               <w:t>saṅkhārupekkhā-ñāṇa</w:t>
             </w:r>
@@ -714,12 +744,15 @@
             <w:tcW w:type="dxa" w:w="3213"/>
           </w:tcPr>
           <w:p>
-            <w:pPr>
-              <w:spacing w:after="20"/>
-            </w:pPr>
             <w:r>
               <w:rPr>
-                <w:sz w:val="19"/>
+                <w:sz w:val="18"/>
+              </w:rPr>
+            </w:r>
+            <w:r>
+              <w:rPr>
+                <w:b w:val="0"/>
+                <w:sz w:val="18"/>
               </w:rPr>
               <w:t>对诸行法起舍心；「分水岭」</w:t>
             </w:r>
@@ -730,15 +763,18 @@
         <w:tc>
           <w:tcPr>
             <w:tcW w:type="dxa" w:w="3213"/>
-            <w:shd w:val="clear" w:color="auto" w:fill="F2F2F2"/>
+            <w:shd w:val="clear" w:fill="F2F5FA"/>
           </w:tcPr>
           <w:p>
-            <w:pPr>
-              <w:spacing w:after="20"/>
-            </w:pPr>
             <w:r>
               <w:rPr>
-                <w:sz w:val="19"/>
+                <w:sz w:val="18"/>
+              </w:rPr>
+            </w:r>
+            <w:r>
+              <w:rPr>
+                <w:b w:val="0"/>
+                <w:sz w:val="18"/>
               </w:rPr>
               <w:t>道智·果智</w:t>
             </w:r>
@@ -747,15 +783,18 @@
         <w:tc>
           <w:tcPr>
             <w:tcW w:type="dxa" w:w="3213"/>
-            <w:shd w:val="clear" w:color="auto" w:fill="F2F2F2"/>
+            <w:shd w:val="clear" w:fill="F2F5FA"/>
           </w:tcPr>
           <w:p>
-            <w:pPr>
-              <w:spacing w:after="20"/>
-            </w:pPr>
             <w:r>
               <w:rPr>
-                <w:sz w:val="19"/>
+                <w:sz w:val="18"/>
+              </w:rPr>
+            </w:r>
+            <w:r>
+              <w:rPr>
+                <w:b w:val="0"/>
+                <w:sz w:val="18"/>
               </w:rPr>
               <w:t>智见清净</w:t>
             </w:r>
@@ -764,15 +803,18 @@
         <w:tc>
           <w:tcPr>
             <w:tcW w:type="dxa" w:w="3213"/>
-            <w:shd w:val="clear" w:color="auto" w:fill="F2F2F2"/>
+            <w:shd w:val="clear" w:fill="F2F5FA"/>
           </w:tcPr>
           <w:p>
-            <w:pPr>
-              <w:spacing w:after="20"/>
-            </w:pPr>
             <w:r>
               <w:rPr>
-                <w:sz w:val="19"/>
+                <w:sz w:val="18"/>
+              </w:rPr>
+            </w:r>
+            <w:r>
+              <w:rPr>
+                <w:b w:val="0"/>
+                <w:sz w:val="18"/>
               </w:rPr>
               <w:t>证果；四道断烦恼</w:t>
             </w:r>
@@ -785,12 +827,15 @@
             <w:tcW w:type="dxa" w:w="3213"/>
           </w:tcPr>
           <w:p>
-            <w:pPr>
-              <w:spacing w:after="20"/>
-            </w:pPr>
             <w:r>
               <w:rPr>
-                <w:sz w:val="19"/>
+                <w:sz w:val="18"/>
+              </w:rPr>
+            </w:r>
+            <w:r>
+              <w:rPr>
+                <w:b w:val="0"/>
+                <w:sz w:val="18"/>
               </w:rPr>
               <w:t>法住智→涅槃智</w:t>
             </w:r>
@@ -801,12 +846,15 @@
             <w:tcW w:type="dxa" w:w="3213"/>
           </w:tcPr>
           <w:p>
-            <w:pPr>
-              <w:spacing w:after="20"/>
-            </w:pPr>
             <w:r>
               <w:rPr>
-                <w:sz w:val="19"/>
+                <w:sz w:val="18"/>
+              </w:rPr>
+            </w:r>
+            <w:r>
+              <w:rPr>
+                <w:b w:val="0"/>
+                <w:sz w:val="18"/>
               </w:rPr>
               <w:t>先见法住、再见涅槃</w:t>
             </w:r>
@@ -817,12 +865,15 @@
             <w:tcW w:type="dxa" w:w="3213"/>
           </w:tcPr>
           <w:p>
-            <w:pPr>
-              <w:spacing w:after="20"/>
-            </w:pPr>
             <w:r>
               <w:rPr>
-                <w:sz w:val="19"/>
+                <w:sz w:val="18"/>
+              </w:rPr>
+            </w:r>
+            <w:r>
+              <w:rPr>
+                <w:b w:val="0"/>
+                <w:sz w:val="18"/>
               </w:rPr>
               <w:t>先通达苦集，才能证灭</w:t>
             </w:r>
@@ -833,15 +884,18 @@
         <w:tc>
           <w:tcPr>
             <w:tcW w:type="dxa" w:w="3213"/>
-            <w:shd w:val="clear" w:color="auto" w:fill="F2F2F2"/>
+            <w:shd w:val="clear" w:fill="F2F5FA"/>
           </w:tcPr>
           <w:p>
-            <w:pPr>
-              <w:spacing w:after="20"/>
-            </w:pPr>
             <w:r>
               <w:rPr>
-                <w:sz w:val="19"/>
+                <w:sz w:val="18"/>
+              </w:rPr>
+            </w:r>
+            <w:r>
+              <w:rPr>
+                <w:b w:val="0"/>
+                <w:sz w:val="18"/>
               </w:rPr>
               <w:t>十种观杂染</w:t>
             </w:r>
@@ -850,15 +904,18 @@
         <w:tc>
           <w:tcPr>
             <w:tcW w:type="dxa" w:w="3213"/>
-            <w:shd w:val="clear" w:color="auto" w:fill="F2F2F2"/>
+            <w:shd w:val="clear" w:fill="F2F5FA"/>
           </w:tcPr>
           <w:p>
-            <w:pPr>
-              <w:spacing w:after="20"/>
-            </w:pPr>
             <w:r>
               <w:rPr>
-                <w:sz w:val="19"/>
+                <w:sz w:val="18"/>
+              </w:rPr>
+            </w:r>
+            <w:r>
+              <w:rPr>
+                <w:b w:val="0"/>
+                <w:sz w:val="18"/>
               </w:rPr>
               <w:t>观的随烦恼</w:t>
             </w:r>
@@ -867,15 +924,18 @@
         <w:tc>
           <w:tcPr>
             <w:tcW w:type="dxa" w:w="3213"/>
-            <w:shd w:val="clear" w:color="auto" w:fill="F2F2F2"/>
+            <w:shd w:val="clear" w:fill="F2F5FA"/>
           </w:tcPr>
           <w:p>
-            <w:pPr>
-              <w:spacing w:after="20"/>
-            </w:pPr>
             <w:r>
               <w:rPr>
-                <w:sz w:val="19"/>
+                <w:sz w:val="18"/>
+              </w:rPr>
+            </w:r>
+            <w:r>
+              <w:rPr>
+                <w:b w:val="0"/>
+                <w:sz w:val="18"/>
               </w:rPr>
               <w:t>光明·智·喜·乐…不可认作证果</w:t>
             </w:r>
@@ -888,12 +948,15 @@
             <w:tcW w:type="dxa" w:w="3213"/>
           </w:tcPr>
           <w:p>
-            <w:pPr>
-              <w:spacing w:after="20"/>
-            </w:pPr>
             <w:r>
               <w:rPr>
-                <w:sz w:val="19"/>
+                <w:sz w:val="18"/>
+              </w:rPr>
+            </w:r>
+            <w:r>
+              <w:rPr>
+                <w:b w:val="0"/>
+                <w:sz w:val="18"/>
               </w:rPr>
               <w:t>相等四法</w:t>
             </w:r>
@@ -904,12 +967,15 @@
             <w:tcW w:type="dxa" w:w="3213"/>
           </w:tcPr>
           <w:p>
-            <w:pPr>
-              <w:spacing w:after="20"/>
-            </w:pPr>
             <w:r>
               <w:rPr>
-                <w:sz w:val="19"/>
+                <w:sz w:val="18"/>
+              </w:rPr>
+            </w:r>
+            <w:r>
+              <w:rPr>
+                <w:b w:val="0"/>
+                <w:sz w:val="18"/>
               </w:rPr>
               <w:t>特相·作用·现起·近因</w:t>
             </w:r>
@@ -920,12 +986,15 @@
             <w:tcW w:type="dxa" w:w="3213"/>
           </w:tcPr>
           <w:p>
-            <w:pPr>
-              <w:spacing w:after="20"/>
-            </w:pPr>
             <w:r>
               <w:rPr>
-                <w:sz w:val="19"/>
+                <w:sz w:val="18"/>
+              </w:rPr>
+            </w:r>
+            <w:r>
+              <w:rPr>
+                <w:b w:val="0"/>
+                <w:sz w:val="18"/>
               </w:rPr>
               <w:t>辨识究竟法的工具</w:t>
             </w:r>
@@ -936,15 +1005,18 @@
         <w:tc>
           <w:tcPr>
             <w:tcW w:type="dxa" w:w="3213"/>
-            <w:shd w:val="clear" w:color="auto" w:fill="F2F2F2"/>
+            <w:shd w:val="clear" w:fill="F2F5FA"/>
           </w:tcPr>
           <w:p>
-            <w:pPr>
-              <w:spacing w:after="20"/>
-            </w:pPr>
             <w:r>
               <w:rPr>
-                <w:sz w:val="19"/>
+                <w:sz w:val="18"/>
+              </w:rPr>
+            </w:r>
+            <w:r>
+              <w:rPr>
+                <w:b w:val="0"/>
+                <w:sz w:val="18"/>
               </w:rPr>
               <w:t>三种遍知</w:t>
             </w:r>
@@ -953,15 +1025,18 @@
         <w:tc>
           <w:tcPr>
             <w:tcW w:type="dxa" w:w="3213"/>
-            <w:shd w:val="clear" w:color="auto" w:fill="F2F2F2"/>
+            <w:shd w:val="clear" w:fill="F2F5FA"/>
           </w:tcPr>
           <w:p>
-            <w:pPr>
-              <w:spacing w:after="20"/>
-            </w:pPr>
             <w:r>
               <w:rPr>
-                <w:sz w:val="19"/>
+                <w:sz w:val="18"/>
+              </w:rPr>
+            </w:r>
+            <w:r>
+              <w:rPr>
+                <w:b w:val="0"/>
+                <w:sz w:val="18"/>
               </w:rPr>
               <w:t>知遍知·审察遍知·断遍知</w:t>
             </w:r>
@@ -970,15 +1045,18 @@
         <w:tc>
           <w:tcPr>
             <w:tcW w:type="dxa" w:w="3213"/>
-            <w:shd w:val="clear" w:color="auto" w:fill="F2F2F2"/>
+            <w:shd w:val="clear" w:fill="F2F5FA"/>
           </w:tcPr>
           <w:p>
-            <w:pPr>
-              <w:spacing w:after="20"/>
-            </w:pPr>
             <w:r>
               <w:rPr>
-                <w:sz w:val="19"/>
+                <w:sz w:val="18"/>
+              </w:rPr>
+            </w:r>
+            <w:r>
+              <w:rPr>
+                <w:b w:val="0"/>
+                <w:sz w:val="18"/>
               </w:rPr>
               <w:t>名色/缘摄受智→思惟/生灭智→坏灭智…道智</w:t>
             </w:r>
@@ -991,12 +1069,15 @@
             <w:tcW w:type="dxa" w:w="3213"/>
           </w:tcPr>
           <w:p>
-            <w:pPr>
-              <w:spacing w:after="20"/>
-            </w:pPr>
             <w:r>
               <w:rPr>
-                <w:sz w:val="19"/>
+                <w:sz w:val="18"/>
+              </w:rPr>
+            </w:r>
+            <w:r>
+              <w:rPr>
+                <w:b w:val="0"/>
+                <w:sz w:val="18"/>
               </w:rPr>
               <w:t>行道 / 通达</w:t>
             </w:r>
@@ -1007,12 +1088,15 @@
             <w:tcW w:type="dxa" w:w="3213"/>
           </w:tcPr>
           <w:p>
-            <w:pPr>
-              <w:spacing w:after="20"/>
-            </w:pPr>
             <w:r>
               <w:rPr>
-                <w:sz w:val="19"/>
+                <w:sz w:val="18"/>
+              </w:rPr>
+            </w:r>
+            <w:r>
+              <w:rPr>
+                <w:b w:val="0"/>
+                <w:sz w:val="18"/>
               </w:rPr>
               <w:t>前三清净 / 后两清净</w:t>
             </w:r>
@@ -1023,12 +1107,15 @@
             <w:tcW w:type="dxa" w:w="3213"/>
           </w:tcPr>
           <w:p>
-            <w:pPr>
-              <w:spacing w:after="20"/>
-            </w:pPr>
             <w:r>
               <w:rPr>
-                <w:sz w:val="19"/>
+                <w:sz w:val="18"/>
+              </w:rPr>
+            </w:r>
+            <w:r>
+              <w:rPr>
+                <w:b w:val="0"/>
+                <w:sz w:val="18"/>
               </w:rPr>
               <w:t>用功的过程 / 证得的结果</w:t>
             </w:r>
@@ -1039,15 +1126,18 @@
         <w:tc>
           <w:tcPr>
             <w:tcW w:type="dxa" w:w="3213"/>
-            <w:shd w:val="clear" w:color="auto" w:fill="F2F2F2"/>
+            <w:shd w:val="clear" w:fill="F2F5FA"/>
           </w:tcPr>
           <w:p>
-            <w:pPr>
-              <w:spacing w:after="20"/>
-            </w:pPr>
             <w:r>
               <w:rPr>
-                <w:sz w:val="19"/>
+                <w:sz w:val="18"/>
+              </w:rPr>
+            </w:r>
+            <w:r>
+              <w:rPr>
+                <w:b w:val="0"/>
+                <w:sz w:val="18"/>
               </w:rPr>
               <w:t>乐/苦行道·速/迟通达</w:t>
             </w:r>
@@ -1056,15 +1146,18 @@
         <w:tc>
           <w:tcPr>
             <w:tcW w:type="dxa" w:w="3213"/>
-            <w:shd w:val="clear" w:color="auto" w:fill="F2F2F2"/>
+            <w:shd w:val="clear" w:fill="F2F5FA"/>
           </w:tcPr>
           <w:p>
-            <w:pPr>
-              <w:spacing w:after="20"/>
-            </w:pPr>
             <w:r>
               <w:rPr>
-                <w:sz w:val="19"/>
+                <w:sz w:val="18"/>
+              </w:rPr>
+            </w:r>
+            <w:r>
+              <w:rPr>
+                <w:b w:val="0"/>
+                <w:sz w:val="18"/>
               </w:rPr>
               <w:t>顺逆 / 快慢</w:t>
             </w:r>
@@ -1073,15 +1166,18 @@
         <w:tc>
           <w:tcPr>
             <w:tcW w:type="dxa" w:w="3213"/>
-            <w:shd w:val="clear" w:color="auto" w:fill="F2F2F2"/>
+            <w:shd w:val="clear" w:fill="F2F5FA"/>
           </w:tcPr>
           <w:p>
-            <w:pPr>
-              <w:spacing w:after="20"/>
-            </w:pPr>
             <w:r>
               <w:rPr>
-                <w:sz w:val="19"/>
+                <w:sz w:val="18"/>
+              </w:rPr>
+            </w:r>
+            <w:r>
+              <w:rPr>
+                <w:b w:val="0"/>
+                <w:sz w:val="18"/>
               </w:rPr>
               <w:t>过程差异，非高下</w:t>
             </w:r>
@@ -1090,288 +1186,261 @@
       </w:tr>
     </w:tbl>
     <w:p>
-      <w:pPr>
-        <w:spacing w:before="160" w:after="80"/>
-      </w:pPr>
-      <w:r>
-        <w:rPr>
-          <w:rFonts w:ascii="Microsoft YaHei" w:hAnsi="Microsoft YaHei" w:eastAsia="Microsoft YaHei"/>
+      <w:r>
+        <w:rPr>
           <w:b/>
-          <w:color w:val="1E5631"/>
-          <w:sz w:val="28"/>
+          <w:color w:val="1E4620"/>
+          <w:sz w:val="26"/>
         </w:rPr>
         <w:t>🧘 静心开场</w:t>
       </w:r>
     </w:p>
     <w:p>
       <w:pPr>
-        <w:spacing w:before="40" w:after="80"/>
-        <w:ind w:left="283"/>
-        <w:shd w:val="clear" w:color="auto" w:fill="EDF6EF"/>
+        <w:ind w:left="170"/>
         <w:pBdr>
-          <w:left w:val="single" w:sz="20" w:space="6" w:color="1E5631"/>
+          <w:left w:val="single" w:sz="18" w:space="4" w:color="1E4620"/>
         </w:pBdr>
+        <w:shd w:val="clear" w:fill="F2F5FA"/>
       </w:pPr>
       <w:r>
         <w:rPr>
           <w:b/>
-          <w:sz w:val="20"/>
         </w:rPr>
         <w:t>主持人引导语（照读即可）</w:t>
       </w:r>
     </w:p>
     <w:p>
       <w:pPr>
-        <w:spacing w:before="40" w:after="80"/>
-        <w:ind w:left="283"/>
-        <w:shd w:val="clear" w:color="auto" w:fill="EDF6EF"/>
+        <w:ind w:left="170"/>
         <w:pBdr>
-          <w:left w:val="single" w:sz="20" w:space="6" w:color="1E5631"/>
+          <w:left w:val="single" w:sz="18" w:space="4" w:color="1E4620"/>
         </w:pBdr>
-      </w:pPr>
-      <w:r>
-        <w:rPr>
-          <w:sz w:val="20"/>
+        <w:shd w:val="clear" w:fill="F2F5FA"/>
+      </w:pPr>
+      <w:r>
+        <w:rPr>
+          <w:b w:val="0"/>
         </w:rPr>
         <w:t>各位法友，请把身体坐正，脊柱自然挺直，双手轻轻放在膝盖上。眼睛可以闭上，也可以半睁着，看着前方地面。</w:t>
       </w:r>
     </w:p>
     <w:p>
       <w:pPr>
-        <w:spacing w:before="40" w:after="80"/>
-        <w:ind w:left="283"/>
-        <w:shd w:val="clear" w:color="auto" w:fill="EDF6EF"/>
+        <w:ind w:left="170"/>
         <w:pBdr>
-          <w:left w:val="single" w:sz="20" w:space="6" w:color="1E5631"/>
+          <w:left w:val="single" w:sz="18" w:space="4" w:color="1E4620"/>
         </w:pBdr>
-      </w:pPr>
-      <w:r>
-        <w:rPr>
-          <w:sz w:val="20"/>
+        <w:shd w:val="clear" w:fill="F2F5FA"/>
+      </w:pPr>
+      <w:r>
+        <w:rPr>
+          <w:b w:val="0"/>
         </w:rPr>
         <w:t>我们先做三次深呼吸。慢慢地吸气……慢慢地呼气……再一次，吸气……呼气……第三次，吸气……呼气。感觉一下，身体是不是松了一点。</w:t>
       </w:r>
     </w:p>
     <w:p>
       <w:pPr>
-        <w:spacing w:before="40" w:after="80"/>
-        <w:ind w:left="283"/>
-        <w:shd w:val="clear" w:color="auto" w:fill="EDF6EF"/>
+        <w:ind w:left="170"/>
         <w:pBdr>
-          <w:left w:val="single" w:sz="20" w:space="6" w:color="1E5631"/>
+          <w:left w:val="single" w:sz="18" w:space="4" w:color="1E4620"/>
         </w:pBdr>
-      </w:pPr>
-      <w:r>
-        <w:rPr>
-          <w:sz w:val="20"/>
+        <w:shd w:val="clear" w:fill="F2F5FA"/>
+      </w:pPr>
+      <w:r>
+        <w:rPr>
+          <w:b w:val="0"/>
         </w:rPr>
         <w:t>现在，把注意力轻轻放在鼻端或腹部，知道这一口气的进与出。不需要控制呼吸，只需要</w:t>
       </w:r>
       <w:r>
         <w:rPr>
           <w:b/>
-          <w:sz w:val="20"/>
         </w:rPr>
         <w:t>知道</w:t>
       </w:r>
       <w:r>
         <w:rPr>
-          <w:sz w:val="20"/>
+          <w:b w:val="0"/>
         </w:rPr>
         <w:t>它在。有念头来了，没关系，看见了，就轻轻回到呼吸上。回来，就是练习。</w:t>
       </w:r>
     </w:p>
     <w:p>
       <w:pPr>
-        <w:spacing w:before="40" w:after="80"/>
-        <w:ind w:left="283"/>
-        <w:shd w:val="clear" w:color="auto" w:fill="EDF6EF"/>
+        <w:ind w:left="170"/>
         <w:pBdr>
-          <w:left w:val="single" w:sz="20" w:space="6" w:color="1E5631"/>
+          <w:left w:val="single" w:sz="18" w:space="4" w:color="1E4620"/>
         </w:pBdr>
-      </w:pPr>
-      <w:r>
-        <w:rPr>
-          <w:sz w:val="20"/>
+        <w:shd w:val="clear" w:fill="F2F5FA"/>
+      </w:pPr>
+      <w:r>
+        <w:rPr>
+          <w:b w:val="0"/>
         </w:rPr>
         <w:t>（静默约 2 分钟）</w:t>
       </w:r>
     </w:p>
     <w:p>
       <w:pPr>
-        <w:spacing w:before="40" w:after="80"/>
-        <w:ind w:left="283"/>
-        <w:shd w:val="clear" w:color="auto" w:fill="EDF6EF"/>
+        <w:ind w:left="170"/>
         <w:pBdr>
-          <w:left w:val="single" w:sz="20" w:space="6" w:color="1E5631"/>
+          <w:left w:val="single" w:sz="18" w:space="4" w:color="1E4620"/>
         </w:pBdr>
-      </w:pPr>
-      <w:r>
-        <w:rPr>
-          <w:sz w:val="20"/>
+        <w:shd w:val="clear" w:fill="F2F5FA"/>
+      </w:pPr>
+      <w:r>
+        <w:rPr>
+          <w:b w:val="0"/>
         </w:rPr>
         <w:t>好，我们带着这份安静，一起走进今天的主题——一张「看得见的路」：七清净与十六观智。请把心开放一点：今天不是要背下十六个名词，而是要</w:t>
       </w:r>
       <w:r>
         <w:rPr>
           <w:b/>
-          <w:sz w:val="20"/>
         </w:rPr>
         <w:t>看清一条路怎么走</w:t>
       </w:r>
       <w:r>
         <w:rPr>
-          <w:sz w:val="20"/>
+          <w:b w:val="0"/>
         </w:rPr>
         <w:t>。</w:t>
       </w:r>
     </w:p>
     <w:p>
       <w:pPr>
-        <w:spacing w:before="40" w:after="80"/>
-        <w:ind w:left="283"/>
-        <w:shd w:val="clear" w:color="auto" w:fill="EDF6EF"/>
+        <w:ind w:left="170"/>
         <w:pBdr>
-          <w:left w:val="single" w:sz="20" w:space="6" w:color="1E5631"/>
+          <w:left w:val="single" w:sz="18" w:space="4" w:color="1E4620"/>
         </w:pBdr>
-      </w:pPr>
-      <w:r>
-        <w:rPr>
-          <w:sz w:val="20"/>
+        <w:shd w:val="clear" w:fill="F2F5FA"/>
+      </w:pPr>
+      <w:r>
+        <w:rPr>
+          <w:b w:val="0"/>
         </w:rPr>
         <w:t>（敲磬一下进入静默，60 秒后轻敲一下，进入共读。）</w:t>
       </w:r>
     </w:p>
     <w:p>
       <w:pPr>
-        <w:spacing w:before="40" w:after="80"/>
-        <w:ind w:left="283"/>
-        <w:shd w:val="clear" w:color="auto" w:fill="EDF6EF"/>
+        <w:ind w:left="170"/>
         <w:pBdr>
-          <w:left w:val="single" w:sz="20" w:space="6" w:color="1E5631"/>
+          <w:left w:val="single" w:sz="18" w:space="4" w:color="1E4620"/>
         </w:pBdr>
-      </w:pPr>
-      <w:r>
-        <w:rPr>
-          <w:sz w:val="20"/>
+        <w:shd w:val="clear" w:fill="F2F5FA"/>
+      </w:pPr>
+      <w:r>
+        <w:rPr>
+          <w:b w:val="0"/>
         </w:rPr>
         <w:t xml:space="preserve">💬 </w:t>
       </w:r>
       <w:r>
         <w:rPr>
           <w:b/>
-          <w:sz w:val="20"/>
         </w:rPr>
         <w:t>破冰｜3–5分钟</w:t>
       </w:r>
       <w:r>
         <w:rPr>
-          <w:sz w:val="20"/>
+          <w:b w:val="0"/>
         </w:rPr>
         <w:t>：如果修行像一张地图，你现在大概站在哪个位置？说出来，没有对错。</w:t>
       </w:r>
     </w:p>
     <w:p>
       <w:pPr>
-        <w:spacing w:before="40" w:after="80"/>
-        <w:ind w:left="283"/>
-        <w:shd w:val="clear" w:color="auto" w:fill="EDF6EF"/>
+        <w:ind w:left="170"/>
         <w:pBdr>
-          <w:left w:val="single" w:sz="20" w:space="6" w:color="1E5631"/>
+          <w:left w:val="single" w:sz="18" w:space="4" w:color="1E4620"/>
         </w:pBdr>
-      </w:pPr>
-      <w:r>
-        <w:rPr>
-          <w:sz w:val="20"/>
+        <w:shd w:val="clear" w:fill="F2F5FA"/>
+      </w:pPr>
+      <w:r>
+        <w:rPr>
+          <w:b w:val="0"/>
         </w:rPr>
         <w:t xml:space="preserve">🛡️ </w:t>
       </w:r>
       <w:r>
         <w:rPr>
           <w:b/>
-          <w:sz w:val="20"/>
         </w:rPr>
         <w:t>心理安全三约定</w:t>
       </w:r>
       <w:r>
         <w:rPr>
-          <w:sz w:val="20"/>
+          <w:b w:val="0"/>
         </w:rPr>
         <w:t xml:space="preserve">（每次开场在心里过一遍）：① </w:t>
       </w:r>
       <w:r>
         <w:rPr>
           <w:b/>
-          <w:sz w:val="20"/>
         </w:rPr>
         <w:t>保密</w:t>
       </w:r>
       <w:r>
         <w:rPr>
-          <w:sz w:val="20"/>
+          <w:b w:val="0"/>
         </w:rPr>
         <w:t xml:space="preserve">——这里说的话不出这间屋子；② </w:t>
       </w:r>
       <w:r>
         <w:rPr>
           <w:b/>
-          <w:sz w:val="20"/>
         </w:rPr>
         <w:t>不评判</w:t>
       </w:r>
       <w:r>
         <w:rPr>
-          <w:sz w:val="20"/>
+          <w:b w:val="0"/>
         </w:rPr>
         <w:t xml:space="preserve">——不评价任何人的分享，也不急着评价自己；③ </w:t>
       </w:r>
       <w:r>
         <w:rPr>
           <w:b/>
-          <w:sz w:val="20"/>
         </w:rPr>
         <w:t>可随时暂停</w:t>
       </w:r>
       <w:r>
         <w:rPr>
-          <w:sz w:val="20"/>
+          <w:b w:val="0"/>
         </w:rPr>
         <w:t>——任何时候觉得不舒服，都可以停下来休息、喝水或离开，不需要解释。</w:t>
       </w:r>
     </w:p>
     <w:p>
-      <w:pPr>
-        <w:spacing w:before="160" w:after="80"/>
-      </w:pPr>
-      <w:r>
-        <w:rPr>
-          <w:rFonts w:ascii="Microsoft YaHei" w:hAnsi="Microsoft YaHei" w:eastAsia="Microsoft YaHei"/>
+      <w:r>
+        <w:rPr>
           <w:b/>
-          <w:color w:val="1E5631"/>
-          <w:sz w:val="28"/>
+          <w:color w:val="1E4620"/>
+          <w:sz w:val="26"/>
         </w:rPr>
         <w:t>📖 共读原文</w:t>
       </w:r>
     </w:p>
     <w:p>
       <w:pPr>
-        <w:spacing w:before="40" w:after="80"/>
-        <w:ind w:left="283"/>
-        <w:shd w:val="clear" w:color="auto" w:fill="EDF6EF"/>
+        <w:ind w:left="170"/>
         <w:pBdr>
-          <w:left w:val="single" w:sz="20" w:space="6" w:color="1E5631"/>
+          <w:left w:val="single" w:sz="18" w:space="4" w:color="1E4620"/>
         </w:pBdr>
+        <w:shd w:val="clear" w:fill="F2F5FA"/>
       </w:pPr>
       <w:r>
         <w:rPr>
           <w:b/>
-          <w:sz w:val="20"/>
         </w:rPr>
         <w:t>【本周朗读段 · 开始】</w:t>
       </w:r>
       <w:r>
         <w:rPr>
-          <w:sz w:val="20"/>
+          <w:b w:val="0"/>
         </w:rPr>
         <w:t>（本段约 3508 字，供中等稍慢朗读，约 20 分钟；其余为默读／选读／延伸内容）</w:t>
       </w:r>
@@ -1380,116 +1449,79 @@
       <w:r>
         <w:rPr>
           <w:b/>
-          <w:sz w:val="21"/>
         </w:rPr>
         <w:t>材料①</w:t>
       </w:r>
       <w:r>
         <w:rPr>
-          <w:sz w:val="21"/>
+          <w:b w:val="0"/>
         </w:rPr>
         <w:t xml:space="preserve"> ★核心：《如来禅修学体系介绍37》（音声）</w:t>
       </w:r>
     </w:p>
     <w:p>
       <w:pPr>
-        <w:ind w:left="340"/>
-      </w:pPr>
-      <w:r>
-        <w:rPr>
-          <w:color w:val="1E5631"/>
-          <w:sz w:val="21"/>
-        </w:rPr>
-        <w:t xml:space="preserve">• </w:t>
-      </w:r>
-      <w:r>
-        <w:rPr>
-          <w:sz w:val="21"/>
+        <w:pStyle w:val="ListBullet"/>
+      </w:pPr>
+      <w:r>
+        <w:rPr>
+          <w:b w:val="0"/>
         </w:rPr>
         <w:t>文件类型：音声（录音转写）</w:t>
       </w:r>
     </w:p>
     <w:p>
       <w:pPr>
-        <w:ind w:left="340"/>
-      </w:pPr>
-      <w:r>
-        <w:rPr>
-          <w:color w:val="1E5631"/>
-          <w:sz w:val="21"/>
-        </w:rPr>
-        <w:t xml:space="preserve">• </w:t>
-      </w:r>
-      <w:r>
-        <w:rPr>
-          <w:sz w:val="21"/>
+        <w:pStyle w:val="ListBullet"/>
+      </w:pPr>
+      <w:r>
+        <w:rPr>
+          <w:b w:val="0"/>
         </w:rPr>
         <w:t>知识库出处：古源尊者开示及上座部佛教资料</w:t>
       </w:r>
     </w:p>
     <w:p>
       <w:pPr>
-        <w:ind w:left="340"/>
-      </w:pPr>
-      <w:r>
-        <w:rPr>
-          <w:color w:val="1E5631"/>
-          <w:sz w:val="21"/>
-        </w:rPr>
-        <w:t xml:space="preserve">• </w:t>
-      </w:r>
-      <w:r>
-        <w:rPr>
-          <w:sz w:val="21"/>
-        </w:rPr>
-        <w:t>media_id：`soundrecording_d0dd1c0cd17209afe241ece24bf6b7b4_43f2bf3140283350e0e47de2f3320f167439961422831605`</w:t>
+        <w:pStyle w:val="ListBullet"/>
+      </w:pPr>
+      <w:r>
+        <w:rPr>
+          <w:b w:val="0"/>
+        </w:rPr>
+        <w:t>media_id：soundrecording_d0dd1c0cd17209afe241ece24bf6b7b4_43f2bf3140283350e0e47de2f3320f167439961422831605</w:t>
       </w:r>
     </w:p>
     <w:p>
       <w:pPr>
-        <w:ind w:left="340"/>
-      </w:pPr>
-      <w:r>
-        <w:rPr>
-          <w:color w:val="1E5631"/>
-          <w:sz w:val="21"/>
-        </w:rPr>
-        <w:t xml:space="preserve">• </w:t>
-      </w:r>
-      <w:r>
-        <w:rPr>
-          <w:sz w:val="21"/>
+        <w:pStyle w:val="ListBullet"/>
+      </w:pPr>
+      <w:r>
+        <w:rPr>
+          <w:b w:val="0"/>
         </w:rPr>
         <w:t>打开方式：ima知识库搜索「如来禅修学体系介绍37」</w:t>
       </w:r>
     </w:p>
     <w:p>
       <w:pPr>
-        <w:ind w:left="340"/>
-      </w:pPr>
-      <w:r>
-        <w:rPr>
-          <w:color w:val="1E5631"/>
-          <w:sz w:val="21"/>
-        </w:rPr>
-        <w:t xml:space="preserve">• </w:t>
-      </w:r>
-      <w:r>
-        <w:rPr>
-          <w:sz w:val="21"/>
+        <w:pStyle w:val="ListBullet"/>
+      </w:pPr>
+      <w:r>
+        <w:rPr>
+          <w:b w:val="0"/>
         </w:rPr>
         <w:t>说明：本材料未见《_禁用清单_读书会01-17已用media_id.txt》，</w:t>
       </w:r>
       <w:r>
         <w:rPr>
           <w:b/>
-          <w:sz w:val="21"/>
         </w:rPr>
         <w:t>0 命中</w:t>
       </w:r>
       <w:r>
         <w:rPr>
-          <w:sz w:val="21"/>
+          <w:b w:val="0"/>
         </w:rPr>
         <w:t>；标题加「（依据录音转写整理，已校对明显同音错字）」，时间码与（ ）内整理注记为出处标记，朗读时跳过。</w:t>
       </w:r>
@@ -1498,55 +1530,51 @@
       <w:r>
         <w:rPr>
           <w:b/>
-          <w:sz w:val="21"/>
         </w:rPr>
         <w:t>一、七清净的次第：从戒清净到智见清净（依据录音转写整理，已校对明显同音错字）</w:t>
       </w:r>
     </w:p>
     <w:p>
       <w:pPr>
-        <w:spacing w:before="40" w:after="80"/>
-        <w:ind w:left="283"/>
-        <w:shd w:val="clear" w:color="auto" w:fill="EDF6EF"/>
+        <w:ind w:left="170"/>
         <w:pBdr>
-          <w:left w:val="single" w:sz="20" w:space="6" w:color="1E5631"/>
+          <w:left w:val="single" w:sz="18" w:space="4" w:color="1E4620"/>
         </w:pBdr>
-      </w:pPr>
-      <w:r>
-        <w:rPr>
-          <w:sz w:val="20"/>
+        <w:shd w:val="clear" w:fill="F2F5FA"/>
+      </w:pPr>
+      <w:r>
+        <w:rPr>
+          <w:b w:val="0"/>
         </w:rPr>
         <w:t>[00:34:31.150] 好那这个即。这个我们在日常生活中，也要去对镜观察。你认得所有的色运品、受运品、想运品、行运品、食运品、缘起品的这些诸法的它的特性，然后再用到生活上来。好，那么这个思维制之后，就是开始修官，那我从七清进的角度上来讲。</w:t>
       </w:r>
     </w:p>
     <w:p>
       <w:pPr>
-        <w:spacing w:before="40" w:after="80"/>
-        <w:ind w:left="283"/>
-        <w:shd w:val="clear" w:color="auto" w:fill="EDF6EF"/>
+        <w:ind w:left="170"/>
         <w:pBdr>
-          <w:left w:val="single" w:sz="20" w:space="6" w:color="1E5631"/>
+          <w:left w:val="single" w:sz="18" w:space="4" w:color="1E4620"/>
         </w:pBdr>
-      </w:pPr>
-      <w:r>
-        <w:rPr>
-          <w:sz w:val="20"/>
+        <w:shd w:val="clear" w:fill="F2F5FA"/>
+      </w:pPr>
+      <w:r>
+        <w:rPr>
+          <w:b w:val="0"/>
         </w:rPr>
         <w:t>[00:35:03.920] 我们说去清净，首先是戒清净，那下来是心清净，就是这种修止的业处。然后是见清净，见清净就是名色分别智就看到所有的名色。那下来，第四个是度疑清净，我们刚才讲的缘色受智好，那么再下来是这个道非道智见清净，道非道智见清净，就包含了这个若干种官制。</w:t>
       </w:r>
     </w:p>
     <w:p>
       <w:pPr>
-        <w:spacing w:before="40" w:after="80"/>
-        <w:ind w:left="283"/>
-        <w:shd w:val="clear" w:color="auto" w:fill="EDF6EF"/>
+        <w:ind w:left="170"/>
         <w:pBdr>
-          <w:left w:val="single" w:sz="20" w:space="6" w:color="1E5631"/>
+          <w:left w:val="single" w:sz="18" w:space="4" w:color="1E4620"/>
         </w:pBdr>
-      </w:pPr>
-      <w:r>
-        <w:rPr>
-          <w:sz w:val="20"/>
+        <w:shd w:val="clear" w:fill="F2F5FA"/>
+      </w:pPr>
+      <w:r>
+        <w:rPr>
+          <w:b w:val="0"/>
         </w:rPr>
         <w:t>[00:35:30.540] 这我们讲阿毗达摩，是把观智的真正的观智，分成四维智，生灭智坏灭智，护位智，过患智，厌离智，欲解脱制，审查智行者智和随顺智，</w:t>
       </w:r>
@@ -1555,39 +1583,36 @@
       <w:r>
         <w:rPr>
           <w:b/>
-          <w:sz w:val="21"/>
         </w:rPr>
         <w:t>二、观智从何开始·十种观智（依据录音转写整理，已校对明显同音错字）</w:t>
       </w:r>
     </w:p>
     <w:p>
       <w:pPr>
-        <w:spacing w:before="40" w:after="80"/>
-        <w:ind w:left="283"/>
-        <w:shd w:val="clear" w:color="auto" w:fill="EDF6EF"/>
+        <w:ind w:left="170"/>
         <w:pBdr>
-          <w:left w:val="single" w:sz="20" w:space="6" w:color="1E5631"/>
+          <w:left w:val="single" w:sz="18" w:space="4" w:color="1E4620"/>
         </w:pBdr>
-      </w:pPr>
-      <w:r>
-        <w:rPr>
-          <w:sz w:val="20"/>
+        <w:shd w:val="clear" w:fill="F2F5FA"/>
+      </w:pPr>
+      <w:r>
+        <w:rPr>
+          <w:b w:val="0"/>
         </w:rPr>
         <w:t>[00:32:00.260] 这菩提灭道的案例，它是这样的。好，当我们已经成就度已成清净，我们就真正的开始进入修观的阶段，就前面都还不是修官，它是预备制，有的称为叫预备制，有的称为叫法住制。那真正修官，是从度已清净以后才开始修的。</w:t>
       </w:r>
     </w:p>
     <w:p>
       <w:pPr>
-        <w:spacing w:before="40" w:after="80"/>
-        <w:ind w:left="283"/>
-        <w:shd w:val="clear" w:color="auto" w:fill="EDF6EF"/>
+        <w:ind w:left="170"/>
         <w:pBdr>
-          <w:left w:val="single" w:sz="20" w:space="6" w:color="1E5631"/>
+          <w:left w:val="single" w:sz="18" w:space="4" w:color="1E4620"/>
         </w:pBdr>
-      </w:pPr>
-      <w:r>
-        <w:rPr>
-          <w:sz w:val="20"/>
+        <w:shd w:val="clear" w:fill="F2F5FA"/>
+      </w:pPr>
+      <w:r>
+        <w:rPr>
+          <w:b w:val="0"/>
         </w:rPr>
         <w:t>[00:32:23.460] 那么观制，在这个佛陀的教导里面，总共有十种观制。十种观制，就从思维智开始。</w:t>
       </w:r>
@@ -1596,39 +1621,36 @@
       <w:r>
         <w:rPr>
           <w:b/>
-          <w:sz w:val="21"/>
         </w:rPr>
         <w:t>三、道非道智见清净·十种观杂染（依据录音转写整理，已校对明显同音错字）</w:t>
       </w:r>
     </w:p>
     <w:p>
       <w:pPr>
-        <w:spacing w:before="40" w:after="80"/>
-        <w:ind w:left="283"/>
-        <w:shd w:val="clear" w:color="auto" w:fill="EDF6EF"/>
+        <w:ind w:left="170"/>
         <w:pBdr>
-          <w:left w:val="single" w:sz="20" w:space="6" w:color="1E5631"/>
+          <w:left w:val="single" w:sz="18" w:space="4" w:color="1E4620"/>
         </w:pBdr>
-      </w:pPr>
-      <w:r>
-        <w:rPr>
-          <w:sz w:val="20"/>
+        <w:shd w:val="clear" w:fill="F2F5FA"/>
+      </w:pPr>
+      <w:r>
+        <w:rPr>
+          <w:b w:val="0"/>
         </w:rPr>
         <w:t>[00:45:53.195] 最后，会有十种观的杂染，会升起来十种观的杂染，就称为就是。比如说，你的观智会变得非常锐利，光明会非常明亮。你的喜非常强，然后乐也非常强。然后，你感觉好像我就已经是圣者了，我是啊哈哈，这个就是要看到这个十种观的污染，然后要破除这十种观的污染，怎么破除？就看它快乐也是无常苦的喜也是无常苦，我的光明也是无常苦，我的，那种很睿智的观字，其实也是一串的心路，它也是无常苦我的。然后你会从这个四种观的染污里面解脱出来。</w:t>
       </w:r>
     </w:p>
     <w:p>
       <w:pPr>
-        <w:spacing w:before="40" w:after="80"/>
-        <w:ind w:left="283"/>
-        <w:shd w:val="clear" w:color="auto" w:fill="EDF6EF"/>
+        <w:ind w:left="170"/>
         <w:pBdr>
-          <w:left w:val="single" w:sz="20" w:space="6" w:color="1E5631"/>
+          <w:left w:val="single" w:sz="18" w:space="4" w:color="1E4620"/>
         </w:pBdr>
-      </w:pPr>
-      <w:r>
-        <w:rPr>
-          <w:sz w:val="20"/>
+        <w:shd w:val="clear" w:fill="F2F5FA"/>
+      </w:pPr>
+      <w:r>
+        <w:rPr>
+          <w:b w:val="0"/>
         </w:rPr>
         <w:t>[00:46:34.540] 我，你养成这个习惯以后，就任何的好美好的现象，因为没有美好的现象，除了涅槃，涅槃是没有名色的。你只要能看到名色美好的，都观察的无常苦，你就不会去道非道也不会入魔。</w:t>
       </w:r>
@@ -1637,55 +1659,51 @@
       <w:r>
         <w:rPr>
           <w:b/>
-          <w:sz w:val="21"/>
         </w:rPr>
         <w:t>四、行道智见清净·行舍智（依据录音转写整理，已校对明显同音错字）</w:t>
       </w:r>
     </w:p>
     <w:p>
       <w:pPr>
-        <w:spacing w:before="40" w:after="80"/>
-        <w:ind w:left="283"/>
-        <w:shd w:val="clear" w:color="auto" w:fill="EDF6EF"/>
+        <w:ind w:left="170"/>
         <w:pBdr>
-          <w:left w:val="single" w:sz="20" w:space="6" w:color="1E5631"/>
+          <w:left w:val="single" w:sz="18" w:space="4" w:color="1E4620"/>
         </w:pBdr>
-      </w:pPr>
-      <w:r>
-        <w:rPr>
-          <w:sz w:val="20"/>
+        <w:shd w:val="clear" w:fill="F2F5FA"/>
+      </w:pPr>
+      <w:r>
+        <w:rPr>
+          <w:b w:val="0"/>
         </w:rPr>
         <w:t>[00:53:06.760] 好，那么过患字。就是这个时候，我们透彻的看到这个过患，就是这些名法色法缘起法，它极其快速的生灭……哪些过患？无常是过患，苦是过患，无我是过患，以及变异，它是过患，那就会生起这种过患之然后下，就是厌离之好。当如此透彻的看到这些过患的时候，对三界三世一切行法他就会生起厌离，那这个叫厌离随观制。</w:t>
       </w:r>
     </w:p>
     <w:p>
       <w:pPr>
-        <w:spacing w:before="40" w:after="80"/>
-        <w:ind w:left="283"/>
-        <w:shd w:val="clear" w:color="auto" w:fill="EDF6EF"/>
+        <w:ind w:left="170"/>
         <w:pBdr>
-          <w:left w:val="single" w:sz="20" w:space="6" w:color="1E5631"/>
+          <w:left w:val="single" w:sz="18" w:space="4" w:color="1E4620"/>
         </w:pBdr>
-      </w:pPr>
-      <w:r>
-        <w:rPr>
-          <w:sz w:val="20"/>
+        <w:shd w:val="clear" w:fill="F2F5FA"/>
+      </w:pPr>
+      <w:r>
+        <w:rPr>
+          <w:b w:val="0"/>
         </w:rPr>
         <w:t>[00:55:34.220] 就桑卡鲁巴拉亚，那这个是叫行舍智。我们说行舍智，是菩萨道行者跟解道行行者的分水岭。</w:t>
       </w:r>
     </w:p>
     <w:p>
       <w:pPr>
-        <w:spacing w:before="40" w:after="80"/>
-        <w:ind w:left="283"/>
-        <w:shd w:val="clear" w:color="auto" w:fill="EDF6EF"/>
+        <w:ind w:left="170"/>
         <w:pBdr>
-          <w:left w:val="single" w:sz="20" w:space="6" w:color="1E5631"/>
+          <w:left w:val="single" w:sz="18" w:space="4" w:color="1E4620"/>
         </w:pBdr>
-      </w:pPr>
-      <w:r>
-        <w:rPr>
-          <w:sz w:val="20"/>
+        <w:shd w:val="clear" w:fill="F2F5FA"/>
+      </w:pPr>
+      <w:r>
+        <w:rPr>
+          <w:b w:val="0"/>
         </w:rPr>
         <w:t>[00:57:17.825] 让你的性根跟慧根平衡，清静根跟病根平衡。只有这个五根平衡的时候，那道字和果子才会升起。</w:t>
       </w:r>
@@ -1694,103 +1712,96 @@
       <w:r>
         <w:rPr>
           <w:b/>
-          <w:sz w:val="21"/>
         </w:rPr>
         <w:t>五、智见清净·道果证悟与四道断烦恼（依据录音转写整理，已校对明显同音错字）</w:t>
       </w:r>
     </w:p>
     <w:p>
       <w:pPr>
-        <w:spacing w:before="40" w:after="80"/>
-        <w:ind w:left="283"/>
-        <w:shd w:val="clear" w:color="auto" w:fill="EDF6EF"/>
+        <w:ind w:left="170"/>
         <w:pBdr>
-          <w:left w:val="single" w:sz="20" w:space="6" w:color="1E5631"/>
+          <w:left w:val="single" w:sz="18" w:space="4" w:color="1E4620"/>
         </w:pBdr>
-      </w:pPr>
-      <w:r>
-        <w:rPr>
-          <w:sz w:val="20"/>
+        <w:shd w:val="clear" w:fill="F2F5FA"/>
+      </w:pPr>
+      <w:r>
+        <w:rPr>
+          <w:b w:val="0"/>
         </w:rPr>
         <w:t>[00:57:17.825] 好，那么最后是自见清净。自见清净就是正果了。好，那正果，就是初果、二果三果四果。</w:t>
       </w:r>
     </w:p>
     <w:p>
       <w:pPr>
-        <w:spacing w:before="40" w:after="80"/>
-        <w:ind w:left="283"/>
-        <w:shd w:val="clear" w:color="auto" w:fill="EDF6EF"/>
+        <w:ind w:left="170"/>
         <w:pBdr>
-          <w:left w:val="single" w:sz="20" w:space="6" w:color="1E5631"/>
+          <w:left w:val="single" w:sz="18" w:space="4" w:color="1E4620"/>
         </w:pBdr>
-      </w:pPr>
-      <w:r>
-        <w:rPr>
-          <w:sz w:val="20"/>
+        <w:shd w:val="clear" w:fill="F2F5FA"/>
+      </w:pPr>
+      <w:r>
+        <w:rPr>
+          <w:b w:val="0"/>
         </w:rPr>
         <w:t>[00:57:37.725] 那么对于这个须陀洹道，它是断掉见，见结接近取结疑节……斯罗行道，它是对这个欲贪和嗔慧，削进一步的削弱。阿拉汉道，就彻底的断除欲贪和嗔慧。那阿拉汉道，再把这个色贪劫无色贪劫调举劫慢劫和无名劫，再把它干掉，这个就是四道，</w:t>
       </w:r>
     </w:p>
     <w:p>
       <w:pPr>
-        <w:spacing w:before="40" w:after="80"/>
-        <w:ind w:left="283"/>
-        <w:shd w:val="clear" w:color="auto" w:fill="EDF6EF"/>
+        <w:ind w:left="170"/>
         <w:pBdr>
-          <w:left w:val="single" w:sz="20" w:space="6" w:color="1E5631"/>
+          <w:left w:val="single" w:sz="18" w:space="4" w:color="1E4620"/>
         </w:pBdr>
-      </w:pPr>
-      <w:r>
-        <w:rPr>
-          <w:sz w:val="20"/>
+        <w:shd w:val="clear" w:fill="F2F5FA"/>
+      </w:pPr>
+      <w:r>
+        <w:rPr>
+          <w:b w:val="0"/>
         </w:rPr>
         <w:t>[00:58:32.700] 好，那我们从行舍智。行舍智，这个成熟以后，你再修习再继续观察诸行法的无常苦我三相当五根平衡的时候，道果将会升起。这是一个道果心路……心舍弃诸行之后，生起不再看到行之坏灭，而进入无形有无生无灭的寂静涅槃。</w:t>
       </w:r>
     </w:p>
     <w:p>
       <w:pPr>
-        <w:spacing w:before="40" w:after="80"/>
-        <w:ind w:left="283"/>
-        <w:shd w:val="clear" w:color="auto" w:fill="EDF6EF"/>
+        <w:ind w:left="170"/>
         <w:pBdr>
-          <w:left w:val="single" w:sz="20" w:space="6" w:color="1E5631"/>
+          <w:left w:val="single" w:sz="18" w:space="4" w:color="1E4620"/>
         </w:pBdr>
-      </w:pPr>
-      <w:r>
-        <w:rPr>
-          <w:sz w:val="20"/>
+        <w:shd w:val="clear" w:fill="F2F5FA"/>
+      </w:pPr>
+      <w:r>
+        <w:rPr>
+          <w:b w:val="0"/>
         </w:rPr>
         <w:t>[01:04:05.770] 那么生与境，是导致再生的烦恼已经断尽。那梵行已立，是清净的梵行圣洁的生活已经建立起来，所做已做，是应当做的。已经做了，就是戒定慧已经圆满了。再无后有，是因为阿拉汉道智呢断尽了一切的烦恼。</w:t>
       </w:r>
     </w:p>
     <w:p>
       <w:pPr>
-        <w:spacing w:before="40" w:after="80"/>
-        <w:ind w:left="283"/>
-        <w:shd w:val="clear" w:color="auto" w:fill="EDF6EF"/>
+        <w:ind w:left="170"/>
         <w:pBdr>
-          <w:left w:val="single" w:sz="20" w:space="6" w:color="1E5631"/>
+          <w:left w:val="single" w:sz="18" w:space="4" w:color="1E4620"/>
         </w:pBdr>
-      </w:pPr>
-      <w:r>
-        <w:rPr>
-          <w:sz w:val="20"/>
+        <w:shd w:val="clear" w:fill="F2F5FA"/>
+      </w:pPr>
+      <w:r>
+        <w:rPr>
+          <w:b w:val="0"/>
         </w:rPr>
         <w:t>[01:04:25.870] 所以，以前所造的一切业，因为得不到烦恼的支柱，就像一棵大树的根部被连根砍断，即使看上去还枝繁叶茂，但是，它不可能再生长了很久。但在不久的将来，它就会全全面的枯死，也就是过去所造的，不管是善还是不善业，由于得不到烦恼的蜘蛛，在阿拉汉或者佛陀这个阿拉汉的这种五蕴离散之后死了之后，再也不会有重组的力量，让你的新生命升起来。就那些业，不再产生任何效用。我就说这个是焦芽败种。那因此，五蕴离散之后，我们称为叫无余般涅槃，就完全的寂灭。</w:t>
       </w:r>
     </w:p>
     <w:p>
       <w:pPr>
-        <w:spacing w:before="40" w:after="80"/>
-        <w:ind w:left="283"/>
-        <w:shd w:val="clear" w:color="auto" w:fill="EDF6EF"/>
+        <w:ind w:left="170"/>
         <w:pBdr>
-          <w:left w:val="single" w:sz="20" w:space="6" w:color="1E5631"/>
+          <w:left w:val="single" w:sz="18" w:space="4" w:color="1E4620"/>
         </w:pBdr>
-      </w:pPr>
-      <w:r>
-        <w:rPr>
-          <w:sz w:val="20"/>
+        <w:shd w:val="clear" w:fill="F2F5FA"/>
+      </w:pPr>
+      <w:r>
+        <w:rPr>
+          <w:b w:val="0"/>
         </w:rPr>
         <w:t>[01:05:12.870] 当然，佛陀，拒绝回答就是般涅盘是怎样的，因为涅槃超越一切的语言的表达，只有清正才能了知。</w:t>
       </w:r>
@@ -1799,55 +1810,51 @@
       <w:r>
         <w:rPr>
           <w:b/>
-          <w:sz w:val="21"/>
         </w:rPr>
         <w:t>六、思惟智·三相与四十种思维法（依据录音转写整理，已校对明显同音错字）</w:t>
       </w:r>
     </w:p>
     <w:p>
       <w:pPr>
-        <w:spacing w:before="40" w:after="80"/>
-        <w:ind w:left="283"/>
-        <w:shd w:val="clear" w:color="auto" w:fill="EDF6EF"/>
+        <w:ind w:left="170"/>
         <w:pBdr>
-          <w:left w:val="single" w:sz="20" w:space="6" w:color="1E5631"/>
+          <w:left w:val="single" w:sz="18" w:space="4" w:color="1E4620"/>
         </w:pBdr>
-      </w:pPr>
-      <w:r>
-        <w:rPr>
-          <w:sz w:val="20"/>
+        <w:shd w:val="clear" w:fill="F2F5FA"/>
+      </w:pPr>
+      <w:r>
+        <w:rPr>
+          <w:b w:val="0"/>
         </w:rPr>
         <w:t>[00:35:58.830] 那什么是思维制？思维制，就是把前面我们看到的认识到的那些明法色法以及明法色法的因，然后与句思维或者逐一的方法去观察它。那句思维，就是名句或者色句。那我们前面已经把名句和色句的这个破除了，看到里面的究竟色法和究竟名法。但是，你在观修的时候，你可以有两种方式，一种，还是这个只是看那一个名句或者那个色句。但是在看它的时候，我们的心是能够透进去看到，这个句这个名句，这个色句里面是包含哪一些名法和色法，而观察它的无常无我这种观法，就叫具思为观法。</w:t>
       </w:r>
     </w:p>
     <w:p>
       <w:pPr>
-        <w:spacing w:before="40" w:after="80"/>
-        <w:ind w:left="283"/>
-        <w:shd w:val="clear" w:color="auto" w:fill="EDF6EF"/>
+        <w:ind w:left="170"/>
         <w:pBdr>
-          <w:left w:val="single" w:sz="20" w:space="6" w:color="1E5631"/>
+          <w:left w:val="single" w:sz="18" w:space="4" w:color="1E4620"/>
         </w:pBdr>
-      </w:pPr>
-      <w:r>
-        <w:rPr>
-          <w:sz w:val="20"/>
+        <w:shd w:val="clear" w:fill="F2F5FA"/>
+      </w:pPr>
+      <w:r>
+        <w:rPr>
+          <w:b w:val="0"/>
         </w:rPr>
         <w:t>[00:37:06.540] 所以思维智，是观智的开始，那在这里面讲到是三相和无我之观，就三相就是无常苦无我，无常相，苦相和无我相。那无常相、苦相、无我相？它不是说想出来的，对，那么如实之见，跟我们一般在哲学层面上的思考，诸诸法的无常果有多大的不同？就是无常相，就是那种生灭相。</w:t>
       </w:r>
     </w:p>
     <w:p>
       <w:pPr>
-        <w:spacing w:before="40" w:after="80"/>
-        <w:ind w:left="283"/>
-        <w:shd w:val="clear" w:color="auto" w:fill="EDF6EF"/>
+        <w:ind w:left="170"/>
         <w:pBdr>
-          <w:left w:val="single" w:sz="20" w:space="6" w:color="1E5631"/>
+          <w:left w:val="single" w:sz="18" w:space="4" w:color="1E4620"/>
         </w:pBdr>
-      </w:pPr>
-      <w:r>
-        <w:rPr>
-          <w:sz w:val="20"/>
+        <w:shd w:val="clear" w:fill="F2F5FA"/>
+      </w:pPr>
+      <w:r>
+        <w:rPr>
+          <w:b w:val="0"/>
         </w:rPr>
         <w:t>[00:40:01.800] 好，那么这个是讲到三相和无我之观，以及这个去思维和主义观法。那观什么？观我们前面那些名色法……然后依四十二身分观察的不净。那么依这个缘起无法而缘起第一法，去观察这个十二缘起支，那怎么观？用四十种思维法来观它有十种无常的观法，有二十五种苦的观法和五种无常的观法，就叫四十种思维法。好，那么这个观完以后，</w:t>
       </w:r>
@@ -1856,39 +1863,36 @@
       <w:r>
         <w:rPr>
           <w:b/>
-          <w:sz w:val="21"/>
         </w:rPr>
         <w:t>七、行道智见清净·随观与任运（依据录音转写整理，已校对明显同音错字）</w:t>
       </w:r>
     </w:p>
     <w:p>
       <w:pPr>
-        <w:spacing w:before="40" w:after="80"/>
-        <w:ind w:left="283"/>
-        <w:shd w:val="clear" w:color="auto" w:fill="EDF6EF"/>
+        <w:ind w:left="170"/>
         <w:pBdr>
-          <w:left w:val="single" w:sz="20" w:space="6" w:color="1E5631"/>
+          <w:left w:val="single" w:sz="18" w:space="4" w:color="1E4620"/>
         </w:pBdr>
-      </w:pPr>
-      <w:r>
-        <w:rPr>
-          <w:sz w:val="20"/>
+        <w:shd w:val="clear" w:fill="F2F5FA"/>
+      </w:pPr>
+      <w:r>
+        <w:rPr>
+          <w:b w:val="0"/>
         </w:rPr>
         <w:t>[00:47:07.320] 我，你养成这个习惯以后，就任何的好美好的现象，因为没有美好的现象，除了涅槃，涅槃是没有名色的。你只要能看到名色美好的，都观察的无常苦，你就不会去道非道也不会入魔。那么这个克服，就是行道之见清净，行道之见，清净包含什么？包含就是成熟的生灭随观。</w:t>
       </w:r>
     </w:p>
     <w:p>
       <w:pPr>
-        <w:spacing w:before="40" w:after="80"/>
-        <w:ind w:left="283"/>
-        <w:shd w:val="clear" w:color="auto" w:fill="EDF6EF"/>
+        <w:ind w:left="170"/>
         <w:pBdr>
-          <w:left w:val="single" w:sz="20" w:space="6" w:color="1E5631"/>
+          <w:left w:val="single" w:sz="18" w:space="4" w:color="1E4620"/>
         </w:pBdr>
-      </w:pPr>
-      <w:r>
-        <w:rPr>
-          <w:sz w:val="20"/>
+        <w:shd w:val="clear" w:fill="F2F5FA"/>
+      </w:pPr>
+      <w:r>
+        <w:rPr>
+          <w:b w:val="0"/>
         </w:rPr>
         <w:t>[00:47:33.270] 这个时候，很重要的就是随观和未一路明觉。那这个什么意思？就是要求一个禅修者在行立坐卧的每一个当下。那你都能够看到，自他内在外在的都是一堆极其快速生灭的名，名色法好。……那你的这个定力够关注足够强的话，你还能够看到。你当下遇到的果报是什么样的因导致的，又什么样的烦恼引发的，就每一个当下就是这样，能够看到那这种威一路，在这种官制，就会对我们未来道置的升起，会有很大的帮助。</w:t>
       </w:r>
@@ -1897,62 +1901,57 @@
       <w:r>
         <w:rPr>
           <w:b/>
-          <w:sz w:val="21"/>
         </w:rPr>
         <w:t>八、坏灭随观与行舍智（依据录音转写整理，已校对明显同音错字）</w:t>
       </w:r>
     </w:p>
     <w:p>
       <w:pPr>
-        <w:spacing w:before="40" w:after="80"/>
-        <w:ind w:left="283"/>
-        <w:shd w:val="clear" w:color="auto" w:fill="EDF6EF"/>
+        <w:ind w:left="170"/>
         <w:pBdr>
-          <w:left w:val="single" w:sz="20" w:space="6" w:color="1E5631"/>
+          <w:left w:val="single" w:sz="18" w:space="4" w:color="1E4620"/>
         </w:pBdr>
-      </w:pPr>
-      <w:r>
-        <w:rPr>
-          <w:sz w:val="20"/>
+        <w:shd w:val="clear" w:fill="F2F5FA"/>
+      </w:pPr>
+      <w:r>
+        <w:rPr>
+          <w:b w:val="0"/>
         </w:rPr>
         <w:t>[00:49:01.480] 其实，到了这个时候，坏灭水管一般情况下会自己出现，就是那个单架的刹那分裂，就是极其快速单下分裂。你看看完以后，你会发现说那个生没有掉了，就是升起的那个状态，你看不到了，只看到灭灭灭，就是举目。你举目所见，一切都是只在那个极其快速的灭掉，那个是很恐怖，有些人就形容说那个就是如狼似虎，就是没有一个抓手，一切实处一切的东西都是在灭灭灭，所以这个时候。设计消失，就你手上的，你身边的，所有一切都是在不断的在灭当中。</w:t>
       </w:r>
     </w:p>
     <w:p>
       <w:pPr>
-        <w:spacing w:before="40" w:after="80"/>
-        <w:ind w:left="283"/>
-        <w:shd w:val="clear" w:color="auto" w:fill="EDF6EF"/>
+        <w:ind w:left="170"/>
         <w:pBdr>
-          <w:left w:val="single" w:sz="20" w:space="6" w:color="1E5631"/>
+          <w:left w:val="single" w:sz="18" w:space="4" w:color="1E4620"/>
         </w:pBdr>
-      </w:pPr>
-      <w:r>
-        <w:rPr>
-          <w:sz w:val="20"/>
+        <w:shd w:val="clear" w:fill="F2F5FA"/>
+      </w:pPr>
+      <w:r>
+        <w:rPr>
+          <w:b w:val="0"/>
         </w:rPr>
         <w:t>[00:55:09.170] 这个是我，这是我的，以及我们舍弃的部位。就是对这个诸行有白压，就是有这种护畏的心，以及乐于这个诸行，这难避的这种心。这两个极端之后，对一切诸行法，我们会这个生起舍心，我们叫诸行法之舍，那这个就是行舍智。</w:t>
       </w:r>
     </w:p>
     <w:p>
       <w:pPr>
-        <w:spacing w:before="40" w:after="80"/>
-        <w:ind w:left="283"/>
-        <w:shd w:val="clear" w:color="auto" w:fill="EDF6EF"/>
+        <w:ind w:left="170"/>
         <w:pBdr>
-          <w:left w:val="single" w:sz="20" w:space="6" w:color="1E5631"/>
+          <w:left w:val="single" w:sz="18" w:space="4" w:color="1E4620"/>
         </w:pBdr>
+        <w:shd w:val="clear" w:fill="F2F5FA"/>
       </w:pPr>
       <w:r>
         <w:rPr>
           <w:b/>
-          <w:sz w:val="20"/>
         </w:rPr>
         <w:t>【本周朗读段 · 结束】</w:t>
       </w:r>
       <w:r>
         <w:rPr>
-          <w:sz w:val="20"/>
+          <w:b w:val="0"/>
         </w:rPr>
         <w:t>（以下为默读／选读／延伸内容，时间富余时再读）</w:t>
       </w:r>
@@ -1961,119 +1960,110 @@
       <w:r>
         <w:rPr>
           <w:b/>
-          <w:sz w:val="21"/>
         </w:rPr>
         <w:t>九、道果心路与无余涅槃（依据录音转写整理，已校对明显同音错字）</w:t>
       </w:r>
     </w:p>
     <w:p>
       <w:pPr>
-        <w:spacing w:before="40" w:after="80"/>
-        <w:ind w:left="283"/>
-        <w:shd w:val="clear" w:color="auto" w:fill="EDF6EF"/>
+        <w:ind w:left="170"/>
         <w:pBdr>
-          <w:left w:val="single" w:sz="20" w:space="6" w:color="1E5631"/>
+          <w:left w:val="single" w:sz="18" w:space="4" w:color="1E4620"/>
         </w:pBdr>
-      </w:pPr>
-      <w:r>
-        <w:rPr>
-          <w:sz w:val="20"/>
+        <w:shd w:val="clear" w:fill="F2F5FA"/>
+      </w:pPr>
+      <w:r>
+        <w:rPr>
+          <w:b w:val="0"/>
         </w:rPr>
         <w:t>[00:59:01.760] 那么它的表现，就是道果心路，对一个中会的，对一个中会的禅修者，他升起的道果心路，是变作进行随顺种性，一个道心两个果心，那这是中会的，如果是大会的。他的大会，就没有这个变作，它只有进行随顺众心，然后有三个过性。但我们这个时代，没有大会者了。大会者就听佛陀一个四句句，</w:t>
       </w:r>
     </w:p>
     <w:p>
       <w:pPr>
-        <w:spacing w:before="40" w:after="80"/>
-        <w:ind w:left="283"/>
-        <w:shd w:val="clear" w:color="auto" w:fill="EDF6EF"/>
+        <w:ind w:left="170"/>
         <w:pBdr>
-          <w:left w:val="single" w:sz="20" w:space="6" w:color="1E5631"/>
+          <w:left w:val="single" w:sz="18" w:space="4" w:color="1E4620"/>
         </w:pBdr>
-      </w:pPr>
-      <w:r>
-        <w:rPr>
-          <w:sz w:val="20"/>
+        <w:shd w:val="clear" w:fill="F2F5FA"/>
+      </w:pPr>
+      <w:r>
+        <w:rPr>
+          <w:b w:val="0"/>
         </w:rPr>
         <w:t>[01:00:13.710] 然后你会突然间进入一种状态，就是无形的这种寂静涅槃界一般的禅修者，在那个时候就感觉，突然间不可控了，进入一种没有办法。这个，这个就个所缘失去掉了，原来所缘是明法设法的无常，不，我突然间没有所缘掉了，进入一种状态。那这个，这个就可能是这个道心身体了。</w:t>
       </w:r>
     </w:p>
     <w:p>
       <w:pPr>
-        <w:spacing w:before="40" w:after="80"/>
-        <w:ind w:left="283"/>
-        <w:shd w:val="clear" w:color="auto" w:fill="EDF6EF"/>
+        <w:ind w:left="170"/>
         <w:pBdr>
-          <w:left w:val="single" w:sz="20" w:space="6" w:color="1E5631"/>
+          <w:left w:val="single" w:sz="18" w:space="4" w:color="1E4620"/>
         </w:pBdr>
-      </w:pPr>
-      <w:r>
-        <w:rPr>
-          <w:sz w:val="20"/>
+        <w:shd w:val="clear" w:fill="F2F5FA"/>
+      </w:pPr>
+      <w:r>
+        <w:rPr>
+          <w:b w:val="0"/>
         </w:rPr>
         <w:t>[01:05:21.560] 那么，关于涅槃，我们既不能说没有，也不能说存在。如果说存在，会能联想到生命，如果说没有，又会落入断灭或者虚无。……阿拉汉道心一旦升起，所有烦恼立刻斩断无余。</w:t>
       </w:r>
     </w:p>
     <w:p>
       <w:pPr>
-        <w:spacing w:before="40" w:after="80"/>
-        <w:ind w:left="283"/>
-        <w:shd w:val="clear" w:color="auto" w:fill="EDF6EF"/>
+        <w:ind w:left="170"/>
         <w:pBdr>
-          <w:left w:val="single" w:sz="20" w:space="6" w:color="1E5631"/>
+          <w:left w:val="single" w:sz="18" w:space="4" w:color="1E4620"/>
         </w:pBdr>
+        <w:shd w:val="clear" w:fill="F2F5FA"/>
       </w:pPr>
       <w:r>
         <w:rPr>
           <w:b/>
-          <w:sz w:val="20"/>
         </w:rPr>
         <w:t>说明</w:t>
       </w:r>
       <w:r>
         <w:rPr>
-          <w:sz w:val="20"/>
+          <w:b w:val="0"/>
         </w:rPr>
         <w:t>：上引为本录音中直接涉及「七清净次第」「观智从思惟智开始」「十种观杂染」「行舍智」「智见清净·四道断烦恼」的原文，逐字照录，未作改写；录音 [00:00:00]–[00:29:17]、[01:02:40]–[01:04:05] 区间知识库未返回逐字转写，</w:t>
       </w:r>
       <w:r>
         <w:rPr>
           <w:b/>
-          <w:sz w:val="20"/>
         </w:rPr>
         <w:t>如实注明缺口</w:t>
       </w:r>
       <w:r>
         <w:rPr>
-          <w:sz w:val="20"/>
-        </w:rPr>
-        <w:t>。`[generated, not original text]`</w:t>
+          <w:b w:val="0"/>
+        </w:rPr>
+        <w:t>。[generated, not original text]</w:t>
       </w:r>
     </w:p>
     <w:p>
       <w:r>
         <w:rPr>
           <w:b/>
-          <w:sz w:val="21"/>
         </w:rPr>
         <w:t>主持人：</w:t>
       </w:r>
       <w:r>
         <w:rPr>
-          <w:sz w:val="21"/>
+          <w:b w:val="0"/>
         </w:rPr>
         <w:t xml:space="preserve"> 请大家记住材料①这一句——</w:t>
       </w:r>
       <w:r>
         <w:rPr>
           <w:b/>
-          <w:sz w:val="21"/>
         </w:rPr>
         <w:t>真正修观，是从「度疑清净」以后才开始的；观智，从「思惟智」开始，一直到「智见清净」证果</w:t>
       </w:r>
       <w:r>
         <w:rPr>
-          <w:sz w:val="21"/>
+          <w:b w:val="0"/>
         </w:rPr>
         <w:t>。后面材料②给我们全部名目，材料④带我们走一遍苦集灭道。</w:t>
       </w:r>
@@ -2082,1475 +2072,1613 @@
       <w:r>
         <w:rPr>
           <w:b/>
-          <w:sz w:val="21"/>
         </w:rPr>
         <w:t>材料②</w:t>
       </w:r>
       <w:r>
         <w:rPr>
-          <w:sz w:val="21"/>
+          <w:b w:val="0"/>
         </w:rPr>
         <w:t xml:space="preserve"> ◆《亲知实见.pdf》（PDF）</w:t>
       </w:r>
     </w:p>
     <w:p>
       <w:pPr>
-        <w:ind w:left="340"/>
-      </w:pPr>
-      <w:r>
-        <w:rPr>
-          <w:color w:val="1E5631"/>
-          <w:sz w:val="21"/>
-        </w:rPr>
-        <w:t xml:space="preserve">• </w:t>
-      </w:r>
-      <w:r>
-        <w:rPr>
-          <w:sz w:val="21"/>
+        <w:pStyle w:val="ListBullet"/>
+      </w:pPr>
+      <w:r>
+        <w:rPr>
+          <w:b w:val="0"/>
         </w:rPr>
         <w:t>文件类型：PDF（书籍《亲知实见》Knowing and Seeing）</w:t>
       </w:r>
     </w:p>
     <w:p>
       <w:pPr>
-        <w:ind w:left="340"/>
-      </w:pPr>
-      <w:r>
-        <w:rPr>
-          <w:color w:val="1E5631"/>
-          <w:sz w:val="21"/>
-        </w:rPr>
-        <w:t xml:space="preserve">• </w:t>
-      </w:r>
-      <w:r>
-        <w:rPr>
-          <w:sz w:val="21"/>
+        <w:pStyle w:val="ListBullet"/>
+      </w:pPr>
+      <w:r>
+        <w:rPr>
+          <w:b w:val="0"/>
         </w:rPr>
         <w:t>知识库出处：古源尊者开示及上座部佛教资料</w:t>
       </w:r>
     </w:p>
     <w:p>
       <w:pPr>
-        <w:ind w:left="340"/>
-      </w:pPr>
-      <w:r>
-        <w:rPr>
-          <w:color w:val="1E5631"/>
-          <w:sz w:val="21"/>
-        </w:rPr>
-        <w:t xml:space="preserve">• </w:t>
-      </w:r>
-      <w:r>
-        <w:rPr>
-          <w:sz w:val="21"/>
-        </w:rPr>
-        <w:t>media_id：`pdf_d0dd1c0cd17209afe241ece24bf6b7b4_b2674b1cd98b37b5477ebc52636025a87439961422831605`</w:t>
+        <w:pStyle w:val="ListBullet"/>
+      </w:pPr>
+      <w:r>
+        <w:rPr>
+          <w:b w:val="0"/>
+        </w:rPr>
+        <w:t>media_id：pdf_d0dd1c0cd17209afe241ece24bf6b7b4_b2674b1cd98b37b5477ebc52636025a87439961422831605</w:t>
       </w:r>
     </w:p>
     <w:p>
       <w:pPr>
-        <w:ind w:left="340"/>
-      </w:pPr>
-      <w:r>
-        <w:rPr>
-          <w:color w:val="1E5631"/>
-          <w:sz w:val="21"/>
-        </w:rPr>
-        <w:t xml:space="preserve">• </w:t>
-      </w:r>
-      <w:r>
-        <w:rPr>
-          <w:sz w:val="21"/>
+        <w:pStyle w:val="ListBullet"/>
+      </w:pPr>
+      <w:r>
+        <w:rPr>
+          <w:b w:val="0"/>
         </w:rPr>
         <w:t>打开方式：ima知识库搜索「亲知实见」</w:t>
       </w:r>
     </w:p>
     <w:p>
       <w:pPr>
-        <w:ind w:left="340"/>
-      </w:pPr>
-      <w:r>
-        <w:rPr>
-          <w:color w:val="1E5631"/>
-          <w:sz w:val="21"/>
-        </w:rPr>
-        <w:t xml:space="preserve">• </w:t>
-      </w:r>
-      <w:r>
-        <w:rPr>
-          <w:sz w:val="21"/>
+        <w:pStyle w:val="ListBullet"/>
+      </w:pPr>
+      <w:r>
+        <w:rPr>
+          <w:b w:val="0"/>
         </w:rPr>
         <w:t>说明：本材料未见《_禁用清单_读书会01-17已用media_id.txt》，</w:t>
       </w:r>
       <w:r>
         <w:rPr>
           <w:b/>
-          <w:sz w:val="21"/>
         </w:rPr>
         <w:t>0 命中</w:t>
       </w:r>
       <w:r>
         <w:rPr>
-          <w:sz w:val="21"/>
+          <w:b w:val="0"/>
         </w:rPr>
         <w:t>；PDF 书籍</w:t>
       </w:r>
       <w:r>
         <w:rPr>
           <w:b/>
-          <w:sz w:val="21"/>
         </w:rPr>
         <w:t>不含时间码</w:t>
       </w:r>
       <w:r>
         <w:rPr>
-          <w:sz w:val="21"/>
-        </w:rPr>
-        <w:t>（客观属性）；书中无〈本周要点〉标题段，按三要点照录书中相关原文，保留脚注编号与巴利语标注，明显 OCR 讹误以 `[原文如此]` 标注。</w:t>
+          <w:b w:val="0"/>
+        </w:rPr>
+        <w:t>（客观属性）；书中无〈本周要点〉标题段，按三要点照录书中相关原文，保留脚注编号与巴利语标注，明显 OCR 讹误以 [原文如此] 标注。</w:t>
       </w:r>
     </w:p>
     <w:p>
       <w:r>
         <w:rPr>
           <w:b/>
-          <w:sz w:val="21"/>
         </w:rPr>
         <w:t>一、七清净框架（〔照录 3〕问答·问 1-5）</w:t>
       </w:r>
     </w:p>
     <w:p>
       <w:pPr>
-        <w:spacing w:before="40" w:after="80"/>
-        <w:ind w:left="283"/>
-        <w:shd w:val="clear" w:color="auto" w:fill="EDF6EF"/>
+        <w:ind w:left="170"/>
         <w:pBdr>
-          <w:left w:val="single" w:sz="20" w:space="6" w:color="1E5631"/>
+          <w:left w:val="single" w:sz="18" w:space="4" w:color="1E4620"/>
         </w:pBdr>
-      </w:pPr>
-      <w:r>
-        <w:rPr>
-          <w:sz w:val="20"/>
+        <w:shd w:val="clear" w:fill="F2F5FA"/>
+      </w:pPr>
+      <w:r>
+        <w:rPr>
+          <w:b w:val="0"/>
         </w:rPr>
         <w:t>问 1-5：七清净与十六观智是哪些？</w:t>
       </w:r>
     </w:p>
     <w:p>
       <w:pPr>
-        <w:spacing w:before="40" w:after="80"/>
-        <w:ind w:left="283"/>
-        <w:shd w:val="clear" w:color="auto" w:fill="EDF6EF"/>
+        <w:ind w:left="170"/>
         <w:pBdr>
-          <w:left w:val="single" w:sz="20" w:space="6" w:color="1E5631"/>
+          <w:left w:val="single" w:sz="18" w:space="4" w:color="1E4620"/>
         </w:pBdr>
-      </w:pPr>
-      <w:r>
-        <w:rPr>
-          <w:sz w:val="20"/>
+        <w:shd w:val="clear" w:fill="F2F5FA"/>
+      </w:pPr>
+      <w:r>
+        <w:rPr>
+          <w:b w:val="0"/>
         </w:rPr>
         <w:t>答 1-5：七清净是：</w:t>
       </w:r>
     </w:p>
     <w:p>
       <w:pPr>
-        <w:spacing w:before="40" w:after="80"/>
-        <w:ind w:left="283"/>
-        <w:shd w:val="clear" w:color="auto" w:fill="EDF6EF"/>
+        <w:ind w:left="170"/>
         <w:pBdr>
-          <w:left w:val="single" w:sz="20" w:space="6" w:color="1E5631"/>
+          <w:left w:val="single" w:sz="18" w:space="4" w:color="1E4620"/>
         </w:pBdr>
-      </w:pPr>
-      <w:r>
-        <w:rPr>
-          <w:sz w:val="20"/>
-        </w:rPr>
-        <w:t>1) 戒清净(Sãla-visuddhi) 2) 心清净(Citta-visuddhi) 3) 见清净(Diññhi-visuddhi) 4) 度疑清净(Kaïkhàvitaraõa-visuddhi) 5) 道非道智见清净(Maggàmagga¤àõadassanavisuddhi) 6) 行道智见清净(Pañipadà¤àõadassana-visuddhi)7) 智见清净(¥àõadassana-visuddhi)</w:t>
+        <w:shd w:val="clear" w:fill="F2F5FA"/>
+      </w:pPr>
+      <w:r>
+        <w:rPr>
+          <w:b w:val="0"/>
+        </w:rPr>
+        <w:t>1) 戒清净(Sãla-visuddhi)</w:t>
       </w:r>
     </w:p>
     <w:p>
-      <w:r>
-        <w:rPr>
-          <w:sz w:val="21"/>
-        </w:rPr>
-        <w:t>（另见〔照录 2〕三种清净）：「[1] 戒清净(sīlavisuddhi)名为善清净的巴帝摩卡防护等四种戒。[2] 心清净(cittavisuddhi)名为包括近行定的八定。[3] 如实见到名色法名为见清净(diṭthivisuddhi)。」</w:t>
+      <w:pPr>
+        <w:ind w:left="170"/>
+        <w:pBdr>
+          <w:left w:val="single" w:sz="18" w:space="4" w:color="1E4620"/>
+        </w:pBdr>
+        <w:shd w:val="clear" w:fill="F2F5FA"/>
+      </w:pPr>
+      <w:r>
+        <w:rPr>
+          <w:b w:val="0"/>
+        </w:rPr>
+        <w:t>2) 心清净(Citta-visuddhi)</w:t>
       </w:r>
     </w:p>
     <w:p>
-      <w:r>
-        <w:rPr>
-          <w:b/>
-          <w:sz w:val="21"/>
-        </w:rPr>
-        <w:t>二、十六观智次第（〔照录 5〕问答·问 1-5）</w:t>
+      <w:pPr>
+        <w:ind w:left="170"/>
+        <w:pBdr>
+          <w:left w:val="single" w:sz="18" w:space="4" w:color="1E4620"/>
+        </w:pBdr>
+        <w:shd w:val="clear" w:fill="F2F5FA"/>
+      </w:pPr>
+      <w:r>
+        <w:rPr>
+          <w:b w:val="0"/>
+        </w:rPr>
+        <w:t>3) 见清净(Diññhi-visuddhi)</w:t>
       </w:r>
     </w:p>
     <w:p>
       <w:pPr>
-        <w:spacing w:before="40" w:after="80"/>
-        <w:ind w:left="283"/>
-        <w:shd w:val="clear" w:color="auto" w:fill="EDF6EF"/>
+        <w:ind w:left="170"/>
         <w:pBdr>
-          <w:left w:val="single" w:sz="20" w:space="6" w:color="1E5631"/>
+          <w:left w:val="single" w:sz="18" w:space="4" w:color="1E4620"/>
         </w:pBdr>
-      </w:pPr>
-      <w:r>
-        <w:rPr>
-          <w:sz w:val="20"/>
-        </w:rPr>
-        <w:t>十六观智是：</w:t>
+        <w:shd w:val="clear" w:fill="F2F5FA"/>
+      </w:pPr>
+      <w:r>
+        <w:rPr>
+          <w:b w:val="0"/>
+        </w:rPr>
+        <w:t>4) 度疑清净(Kaïkhàvitaraõa-visuddhi)</w:t>
       </w:r>
     </w:p>
     <w:p>
       <w:pPr>
-        <w:spacing w:before="40" w:after="80"/>
-        <w:ind w:left="283"/>
-        <w:shd w:val="clear" w:color="auto" w:fill="EDF6EF"/>
+        <w:ind w:left="170"/>
         <w:pBdr>
-          <w:left w:val="single" w:sz="20" w:space="6" w:color="1E5631"/>
+          <w:left w:val="single" w:sz="18" w:space="4" w:color="1E4620"/>
         </w:pBdr>
-      </w:pPr>
-      <w:r>
-        <w:rPr>
-          <w:sz w:val="20"/>
-        </w:rPr>
-        <w:t>1) 名色限定智(Nàmaråpapariccheda-¤àõa) 2) 缘摄受智(Paccayapariggaha-¤àõa) 3) 思惟智(Sammasana-¤àõa) 4) 生灭智(Udayabbaya-¤àõa) 5) 坏灭智(Bhaïga-¤àõa) 6) 怖畏智(Bhaya-¤àõa) 7) 过患智(âdãnava-¤àõa) 8) 厌离智(Nibbidà-¤àõa) 9) 欲解脱智(Mu¤citukamyatà-¤àõa) 10) 审察智(Pañisaïkhà-¤àõa) 11) 行舍智(Saïkhàrupekkhà-¤àõa) 12) 随顺智(Anuloma-¤àõa) 13) 种姓智(Gotrabhu-¤àõa) 14) 道智(Magga-¤àõa) 15) 果智(Phala-¤àõa) 16) 省察智(Paccavekkhaõa-¤àõa)</w:t>
+        <w:shd w:val="clear" w:fill="F2F5FA"/>
+      </w:pPr>
+      <w:r>
+        <w:rPr>
+          <w:b w:val="0"/>
+        </w:rPr>
+        <w:t>5) 道非道智见清净(Maggàmagga¤àõadassanavisuddhi)</w:t>
       </w:r>
     </w:p>
     <w:p>
       <w:pPr>
-        <w:spacing w:before="40" w:after="80"/>
-        <w:ind w:left="283"/>
-        <w:shd w:val="clear" w:color="auto" w:fill="EDF6EF"/>
+        <w:ind w:left="170"/>
         <w:pBdr>
-          <w:left w:val="single" w:sz="20" w:space="6" w:color="1E5631"/>
+          <w:left w:val="single" w:sz="18" w:space="4" w:color="1E4620"/>
         </w:pBdr>
-      </w:pPr>
-      <w:r>
-        <w:rPr>
-          <w:sz w:val="20"/>
-        </w:rPr>
-        <w:t>现在你知道这些观智的名称，你能体验到它们吗？不能。所以只是拥有闻思理论是不够的，你也必须非常精进地实修以领悟它们。</w:t>
+        <w:shd w:val="clear" w:fill="F2F5FA"/>
+      </w:pPr>
+      <w:r>
+        <w:rPr>
+          <w:b w:val="0"/>
+        </w:rPr>
+        <w:t>6) 行道智见清净(Pañipadà¤àõadassana-visuddhi)7) 智见清净(¥àõadassana-visuddhi)</w:t>
       </w:r>
     </w:p>
     <w:p>
       <w:r>
         <w:rPr>
-          <w:sz w:val="21"/>
-        </w:rPr>
-        <w:t>（另见〔照录 6〕三种遍知）：</w:t>
+          <w:b w:val="0"/>
+        </w:rPr>
+        <w:t>（另见〔照录 2〕三种清净）：「[1] 戒清净(sīlavisuddhi)名为善清净的巴帝摩卡防护等四种戒。[2] 心清净(cittavisuddhi)名为包括近行定的八定。[3] 如实见到名色法名为见清净(diṭthivisuddhi)。」</w:t>
       </w:r>
     </w:p>
     <w:p>
-      <w:pPr>
-        <w:spacing w:before="40" w:after="80"/>
-        <w:ind w:left="283"/>
-        <w:shd w:val="clear" w:color="auto" w:fill="EDF6EF"/>
-        <w:pBdr>
-          <w:left w:val="single" w:sz="20" w:space="6" w:color="1E5631"/>
-        </w:pBdr>
-      </w:pPr>
-      <w:r>
-        <w:rPr>
-          <w:sz w:val="20"/>
-        </w:rPr>
-        <w:t>1) 知遍知(¤àta-pari¤¤à)：即名色限定智和缘摄受智。 2) 审察遍知(tãraõa-pari¤¤à)：即思惟智和生灭智。 3) 断遍知(pahàna-pari¤¤à)：这是更高的观智，即从坏灭智(Bhaïga-¤àõa)直至道智(Magga-¤àõa)。</w:t>
+      <w:r>
+        <w:rPr>
+          <w:b/>
+        </w:rPr>
+        <w:t>二、十六观智次第（〔照录 5〕问答·问 1-5）</w:t>
       </w:r>
     </w:p>
     <w:p>
-      <w:r>
-        <w:rPr>
-          <w:b/>
-          <w:sz w:val="21"/>
-        </w:rPr>
-        <w:t>三、慧学导向解脱（〔照录 9〕绪论·什么需要彻知）</w:t>
+      <w:pPr>
+        <w:ind w:left="170"/>
+        <w:pBdr>
+          <w:left w:val="single" w:sz="18" w:space="4" w:color="1E4620"/>
+        </w:pBdr>
+        <w:shd w:val="clear" w:fill="F2F5FA"/>
+      </w:pPr>
+      <w:r>
+        <w:rPr>
+          <w:b w:val="0"/>
+        </w:rPr>
+        <w:t>十六观智是：</w:t>
       </w:r>
     </w:p>
     <w:p>
       <w:pPr>
-        <w:spacing w:before="40" w:after="80"/>
-        <w:ind w:left="283"/>
-        <w:shd w:val="clear" w:color="auto" w:fill="EDF6EF"/>
+        <w:ind w:left="170"/>
         <w:pBdr>
-          <w:left w:val="single" w:sz="20" w:space="6" w:color="1E5631"/>
+          <w:left w:val="single" w:sz="18" w:space="4" w:color="1E4620"/>
         </w:pBdr>
-      </w:pPr>
-      <w:r>
-        <w:rPr>
-          <w:sz w:val="20"/>
-        </w:rPr>
-        <w:t>作为达到上述成就的唯一之道，是先须修习世间第四圣谛——世间道谛(lokiya maggasacca)，亦即世间八支圣道、三学：1) 戒(sīla) 2) 定(samādhi) 3) 慧(paññā)。</w:t>
+        <w:shd w:val="clear" w:fill="F2F5FA"/>
+      </w:pPr>
+      <w:r>
+        <w:rPr>
+          <w:b w:val="0"/>
+        </w:rPr>
+        <w:t>1) 名色限定智(Nàmaråpapariccheda-¤àõa)</w:t>
       </w:r>
     </w:p>
     <w:p>
       <w:pPr>
-        <w:spacing w:before="40" w:after="80"/>
-        <w:ind w:left="283"/>
-        <w:shd w:val="clear" w:color="auto" w:fill="EDF6EF"/>
+        <w:ind w:left="170"/>
         <w:pBdr>
-          <w:left w:val="single" w:sz="20" w:space="6" w:color="1E5631"/>
+          <w:left w:val="single" w:sz="18" w:space="4" w:color="1E4620"/>
         </w:pBdr>
-      </w:pPr>
-      <w:r>
-        <w:rPr>
-          <w:sz w:val="20"/>
-        </w:rPr>
-        <w:t>……确立戒行之后,我们可培育近行定和安止定(appanā-samādhi)——禅那(jhāna)，并进一步培育智慧，即修习观禅。观禅别无所指，只是了知苦圣谛和苦集圣谛的无常、苦和无我的本质。只有善巧、透彻地修观，并完全证知这两种圣谛，我们才能证悟出世间第四圣谛，即与出世间道谛(lokuttarā maggasacca)——入流道、一来道、不来道和阿拉汉道——相应的八支圣道。</w:t>
+        <w:shd w:val="clear" w:fill="F2F5FA"/>
+      </w:pPr>
+      <w:r>
+        <w:rPr>
+          <w:b w:val="0"/>
+        </w:rPr>
+        <w:t>2) 缘摄受智(Paccayapariggaha-¤àõa)</w:t>
       </w:r>
     </w:p>
     <w:p>
       <w:pPr>
-        <w:spacing w:before="40" w:after="80"/>
-        <w:ind w:left="283"/>
-        <w:shd w:val="clear" w:color="auto" w:fill="EDF6EF"/>
+        <w:ind w:left="170"/>
         <w:pBdr>
-          <w:left w:val="single" w:sz="20" w:space="6" w:color="1E5631"/>
+          <w:left w:val="single" w:sz="18" w:space="4" w:color="1E4620"/>
         </w:pBdr>
-      </w:pPr>
-      <w:r>
-        <w:rPr>
-          <w:sz w:val="20"/>
-        </w:rPr>
-        <w:t>简言之：第四圣谛（八支圣道）的目标是为了证悟第三圣谛（涅槃），且只有通过彻知第一和第二圣谛（苦及苦集）才能够证悟。</w:t>
+        <w:shd w:val="clear" w:fill="F2F5FA"/>
+      </w:pPr>
+      <w:r>
+        <w:rPr>
+          <w:b w:val="0"/>
+        </w:rPr>
+        <w:t>3) 思惟智(Sammasana-¤àõa)</w:t>
       </w:r>
     </w:p>
     <w:p>
-      <w:r>
-        <w:rPr>
-          <w:b/>
-          <w:sz w:val="21"/>
-        </w:rPr>
-        <w:t>四、七清净前五种·全名与所摄（〔照录 4〕问答·问 2-3）</w:t>
+      <w:pPr>
+        <w:ind w:left="170"/>
+        <w:pBdr>
+          <w:left w:val="single" w:sz="18" w:space="4" w:color="1E4620"/>
+        </w:pBdr>
+        <w:shd w:val="clear" w:fill="F2F5FA"/>
+      </w:pPr>
+      <w:r>
+        <w:rPr>
+          <w:b w:val="0"/>
+        </w:rPr>
+        <w:t>4) 生灭智(Udayabbaya-¤àõa)</w:t>
       </w:r>
     </w:p>
     <w:p>
       <w:pPr>
-        <w:spacing w:before="40" w:after="80"/>
-        <w:ind w:left="283"/>
-        <w:shd w:val="clear" w:color="auto" w:fill="EDF6EF"/>
+        <w:ind w:left="170"/>
         <w:pBdr>
-          <w:left w:val="single" w:sz="20" w:space="6" w:color="1E5631"/>
+          <w:left w:val="single" w:sz="18" w:space="4" w:color="1E4620"/>
         </w:pBdr>
-      </w:pPr>
-      <w:r>
-        <w:rPr>
-          <w:sz w:val="20"/>
-        </w:rPr>
-        <w:t>答 2-3：根据上座部佛教传统，有七清净(visuddhi)。前面五种是：</w:t>
+        <w:shd w:val="clear" w:fill="F2F5FA"/>
+      </w:pPr>
+      <w:r>
+        <w:rPr>
+          <w:b w:val="0"/>
+        </w:rPr>
+        <w:t>5) 坏灭智(Bhaïga-¤àõa)</w:t>
       </w:r>
     </w:p>
     <w:p>
       <w:pPr>
-        <w:spacing w:before="40" w:after="80"/>
-        <w:ind w:left="283"/>
-        <w:shd w:val="clear" w:color="auto" w:fill="EDF6EF"/>
+        <w:ind w:left="170"/>
         <w:pBdr>
-          <w:left w:val="single" w:sz="20" w:space="6" w:color="1E5631"/>
+          <w:left w:val="single" w:sz="18" w:space="4" w:color="1E4620"/>
         </w:pBdr>
-      </w:pPr>
-      <w:r>
-        <w:rPr>
-          <w:sz w:val="20"/>
-        </w:rPr>
-        <w:t>1) 戒清净(Sãla-visuddhi)。有四种戒(sãla)：125</w:t>
+        <w:shd w:val="clear" w:fill="F2F5FA"/>
+      </w:pPr>
+      <w:r>
+        <w:rPr>
+          <w:b w:val="0"/>
+        </w:rPr>
+        <w:t>6) 怖畏智(Bhaya-¤àõa)</w:t>
       </w:r>
     </w:p>
     <w:p>
       <w:pPr>
-        <w:spacing w:before="40" w:after="80"/>
-        <w:ind w:left="283"/>
-        <w:shd w:val="clear" w:color="auto" w:fill="EDF6EF"/>
+        <w:ind w:left="170"/>
         <w:pBdr>
-          <w:left w:val="single" w:sz="20" w:space="6" w:color="1E5631"/>
+          <w:left w:val="single" w:sz="18" w:space="4" w:color="1E4620"/>
         </w:pBdr>
-      </w:pPr>
-      <w:r>
-        <w:rPr>
-          <w:sz w:val="20"/>
-        </w:rPr>
-        <w:t>(1) 巴帝摩卡防护戒(pàtimokkhasaüvara-sãla)</w:t>
+        <w:shd w:val="clear" w:fill="F2F5FA"/>
+      </w:pPr>
+      <w:r>
+        <w:rPr>
+          <w:b w:val="0"/>
+        </w:rPr>
+        <w:t>7) 过患智(âdãnava-¤àõa)</w:t>
       </w:r>
     </w:p>
     <w:p>
       <w:pPr>
-        <w:spacing w:before="40" w:after="80"/>
-        <w:ind w:left="283"/>
-        <w:shd w:val="clear" w:color="auto" w:fill="EDF6EF"/>
+        <w:ind w:left="170"/>
         <w:pBdr>
-          <w:left w:val="single" w:sz="20" w:space="6" w:color="1E5631"/>
+          <w:left w:val="single" w:sz="18" w:space="4" w:color="1E4620"/>
         </w:pBdr>
-      </w:pPr>
-      <w:r>
-        <w:rPr>
-          <w:sz w:val="20"/>
-        </w:rPr>
-        <w:t>(2) 根防护戒(indriyasaüvara-sãla)</w:t>
+        <w:shd w:val="clear" w:fill="F2F5FA"/>
+      </w:pPr>
+      <w:r>
+        <w:rPr>
+          <w:b w:val="0"/>
+        </w:rPr>
+        <w:t>8) 厌离智(Nibbidà-¤àõa)</w:t>
       </w:r>
     </w:p>
     <w:p>
       <w:pPr>
-        <w:spacing w:before="40" w:after="80"/>
-        <w:ind w:left="283"/>
-        <w:shd w:val="clear" w:color="auto" w:fill="EDF6EF"/>
+        <w:ind w:left="170"/>
         <w:pBdr>
-          <w:left w:val="single" w:sz="20" w:space="6" w:color="1E5631"/>
+          <w:left w:val="single" w:sz="18" w:space="4" w:color="1E4620"/>
         </w:pBdr>
-      </w:pPr>
-      <w:r>
-        <w:rPr>
-          <w:sz w:val="20"/>
-        </w:rPr>
-        <w:t>(3) 活命遍净戒(àjãvapàrisuddhi-sãla)</w:t>
+        <w:shd w:val="clear" w:fill="F2F5FA"/>
+      </w:pPr>
+      <w:r>
+        <w:rPr>
+          <w:b w:val="0"/>
+        </w:rPr>
+        <w:t>9) 欲解脱智(Mu¤citukamyatà-¤àõa)</w:t>
       </w:r>
     </w:p>
     <w:p>
       <w:pPr>
-        <w:spacing w:before="40" w:after="80"/>
-        <w:ind w:left="283"/>
-        <w:shd w:val="clear" w:color="auto" w:fill="EDF6EF"/>
+        <w:ind w:left="170"/>
         <w:pBdr>
-          <w:left w:val="single" w:sz="20" w:space="6" w:color="1E5631"/>
+          <w:left w:val="single" w:sz="18" w:space="4" w:color="1E4620"/>
         </w:pBdr>
-      </w:pPr>
-      <w:r>
-        <w:rPr>
-          <w:sz w:val="20"/>
-        </w:rPr>
-        <w:t>(4) 资具依止戒(paccayasannissita-sãla)</w:t>
+        <w:shd w:val="clear" w:fill="F2F5FA"/>
+      </w:pPr>
+      <w:r>
+        <w:rPr>
+          <w:b w:val="0"/>
+        </w:rPr>
+        <w:t>10) 审察智(Pañisaïkhà-¤àõa)</w:t>
       </w:r>
     </w:p>
     <w:p>
       <w:pPr>
-        <w:spacing w:before="40" w:after="80"/>
-        <w:ind w:left="283"/>
-        <w:shd w:val="clear" w:color="auto" w:fill="EDF6EF"/>
+        <w:ind w:left="170"/>
         <w:pBdr>
-          <w:left w:val="single" w:sz="20" w:space="6" w:color="1E5631"/>
+          <w:left w:val="single" w:sz="18" w:space="4" w:color="1E4620"/>
         </w:pBdr>
-      </w:pPr>
-      <w:r>
-        <w:rPr>
-          <w:sz w:val="20"/>
-        </w:rPr>
-        <w:t>2) 心清净 (Citta-visuddhi)，包括近行定 (upacàrasamàdhi)与八定(samàpatti)——安止定(appanàsamàdhi)。</w:t>
+        <w:shd w:val="clear" w:fill="F2F5FA"/>
+      </w:pPr>
+      <w:r>
+        <w:rPr>
+          <w:b w:val="0"/>
+        </w:rPr>
+        <w:t>11) 行舍智(Saïkhàrupekkhà-¤àõa)</w:t>
       </w:r>
     </w:p>
     <w:p>
       <w:pPr>
-        <w:spacing w:before="40" w:after="80"/>
-        <w:ind w:left="283"/>
-        <w:shd w:val="clear" w:color="auto" w:fill="EDF6EF"/>
+        <w:ind w:left="170"/>
         <w:pBdr>
-          <w:left w:val="single" w:sz="20" w:space="6" w:color="1E5631"/>
+          <w:left w:val="single" w:sz="18" w:space="4" w:color="1E4620"/>
         </w:pBdr>
-      </w:pPr>
-      <w:r>
-        <w:rPr>
-          <w:sz w:val="20"/>
-        </w:rPr>
-        <w:t>3) 见清净(Diññhi-visuddhi)，即名色限定智(Nàmaråpapariccheda¤àõa)。126</w:t>
+        <w:shd w:val="clear" w:fill="F2F5FA"/>
+      </w:pPr>
+      <w:r>
+        <w:rPr>
+          <w:b w:val="0"/>
+        </w:rPr>
+        <w:t>12) 随顺智(Anuloma-¤àõa)</w:t>
       </w:r>
     </w:p>
     <w:p>
       <w:pPr>
-        <w:spacing w:before="40" w:after="80"/>
-        <w:ind w:left="283"/>
-        <w:shd w:val="clear" w:color="auto" w:fill="EDF6EF"/>
+        <w:ind w:left="170"/>
         <w:pBdr>
-          <w:left w:val="single" w:sz="20" w:space="6" w:color="1E5631"/>
+          <w:left w:val="single" w:sz="18" w:space="4" w:color="1E4620"/>
         </w:pBdr>
-      </w:pPr>
-      <w:r>
-        <w:rPr>
-          <w:sz w:val="20"/>
-        </w:rPr>
-        <w:t>4) 度疑清净(Kaïkhàvitaraõa-visuddhi)，即缘摄受智(Paccayapariggaha¤àõa)，换言之，即亲见缘起(pañiccasamuppàda)。</w:t>
+        <w:shd w:val="clear" w:fill="F2F5FA"/>
+      </w:pPr>
+      <w:r>
+        <w:rPr>
+          <w:b w:val="0"/>
+        </w:rPr>
+        <w:t>13) 种姓智(Gotrabhu-¤àõa)</w:t>
       </w:r>
     </w:p>
     <w:p>
       <w:pPr>
-        <w:spacing w:before="40" w:after="80"/>
-        <w:ind w:left="283"/>
-        <w:shd w:val="clear" w:color="auto" w:fill="EDF6EF"/>
+        <w:ind w:left="170"/>
         <w:pBdr>
-          <w:left w:val="single" w:sz="20" w:space="6" w:color="1E5631"/>
+          <w:left w:val="single" w:sz="18" w:space="4" w:color="1E4620"/>
         </w:pBdr>
-      </w:pPr>
-      <w:r>
-        <w:rPr>
-          <w:sz w:val="20"/>
-        </w:rPr>
-        <w:t>5) 道非道智见清净(Maggàmagga¤àõadassanavisuddhi)，包括思惟智(Sammasana¤àõa)与生灭智(Udayabbaya¤àõa)，这是修观的开端。</w:t>
+        <w:shd w:val="clear" w:fill="F2F5FA"/>
+      </w:pPr>
+      <w:r>
+        <w:rPr>
+          <w:b w:val="0"/>
+        </w:rPr>
+        <w:t>14) 道智(Magga-¤àõa)</w:t>
       </w:r>
     </w:p>
     <w:p>
       <w:pPr>
-        <w:spacing w:before="40" w:after="80"/>
-        <w:ind w:left="283"/>
-        <w:shd w:val="clear" w:color="auto" w:fill="EDF6EF"/>
+        <w:ind w:left="170"/>
         <w:pBdr>
-          <w:left w:val="single" w:sz="20" w:space="6" w:color="1E5631"/>
+          <w:left w:val="single" w:sz="18" w:space="4" w:color="1E4620"/>
         </w:pBdr>
-      </w:pPr>
-      <w:r>
-        <w:rPr>
-          <w:sz w:val="20"/>
-        </w:rPr>
-        <w:t>因此，在修观之前还有四种清净。为什么呢？修观是对名色及其因无常、苦、无我本质的观照。尚未知见名色及其因，如何能观照它们为无常、苦、无我呢？如何能修观呢？只有彻底地辨识名色及其因之后，我们才能修观。</w:t>
+        <w:shd w:val="clear" w:fill="F2F5FA"/>
+      </w:pPr>
+      <w:r>
+        <w:rPr>
+          <w:b w:val="0"/>
+        </w:rPr>
+        <w:t>15) 果智(Phala-¤àõa)</w:t>
       </w:r>
     </w:p>
     <w:p>
-      <w:r>
-        <w:rPr>
-          <w:b/>
-          <w:sz w:val="21"/>
-        </w:rPr>
-        <w:t>五、十六观智的所缘与目标（〔照录 7〕问答·问 5-2）</w:t>
+      <w:pPr>
+        <w:ind w:left="170"/>
+        <w:pBdr>
+          <w:left w:val="single" w:sz="18" w:space="4" w:color="1E4620"/>
+        </w:pBdr>
+        <w:shd w:val="clear" w:fill="F2F5FA"/>
+      </w:pPr>
+      <w:r>
+        <w:rPr>
+          <w:b w:val="0"/>
+        </w:rPr>
+        <w:t>16) 省察智(Paccavekkhaõa-¤àõa)</w:t>
       </w:r>
     </w:p>
     <w:p>
       <w:pPr>
-        <w:spacing w:before="40" w:after="80"/>
-        <w:ind w:left="283"/>
-        <w:shd w:val="clear" w:color="auto" w:fill="EDF6EF"/>
+        <w:ind w:left="170"/>
         <w:pBdr>
-          <w:left w:val="single" w:sz="20" w:space="6" w:color="1E5631"/>
+          <w:left w:val="single" w:sz="18" w:space="4" w:color="1E4620"/>
         </w:pBdr>
-      </w:pPr>
-      <w:r>
-        <w:rPr>
-          <w:sz w:val="20"/>
-        </w:rPr>
-        <w:t>只有真正的观禅才能引生道智和果智。</w:t>
+        <w:shd w:val="clear" w:fill="F2F5FA"/>
+      </w:pPr>
+      <w:r>
+        <w:rPr>
+          <w:b w:val="0"/>
+        </w:rPr>
+        <w:t>现在你知道这些观智的名称，你能体验到它们吗？不能。所以只是拥有闻思理论是不够的，你也必须非常精进地实修以领悟它们。</w:t>
       </w:r>
     </w:p>
     <w:p>
-      <w:pPr>
-        <w:spacing w:before="40" w:after="80"/>
-        <w:ind w:left="283"/>
-        <w:shd w:val="clear" w:color="auto" w:fill="EDF6EF"/>
-        <w:pBdr>
-          <w:left w:val="single" w:sz="20" w:space="6" w:color="1E5631"/>
-        </w:pBdr>
-      </w:pPr>
-      <w:r>
-        <w:rPr>
-          <w:sz w:val="20"/>
-        </w:rPr>
-        <w:t>什么是五蕴呢？它们是色蕴、受蕴、想蕴、行蕴和识蕴，每一蕴皆可分为过去、未来、现在、内在、外在、粗、细、劣、胜、远和近十一类。色蕴即二十八色(råpa)，受、想、行三蕴是五十二心所(cetasika)，识蕴即八十九心(citta)。二十八色称为"色"，五十二相应心所和八十九心合称为"名"。因此，五蕴和名色是同一回事。</w:t>
+      <w:r>
+        <w:rPr>
+          <w:b w:val="0"/>
+        </w:rPr>
+        <w:t>（另见〔照录 6〕三种遍知）：</w:t>
       </w:r>
     </w:p>
     <w:p>
       <w:pPr>
-        <w:spacing w:before="40" w:after="80"/>
-        <w:ind w:left="283"/>
-        <w:shd w:val="clear" w:color="auto" w:fill="EDF6EF"/>
+        <w:ind w:left="170"/>
         <w:pBdr>
-          <w:left w:val="single" w:sz="20" w:space="6" w:color="1E5631"/>
+          <w:left w:val="single" w:sz="18" w:space="4" w:color="1E4620"/>
         </w:pBdr>
-      </w:pPr>
-      <w:r>
-        <w:rPr>
-          <w:sz w:val="20"/>
-        </w:rPr>
-        <w:t>这些都是究竟名色法。如果禅修者见到这些究竟名色法，他便能够修观，观照这些名色法无常、苦和无我的本质。</w:t>
+        <w:shd w:val="clear" w:fill="F2F5FA"/>
+      </w:pPr>
+      <w:r>
+        <w:rPr>
+          <w:b w:val="0"/>
+        </w:rPr>
+        <w:t>1) 知遍知(¤àta-pari¤¤à)：即名色限定智和缘摄受智。</w:t>
       </w:r>
     </w:p>
     <w:p>
-      <w:r>
-        <w:rPr>
-          <w:b/>
-          <w:sz w:val="21"/>
-        </w:rPr>
-        <w:t>六、三学与八支圣道的对应（〔照录 11〕第一讲·什么是禅修？）</w:t>
+      <w:pPr>
+        <w:ind w:left="170"/>
+        <w:pBdr>
+          <w:left w:val="single" w:sz="18" w:space="4" w:color="1E4620"/>
+        </w:pBdr>
+        <w:shd w:val="clear" w:fill="F2F5FA"/>
+      </w:pPr>
+      <w:r>
+        <w:rPr>
+          <w:b w:val="0"/>
+        </w:rPr>
+        <w:t>2) 审察遍知(tãraõa-pari¤¤à)：即思惟智和生灭智。</w:t>
       </w:r>
     </w:p>
     <w:p>
       <w:pPr>
-        <w:spacing w:before="40" w:after="80"/>
-        <w:ind w:left="283"/>
-        <w:shd w:val="clear" w:color="auto" w:fill="EDF6EF"/>
+        <w:ind w:left="170"/>
         <w:pBdr>
-          <w:left w:val="single" w:sz="20" w:space="6" w:color="1E5631"/>
+          <w:left w:val="single" w:sz="18" w:space="4" w:color="1E4620"/>
         </w:pBdr>
-      </w:pPr>
-      <w:r>
-        <w:rPr>
-          <w:sz w:val="20"/>
-        </w:rPr>
-        <w:t>那么，什么是禅修呢？禅修包括止禅(samatha)与观禅(vipassanā)，而此两者皆以身、语的德行(戒)为基础。换言之，禅修就是培育和圆满八支圣道(aṭṭhangika-ariyamagga)。</w:t>
+        <w:shd w:val="clear" w:fill="F2F5FA"/>
+      </w:pPr>
+      <w:r>
+        <w:rPr>
+          <w:b w:val="0"/>
+        </w:rPr>
+        <w:t>3) 断遍知(pahàna-pari¤¤à)：这是更高的观智，即从坏灭智(Bhaïga-¤àõa)直至道智(Magga-¤àõa)。</w:t>
       </w:r>
     </w:p>
     <w:p>
-      <w:pPr>
-        <w:spacing w:before="40" w:after="80"/>
-        <w:ind w:left="283"/>
-        <w:shd w:val="clear" w:color="auto" w:fill="EDF6EF"/>
-        <w:pBdr>
-          <w:left w:val="single" w:sz="20" w:space="6" w:color="1E5631"/>
-        </w:pBdr>
-      </w:pPr>
-      <w:r>
-        <w:rPr>
-          <w:sz w:val="20"/>
-        </w:rPr>
-        <w:t>正见包括两种：观正见(vipassanā-sammādiṭṭhi)和道正见(magga-sammadiṭṭhi)。正见与正思惟合称为智慧的训练（pañā, 慧学）。</w:t>
+      <w:r>
+        <w:rPr>
+          <w:b/>
+        </w:rPr>
+        <w:t>三、慧学导向解脱（〔照录 9〕绪论·什么需要彻知）</w:t>
       </w:r>
     </w:p>
     <w:p>
       <w:pPr>
-        <w:spacing w:before="40" w:after="80"/>
-        <w:ind w:left="283"/>
-        <w:shd w:val="clear" w:color="auto" w:fill="EDF6EF"/>
+        <w:ind w:left="170"/>
         <w:pBdr>
-          <w:left w:val="single" w:sz="20" w:space="6" w:color="1E5631"/>
+          <w:left w:val="single" w:sz="18" w:space="4" w:color="1E4620"/>
         </w:pBdr>
-      </w:pPr>
-      <w:r>
-        <w:rPr>
-          <w:sz w:val="20"/>
-        </w:rPr>
-        <w:t>正语、正业与正命令称为戒行的训练(sīla, 戒学)。</w:t>
+        <w:shd w:val="clear" w:fill="F2F5FA"/>
+      </w:pPr>
+      <w:r>
+        <w:rPr>
+          <w:b w:val="0"/>
+        </w:rPr>
+        <w:t>作为达到上述成就的唯一之道，是先须修习世间第四圣谛——世间道谛(lokiya maggasacca)，亦即世间八支圣道、三学：1) 戒(sīla) 2) 定(samādhi) 3) 慧(paññā)。</w:t>
       </w:r>
     </w:p>
     <w:p>
       <w:pPr>
-        <w:spacing w:before="40" w:after="80"/>
-        <w:ind w:left="283"/>
-        <w:shd w:val="clear" w:color="auto" w:fill="EDF6EF"/>
+        <w:ind w:left="170"/>
         <w:pBdr>
-          <w:left w:val="single" w:sz="20" w:space="6" w:color="1E5631"/>
+          <w:left w:val="single" w:sz="18" w:space="4" w:color="1E4620"/>
         </w:pBdr>
-      </w:pPr>
-      <w:r>
-        <w:rPr>
-          <w:sz w:val="20"/>
-        </w:rPr>
-        <w:t>正精进、正念与正定合称为禅定的训练(samādhi, 定学),也就是止禅(samatha-bhāvanā)。</w:t>
+        <w:shd w:val="clear" w:fill="F2F5FA"/>
+      </w:pPr>
+      <w:r>
+        <w:rPr>
+          <w:b w:val="0"/>
+        </w:rPr>
+        <w:t>……确立戒行之后,我们可培育近行定和安止定(appanā-samādhi)——禅那(jhāna)，并进一步培育智慧，即修习观禅。观禅别无所指，只是了知苦圣谛和苦集圣谛的无常、苦和无我的本质。只有善巧、透彻地修观，并完全证知这两种圣谛，我们才能证悟出世间第四圣谛，即与出世间道谛(lokuttarā maggasacca)——入流道、一来道、不来道和阿拉汉道——相应的八支圣道。</w:t>
       </w:r>
     </w:p>
     <w:p>
-      <w:r>
-        <w:rPr>
-          <w:b/>
-          <w:sz w:val="21"/>
-        </w:rPr>
-        <w:t>七、修止的利益·智慧之光（〔照录 13〕第三讲末）</w:t>
+      <w:pPr>
+        <w:ind w:left="170"/>
+        <w:pBdr>
+          <w:left w:val="single" w:sz="18" w:space="4" w:color="1E4620"/>
+        </w:pBdr>
+        <w:shd w:val="clear" w:fill="F2F5FA"/>
+      </w:pPr>
+      <w:r>
+        <w:rPr>
+          <w:b w:val="0"/>
+        </w:rPr>
+        <w:t>简言之：第四圣谛（八支圣道）的目标是为了证悟第三圣谛（涅槃），且只有通过彻知第一和第二圣谛（苦及苦集）才能够证悟。</w:t>
       </w:r>
     </w:p>
     <w:p>
-      <w:pPr>
-        <w:spacing w:before="40" w:after="80"/>
-        <w:ind w:left="283"/>
-        <w:shd w:val="clear" w:color="auto" w:fill="EDF6EF"/>
-        <w:pBdr>
-          <w:left w:val="single" w:sz="20" w:space="6" w:color="1E5631"/>
-        </w:pBdr>
-      </w:pPr>
-      <w:r>
-        <w:rPr>
-          <w:sz w:val="20"/>
-        </w:rPr>
-        <w:t>因此，有定力的比库能了知五蕴及五蕴之因，以及它们的生与灭。他能清楚地见到由于因的生起，五蕴生起；由于因的完全灭尽，五蕴也完全灭尽。</w:t>
+      <w:r>
+        <w:rPr>
+          <w:b/>
+        </w:rPr>
+        <w:t>四、七清净前五种·全名与所摄（〔照录 4〕问答·问 2-3）</w:t>
       </w:r>
     </w:p>
     <w:p>
       <w:pPr>
-        <w:spacing w:before="40" w:after="80"/>
-        <w:ind w:left="283"/>
-        <w:shd w:val="clear" w:color="auto" w:fill="EDF6EF"/>
+        <w:ind w:left="170"/>
         <w:pBdr>
-          <w:left w:val="single" w:sz="20" w:space="6" w:color="1E5631"/>
+          <w:left w:val="single" w:sz="18" w:space="4" w:color="1E4620"/>
         </w:pBdr>
-      </w:pPr>
-      <w:r>
-        <w:rPr>
-          <w:sz w:val="20"/>
-        </w:rPr>
-        <w:t>正是藉助这种禅定之光（智慧之光），你才能在修观时见到究竟名色法。通过这种深厚、强有力的禅定，你能清楚地照见名色及其因的无常、苦和无我的本质。这种清晰是由修止所带来的巨大利益。</w:t>
+        <w:shd w:val="clear" w:fill="F2F5FA"/>
+      </w:pPr>
+      <w:r>
+        <w:rPr>
+          <w:b w:val="0"/>
+        </w:rPr>
+        <w:t>答 2-3：根据上座部佛教传统，有七清净(visuddhi)。前面五种是：</w:t>
       </w:r>
     </w:p>
     <w:p>
       <w:pPr>
-        <w:spacing w:before="40" w:after="80"/>
-        <w:ind w:left="283"/>
-        <w:shd w:val="clear" w:color="auto" w:fill="EDF6EF"/>
+        <w:ind w:left="170"/>
         <w:pBdr>
-          <w:left w:val="single" w:sz="20" w:space="6" w:color="1E5631"/>
+          <w:left w:val="single" w:sz="18" w:space="4" w:color="1E4620"/>
         </w:pBdr>
-      </w:pPr>
-      <w:r>
-        <w:rPr>
-          <w:sz w:val="20"/>
-        </w:rPr>
-        <w:t>修止也提供你一个休息处。修观时需要辨识许多法，疲劳可能会发生。在这种情况下，你可以长时间安住于某一禅那中，让你的心得到休息与恢复活力，然后回去继续修观。</w:t>
+        <w:shd w:val="clear" w:fill="F2F5FA"/>
+      </w:pPr>
+      <w:r>
+        <w:rPr>
+          <w:b w:val="0"/>
+        </w:rPr>
+        <w:t>1) 戒清净(Sãla-visuddhi)。有四种戒(sãla)：125</w:t>
       </w:r>
     </w:p>
     <w:p>
-      <w:r>
-        <w:rPr>
-          <w:b/>
-          <w:sz w:val="21"/>
-        </w:rPr>
-        <w:t>八、教理—禅修—证悟（〔照录 12〕英编再版序）</w:t>
+      <w:pPr>
+        <w:ind w:left="170"/>
+        <w:pBdr>
+          <w:left w:val="single" w:sz="18" w:space="4" w:color="1E4620"/>
+        </w:pBdr>
+        <w:shd w:val="clear" w:fill="F2F5FA"/>
+      </w:pPr>
+      <w:r>
+        <w:rPr>
+          <w:b w:val="0"/>
+        </w:rPr>
+        <w:t>(1) 巴帝摩卡防护戒(pàtimokkhasaüvara-sãla)</w:t>
       </w:r>
     </w:p>
     <w:p>
       <w:pPr>
-        <w:spacing w:before="40" w:after="80"/>
-        <w:ind w:left="283"/>
-        <w:shd w:val="clear" w:color="auto" w:fill="EDF6EF"/>
+        <w:ind w:left="170"/>
         <w:pBdr>
-          <w:left w:val="single" w:sz="20" w:space="6" w:color="1E5631"/>
+          <w:left w:val="single" w:sz="18" w:space="4" w:color="1E4620"/>
         </w:pBdr>
-      </w:pPr>
-      <w:r>
-        <w:rPr>
-          <w:sz w:val="20"/>
-        </w:rPr>
-        <w:t>巴利圣典（律、经、论三藏）目的是运用于实践。也正如佛陀所教导的：教理(pariyatti)与禅修(patipatti)并进，由教理指导的实修体验，最终能导向证悟(pativedha)。</w:t>
+        <w:shd w:val="clear" w:fill="F2F5FA"/>
+      </w:pPr>
+      <w:r>
+        <w:rPr>
+          <w:b w:val="0"/>
+        </w:rPr>
+        <w:t>(2) 根防护戒(indriyasaüvara-sãla)</w:t>
       </w:r>
     </w:p>
     <w:p>
       <w:pPr>
-        <w:spacing w:before="40" w:after="80"/>
-        <w:ind w:left="283"/>
-        <w:shd w:val="clear" w:color="auto" w:fill="EDF6EF"/>
+        <w:ind w:left="170"/>
         <w:pBdr>
-          <w:left w:val="single" w:sz="20" w:space="6" w:color="1E5631"/>
+          <w:left w:val="single" w:sz="18" w:space="4" w:color="1E4620"/>
         </w:pBdr>
-      </w:pPr>
-      <w:r>
-        <w:rPr>
-          <w:b/>
-          <w:sz w:val="20"/>
-        </w:rPr>
-        <w:t>说明</w:t>
-      </w:r>
-      <w:r>
-        <w:rPr>
-          <w:sz w:val="20"/>
-        </w:rPr>
-        <w:t>：上引为 PDF 书籍《亲知实见》逐字照录，一问一答原样保留；OCR 编码所致的巴利字母（如 `¤àõa`、`Diññhi`、`Sãla`）原样照录；无时间码（PDF 载体客观属性）。本材料图形/示意图无法提取结构化文本处，</w:t>
-      </w:r>
-      <w:r>
-        <w:rPr>
-          <w:b/>
-          <w:sz w:val="20"/>
-        </w:rPr>
-        <w:t>如实注明缺口</w:t>
-      </w:r>
-      <w:r>
-        <w:rPr>
-          <w:sz w:val="20"/>
-        </w:rPr>
-        <w:t>。`[generated, not original text]`</w:t>
+        <w:shd w:val="clear" w:fill="F2F5FA"/>
+      </w:pPr>
+      <w:r>
+        <w:rPr>
+          <w:b w:val="0"/>
+        </w:rPr>
+        <w:t>(3) 活命遍净戒(àjãvapàrisuddhi-sãla)</w:t>
       </w:r>
     </w:p>
     <w:p>
-      <w:r>
-        <w:rPr>
-          <w:b/>
-          <w:sz w:val="21"/>
-        </w:rPr>
-        <w:t>主持人：</w:t>
-      </w:r>
-      <w:r>
-        <w:rPr>
-          <w:sz w:val="21"/>
-        </w:rPr>
-        <w:t xml:space="preserve"> 材料②给了我们</w:t>
-      </w:r>
-      <w:r>
-        <w:rPr>
-          <w:b/>
-          <w:sz w:val="21"/>
-        </w:rPr>
-        <w:t>全部名目</w:t>
-      </w:r>
-      <w:r>
-        <w:rPr>
-          <w:sz w:val="21"/>
-        </w:rPr>
-        <w:t>——七清净七个、十六观智十六个、三种遍知。不必一次记住，只要带走一句：</w:t>
-      </w:r>
-      <w:r>
-        <w:rPr>
-          <w:b/>
-          <w:sz w:val="21"/>
-        </w:rPr>
-        <w:t>知道名目不算数，亲眼见到才算数</w:t>
-      </w:r>
-      <w:r>
-        <w:rPr>
-          <w:sz w:val="21"/>
-        </w:rPr>
-        <w:t>（"只是拥有闻思理论是不够的"）。</w:t>
+      <w:pPr>
+        <w:ind w:left="170"/>
+        <w:pBdr>
+          <w:left w:val="single" w:sz="18" w:space="4" w:color="1E4620"/>
+        </w:pBdr>
+        <w:shd w:val="clear" w:fill="F2F5FA"/>
+      </w:pPr>
+      <w:r>
+        <w:rPr>
+          <w:b w:val="0"/>
+        </w:rPr>
+        <w:t>(4) 资具依止戒(paccayasannissita-sãla)</w:t>
       </w:r>
     </w:p>
     <w:p>
-      <w:r>
-        <w:rPr>
-          <w:b/>
-          <w:sz w:val="21"/>
-        </w:rPr>
-        <w:t>材料③</w:t>
-      </w:r>
-      <w:r>
-        <w:rPr>
-          <w:sz w:val="21"/>
-        </w:rPr>
-        <w:t xml:space="preserve"> ◆《第024讲-相等四法_修行四种途径_善与不善（共修版）.pdf》（PDF）</w:t>
+      <w:pPr>
+        <w:ind w:left="170"/>
+        <w:pBdr>
+          <w:left w:val="single" w:sz="18" w:space="4" w:color="1E4620"/>
+        </w:pBdr>
+        <w:shd w:val="clear" w:fill="F2F5FA"/>
+      </w:pPr>
+      <w:r>
+        <w:rPr>
+          <w:b w:val="0"/>
+        </w:rPr>
+        <w:t>2) 心清净 (Citta-visuddhi)，包括近行定 (upacàrasamàdhi)与八定(samàpatti)——安止定(appanàsamàdhi)。</w:t>
       </w:r>
     </w:p>
     <w:p>
       <w:pPr>
-        <w:ind w:left="340"/>
-      </w:pPr>
-      <w:r>
-        <w:rPr>
-          <w:color w:val="1E5631"/>
-          <w:sz w:val="21"/>
-        </w:rPr>
-        <w:t xml:space="preserve">• </w:t>
-      </w:r>
-      <w:r>
-        <w:rPr>
-          <w:sz w:val="21"/>
-        </w:rPr>
-        <w:t>文件类型：PDF（讲稿·共修版）</w:t>
+        <w:ind w:left="170"/>
+        <w:pBdr>
+          <w:left w:val="single" w:sz="18" w:space="4" w:color="1E4620"/>
+        </w:pBdr>
+        <w:shd w:val="clear" w:fill="F2F5FA"/>
+      </w:pPr>
+      <w:r>
+        <w:rPr>
+          <w:b w:val="0"/>
+        </w:rPr>
+        <w:t>3) 见清净(Diññhi-visuddhi)，即名色限定智(Nàmaråpapariccheda¤àõa)。126</w:t>
       </w:r>
     </w:p>
     <w:p>
       <w:pPr>
-        <w:ind w:left="340"/>
-      </w:pPr>
-      <w:r>
-        <w:rPr>
-          <w:color w:val="1E5631"/>
-          <w:sz w:val="21"/>
-        </w:rPr>
-        <w:t xml:space="preserve">• </w:t>
-      </w:r>
-      <w:r>
-        <w:rPr>
-          <w:sz w:val="21"/>
-        </w:rPr>
-        <w:t>知识库出处：古源尊者开示及上座部佛教资料</w:t>
+        <w:ind w:left="170"/>
+        <w:pBdr>
+          <w:left w:val="single" w:sz="18" w:space="4" w:color="1E4620"/>
+        </w:pBdr>
+        <w:shd w:val="clear" w:fill="F2F5FA"/>
+      </w:pPr>
+      <w:r>
+        <w:rPr>
+          <w:b w:val="0"/>
+        </w:rPr>
+        <w:t>4) 度疑清净(Kaïkhàvitaraõa-visuddhi)，即缘摄受智(Paccayapariggaha¤àõa)，换言之，即亲见缘起(pañiccasamuppàda)。</w:t>
       </w:r>
     </w:p>
     <w:p>
       <w:pPr>
-        <w:ind w:left="340"/>
-      </w:pPr>
-      <w:r>
-        <w:rPr>
-          <w:color w:val="1E5631"/>
-          <w:sz w:val="21"/>
-        </w:rPr>
-        <w:t xml:space="preserve">• </w:t>
-      </w:r>
-      <w:r>
-        <w:rPr>
-          <w:sz w:val="21"/>
-        </w:rPr>
-        <w:t>media_id：`pdf_d0dd1c0cd17209afe241ece24bf6b7b4_a5daa2a7a9dfd5b15347fe1ed42e29337439961422831605`</w:t>
+        <w:ind w:left="170"/>
+        <w:pBdr>
+          <w:left w:val="single" w:sz="18" w:space="4" w:color="1E4620"/>
+        </w:pBdr>
+        <w:shd w:val="clear" w:fill="F2F5FA"/>
+      </w:pPr>
+      <w:r>
+        <w:rPr>
+          <w:b w:val="0"/>
+        </w:rPr>
+        <w:t>5) 道非道智见清净(Maggàmagga¤àõadassanavisuddhi)，包括思惟智(Sammasana¤àõa)与生灭智(Udayabbaya¤àõa)，这是修观的开端。</w:t>
       </w:r>
     </w:p>
     <w:p>
       <w:pPr>
-        <w:ind w:left="340"/>
-      </w:pPr>
-      <w:r>
-        <w:rPr>
-          <w:color w:val="1E5631"/>
-          <w:sz w:val="21"/>
-        </w:rPr>
-        <w:t xml:space="preserve">• </w:t>
-      </w:r>
-      <w:r>
-        <w:rPr>
-          <w:sz w:val="21"/>
-        </w:rPr>
-        <w:t>打开方式：ima知识库搜索「第024讲 相等四法 修行四种途径」</w:t>
+        <w:ind w:left="170"/>
+        <w:pBdr>
+          <w:left w:val="single" w:sz="18" w:space="4" w:color="1E4620"/>
+        </w:pBdr>
+        <w:shd w:val="clear" w:fill="F2F5FA"/>
+      </w:pPr>
+      <w:r>
+        <w:rPr>
+          <w:b w:val="0"/>
+        </w:rPr>
+        <w:t>因此，在修观之前还有四种清净。为什么呢？修观是对名色及其因无常、苦、无我本质的观照。尚未知见名色及其因，如何能观照它们为无常、苦、无我呢？如何能修观呢？只有彻底地辨识名色及其因之后，我们才能修观。</w:t>
       </w:r>
     </w:p>
     <w:p>
-      <w:pPr>
-        <w:ind w:left="340"/>
-      </w:pPr>
-      <w:r>
-        <w:rPr>
-          <w:color w:val="1E5631"/>
-          <w:sz w:val="21"/>
-        </w:rPr>
-        <w:t xml:space="preserve">• </w:t>
-      </w:r>
-      <w:r>
-        <w:rPr>
-          <w:sz w:val="21"/>
-        </w:rPr>
-        <w:t>说明：本材料未见《_禁用清单_读书会01-17已用media_id.txt》，</w:t>
-      </w:r>
       <w:r>
         <w:rPr>
           <w:b/>
-          <w:sz w:val="21"/>
-        </w:rPr>
-        <w:t>0 命中</w:t>
-      </w:r>
-      <w:r>
-        <w:rPr>
-          <w:sz w:val="21"/>
-        </w:rPr>
-        <w:t>；PDF 讲稿</w:t>
-      </w:r>
-      <w:r>
-        <w:rPr>
-          <w:b/>
-          <w:sz w:val="21"/>
-        </w:rPr>
-        <w:t>不含时间码</w:t>
-      </w:r>
-      <w:r>
-        <w:rPr>
-          <w:sz w:val="21"/>
-        </w:rPr>
-        <w:t>；其「七清净—十六观智对应表」为整表 OCR，识别失真处按原文照录、不作校正。</w:t>
+        </w:rPr>
+        <w:t>五、十六观智的所缘与目标（〔照录 7〕问答·问 5-2）</w:t>
       </w:r>
     </w:p>
     <w:p>
-      <w:r>
-        <w:rPr>
-          <w:b/>
-          <w:sz w:val="21"/>
-        </w:rPr>
-        <w:t>一、七清净十六观智与四种行道（逐字照录）</w:t>
+      <w:pPr>
+        <w:ind w:left="170"/>
+        <w:pBdr>
+          <w:left w:val="single" w:sz="18" w:space="4" w:color="1E4620"/>
+        </w:pBdr>
+        <w:shd w:val="clear" w:fill="F2F5FA"/>
+      </w:pPr>
+      <w:r>
+        <w:rPr>
+          <w:b w:val="0"/>
+        </w:rPr>
+        <w:t>只有真正的观禅才能引生道智和果智。</w:t>
       </w:r>
     </w:p>
     <w:p>
       <w:pPr>
-        <w:spacing w:before="40" w:after="80"/>
-        <w:ind w:left="283"/>
-        <w:shd w:val="clear" w:color="auto" w:fill="EDF6EF"/>
+        <w:ind w:left="170"/>
         <w:pBdr>
-          <w:left w:val="single" w:sz="20" w:space="6" w:color="1E5631"/>
+          <w:left w:val="single" w:sz="18" w:space="4" w:color="1E4620"/>
         </w:pBdr>
-      </w:pPr>
-      <w:r>
-        <w:rPr>
-          <w:sz w:val="20"/>
-        </w:rPr>
-        <w:t>根据《清净道论》，修行有七清净、十六观智，七清净中的见清净、度疑清、道非道智见清净这三个阶段是属于行道，道非道智见清净之后的行道智见清净、智见清净，属于通达。</w:t>
+        <w:shd w:val="clear" w:fill="F2F5FA"/>
+      </w:pPr>
+      <w:r>
+        <w:rPr>
+          <w:b w:val="0"/>
+        </w:rPr>
+        <w:t>什么是五蕴呢？它们是色蕴、受蕴、想蕴、行蕴和识蕴，每一蕴皆可分为过去、未来、现在、内在、外在、粗、细、劣、胜、远和近十一类。色蕴即二十八色(råpa)，受、想、行三蕴是五十二心所(cetasika)，识蕴即八十九心(citta)。二十八色称为"色"，五十二相应心所和八十九心合称为"名"。因此，五蕴和名色是同一回事。</w:t>
       </w:r>
     </w:p>
     <w:p>
       <w:pPr>
-        <w:spacing w:before="40" w:after="80"/>
-        <w:ind w:left="283"/>
-        <w:shd w:val="clear" w:color="auto" w:fill="EDF6EF"/>
+        <w:ind w:left="170"/>
         <w:pBdr>
-          <w:left w:val="single" w:sz="20" w:space="6" w:color="1E5631"/>
+          <w:left w:val="single" w:sz="18" w:space="4" w:color="1E4620"/>
         </w:pBdr>
-      </w:pPr>
-      <w:r>
-        <w:rPr>
-          <w:sz w:val="20"/>
-        </w:rPr>
-        <w:t>如果从见清净到道非道智见清净这个过程中，禅修者遇到很大困难，修行不顺利，就是苦行道，如果顺利就是乐行道。在道非道智见清净，行道智见清净和智见清净这个阶段，如果修的很容易，很快，就是速通达；如果很难，就是迟通达。这个是以七清净来说。</w:t>
+        <w:shd w:val="clear" w:fill="F2F5FA"/>
+      </w:pPr>
+      <w:r>
+        <w:rPr>
+          <w:b w:val="0"/>
+        </w:rPr>
+        <w:t>这些都是究竟名色法。如果禅修者见到这些究竟名色法，他便能够修观，观照这些名色法无常、苦和无我的本质。</w:t>
       </w:r>
     </w:p>
     <w:p>
-      <w:pPr>
-        <w:spacing w:before="40" w:after="80"/>
-        <w:ind w:left="283"/>
-        <w:shd w:val="clear" w:color="auto" w:fill="EDF6EF"/>
-        <w:pBdr>
-          <w:left w:val="single" w:sz="20" w:space="6" w:color="1E5631"/>
-        </w:pBdr>
-      </w:pPr>
-      <w:r>
-        <w:rPr>
-          <w:sz w:val="20"/>
-        </w:rPr>
-        <w:t>前面三种清净或三个半观智，就叫行道。如果这个过程修得很顺利就是乐行道；修得很不顺利就是苦行道。</w:t>
+      <w:r>
+        <w:rPr>
+          <w:b/>
+        </w:rPr>
+        <w:t>六、三学与八支圣道的对应（〔照录 11〕第一讲·什么是禅修？）</w:t>
       </w:r>
     </w:p>
     <w:p>
-      <w:r>
-        <w:rPr>
-          <w:sz w:val="21"/>
-        </w:rPr>
-        <w:t>（OCR 对应表原文摘录，格式失真处未作改动）：</w:t>
+      <w:pPr>
+        <w:ind w:left="170"/>
+        <w:pBdr>
+          <w:left w:val="single" w:sz="18" w:space="4" w:color="1E4620"/>
+        </w:pBdr>
+        <w:shd w:val="clear" w:fill="F2F5FA"/>
+      </w:pPr>
+      <w:r>
+        <w:rPr>
+          <w:b w:val="0"/>
+        </w:rPr>
+        <w:t>那么，什么是禅修呢？禅修包括止禅(samatha)与观禅(vipassanā)，而此两者皆以身、语的德行(戒)为基础。换言之，禅修就是培育和圆满八支圣道(aṭṭhangika-ariyamagga)。</w:t>
       </w:r>
     </w:p>
     <w:p>
       <w:pPr>
-        <w:spacing w:before="40" w:after="80"/>
-        <w:ind w:left="283"/>
-        <w:shd w:val="clear" w:color="auto" w:fill="EDF6EF"/>
+        <w:ind w:left="170"/>
         <w:pBdr>
-          <w:left w:val="single" w:sz="20" w:space="6" w:color="1E5631"/>
+          <w:left w:val="single" w:sz="18" w:space="4" w:color="1E4620"/>
         </w:pBdr>
-      </w:pPr>
-      <w:r>
-        <w:rPr>
-          <w:sz w:val="20"/>
-        </w:rPr>
-        <w:t>……五、道非道智见清净3.思性智→暂断我、我所见 四、度疑清净→暂断无因、伪因之疑 2.缘摄受智 三、见清净1.名色分别智→暂断有身见 二、心清净近行定·安止定(四色择、四无色禅)→伏断五盖(贪、镇、昏睡、掉悔、疑)……一、成清净（戒清净）：1.别解脱律仪、2.根律仪、3.活命遍净、4.资具依止……</w:t>
+        <w:shd w:val="clear" w:fill="F2F5FA"/>
+      </w:pPr>
+      <w:r>
+        <w:rPr>
+          <w:b w:val="0"/>
+        </w:rPr>
+        <w:t>正见包括两种：观正见(vipassanā-sammādiṭṭhi)和道正见(magga-sammadiṭṭhi)。正见与正思惟合称为智慧的训练（pañā, 慧学）。</w:t>
       </w:r>
     </w:p>
     <w:p>
-      <w:r>
-        <w:rPr>
-          <w:b/>
-          <w:sz w:val="21"/>
-        </w:rPr>
-        <w:t>二、慧学导向解脱：相等四法为工具（逐字照录）</w:t>
+      <w:pPr>
+        <w:ind w:left="170"/>
+        <w:pBdr>
+          <w:left w:val="single" w:sz="18" w:space="4" w:color="1E4620"/>
+        </w:pBdr>
+        <w:shd w:val="clear" w:fill="F2F5FA"/>
+      </w:pPr>
+      <w:r>
+        <w:rPr>
+          <w:b w:val="0"/>
+        </w:rPr>
+        <w:t>正语、正业与正命令称为戒行的训练(sīla, 戒学)。</w:t>
       </w:r>
     </w:p>
     <w:p>
       <w:pPr>
-        <w:spacing w:before="40" w:after="80"/>
-        <w:ind w:left="283"/>
-        <w:shd w:val="clear" w:color="auto" w:fill="EDF6EF"/>
+        <w:ind w:left="170"/>
         <w:pBdr>
-          <w:left w:val="single" w:sz="20" w:space="6" w:color="1E5631"/>
+          <w:left w:val="single" w:sz="18" w:space="4" w:color="1E4620"/>
         </w:pBdr>
-      </w:pPr>
-      <w:r>
-        <w:rPr>
-          <w:sz w:val="20"/>
-        </w:rPr>
-        <w:t>所以请大家记住，相等四法是个工具。无论是在日常生活，还是修观的时候，都透由这个工具的运用，以增长透视生命实相的智慧，争取成为一个乐行道速通达的修行者。……我们修观也是一样的，修观的时候要有这个观感，观感来自哪里？来自对每个究竟法的相等四法的把握。智慧之眼对所有的究竟法都了然于心，非常清晰，这个很重要。</w:t>
+        <w:shd w:val="clear" w:fill="F2F5FA"/>
+      </w:pPr>
+      <w:r>
+        <w:rPr>
+          <w:b w:val="0"/>
+        </w:rPr>
+        <w:t>正精进、正念与正定合称为禅定的训练(samādhi, 定学),也就是止禅(samatha-bhāvanā)。</w:t>
       </w:r>
     </w:p>
     <w:p>
-      <w:pPr>
-        <w:spacing w:before="40" w:after="80"/>
-        <w:ind w:left="283"/>
-        <w:shd w:val="clear" w:color="auto" w:fill="EDF6EF"/>
-        <w:pBdr>
-          <w:left w:val="single" w:sz="20" w:space="6" w:color="1E5631"/>
-        </w:pBdr>
-      </w:pPr>
-      <w:r>
-        <w:rPr>
-          <w:sz w:val="20"/>
-        </w:rPr>
-        <w:t>如果我们对于名法、色法、缘起法的相等四法都不能了解，就无法建立名摄受、色摄受、名色摄受和缘摄受。……那后面思维智的基础就建不稳，以至于后面要突破观的染污就很困难。</w:t>
+      <w:r>
+        <w:rPr>
+          <w:b/>
+        </w:rPr>
+        <w:t>七、修止的利益·智慧之光（〔照录 13〕第三讲末）</w:t>
       </w:r>
     </w:p>
     <w:p>
       <w:pPr>
-        <w:spacing w:before="40" w:after="80"/>
-        <w:ind w:left="283"/>
-        <w:shd w:val="clear" w:color="auto" w:fill="EDF6EF"/>
+        <w:ind w:left="170"/>
         <w:pBdr>
-          <w:left w:val="single" w:sz="20" w:space="6" w:color="1E5631"/>
+          <w:left w:val="single" w:sz="18" w:space="4" w:color="1E4620"/>
         </w:pBdr>
-      </w:pPr>
-      <w:r>
-        <w:rPr>
-          <w:b/>
-          <w:sz w:val="20"/>
-        </w:rPr>
-        <w:t>说明</w:t>
-      </w:r>
-      <w:r>
-        <w:rPr>
-          <w:sz w:val="20"/>
-        </w:rPr>
-        <w:t>：上引为 PDF 讲稿逐字照录；本讲稿无带时间码的转写稿（客观情况），以「讲次标注（云端阿毗达摩第24讲）＋日期 2020年8月31日」作定位依据；全篇未出现「慧学」一词，上引为语义最接近的原文。`[generated, not original text]`</w:t>
+        <w:shd w:val="clear" w:fill="F2F5FA"/>
+      </w:pPr>
+      <w:r>
+        <w:rPr>
+          <w:b w:val="0"/>
+        </w:rPr>
+        <w:t>因此，有定力的比库能了知五蕴及五蕴之因，以及它们的生与灭。他能清楚地见到由于因的生起，五蕴生起；由于因的完全灭尽，五蕴也完全灭尽。</w:t>
       </w:r>
     </w:p>
     <w:p>
-      <w:r>
-        <w:rPr>
-          <w:b/>
-          <w:sz w:val="21"/>
-        </w:rPr>
-        <w:t>主持人：</w:t>
-      </w:r>
-      <w:r>
-        <w:rPr>
-          <w:sz w:val="21"/>
-        </w:rPr>
-        <w:t xml:space="preserve"> 材料③告诉我们两件事——第一，</w:t>
-      </w:r>
-      <w:r>
-        <w:rPr>
-          <w:b/>
-          <w:sz w:val="21"/>
-        </w:rPr>
-        <w:t>七清净里，前三个属「行道」，后两个属「通达」</w:t>
-      </w:r>
-      <w:r>
-        <w:rPr>
-          <w:sz w:val="21"/>
-        </w:rPr>
-        <w:t>；第二，行道有顺有逆（乐行道／苦行道），通达有快有慢（速通达／迟通达），</w:t>
-      </w:r>
-      <w:r>
-        <w:rPr>
-          <w:b/>
-          <w:sz w:val="21"/>
-        </w:rPr>
-        <w:t>快慢不是高下</w:t>
-      </w:r>
-      <w:r>
-        <w:rPr>
-          <w:sz w:val="21"/>
-        </w:rPr>
-        <w:t>。</w:t>
+      <w:pPr>
+        <w:ind w:left="170"/>
+        <w:pBdr>
+          <w:left w:val="single" w:sz="18" w:space="4" w:color="1E4620"/>
+        </w:pBdr>
+        <w:shd w:val="clear" w:fill="F2F5FA"/>
+      </w:pPr>
+      <w:r>
+        <w:rPr>
+          <w:b w:val="0"/>
+        </w:rPr>
+        <w:t>正是藉助这种禅定之光（智慧之光），你才能在修观时见到究竟名色法。通过这种深厚、强有力的禅定，你能清楚地照见名色及其因的无常、苦和无我的本质。这种清晰是由修止所带来的巨大利益。</w:t>
       </w:r>
     </w:p>
     <w:p>
-      <w:r>
-        <w:rPr>
-          <w:b/>
-          <w:sz w:val="21"/>
-        </w:rPr>
-        <w:t>材料④</w:t>
-      </w:r>
-      <w:r>
-        <w:rPr>
-          <w:sz w:val="21"/>
-        </w:rPr>
-        <w:t xml:space="preserve"> ◈《如来禅修学体系介绍35》（音声，与读书会19第6周同文件不同段落）</w:t>
+      <w:pPr>
+        <w:ind w:left="170"/>
+        <w:pBdr>
+          <w:left w:val="single" w:sz="18" w:space="4" w:color="1E4620"/>
+        </w:pBdr>
+        <w:shd w:val="clear" w:fill="F2F5FA"/>
+      </w:pPr>
+      <w:r>
+        <w:rPr>
+          <w:b w:val="0"/>
+        </w:rPr>
+        <w:t>修止也提供你一个休息处。修观时需要辨识许多法，疲劳可能会发生。在这种情况下，你可以长时间安住于某一禅那中，让你的心得到休息与恢复活力，然后回去继续修观。</w:t>
       </w:r>
     </w:p>
     <w:p>
-      <w:pPr>
-        <w:ind w:left="340"/>
-      </w:pPr>
-      <w:r>
-        <w:rPr>
-          <w:color w:val="1E5631"/>
-          <w:sz w:val="21"/>
-        </w:rPr>
-        <w:t xml:space="preserve">• </w:t>
-      </w:r>
-      <w:r>
-        <w:rPr>
-          <w:sz w:val="21"/>
-        </w:rPr>
-        <w:t>文件类型：音声（录音转写）</w:t>
+      <w:r>
+        <w:rPr>
+          <w:b/>
+        </w:rPr>
+        <w:t>八、教理—禅修—证悟（〔照录 12〕英编再版序）</w:t>
       </w:r>
     </w:p>
     <w:p>
       <w:pPr>
-        <w:ind w:left="340"/>
-      </w:pPr>
-      <w:r>
-        <w:rPr>
-          <w:color w:val="1E5631"/>
-          <w:sz w:val="21"/>
-        </w:rPr>
-        <w:t xml:space="preserve">• </w:t>
-      </w:r>
-      <w:r>
-        <w:rPr>
-          <w:sz w:val="21"/>
-        </w:rPr>
-        <w:t>知识库出处：古源尊者开示及上座部佛教资料</w:t>
+        <w:ind w:left="170"/>
+        <w:pBdr>
+          <w:left w:val="single" w:sz="18" w:space="4" w:color="1E4620"/>
+        </w:pBdr>
+        <w:shd w:val="clear" w:fill="F2F5FA"/>
+      </w:pPr>
+      <w:r>
+        <w:rPr>
+          <w:b w:val="0"/>
+        </w:rPr>
+        <w:t>巴利圣典（律、经、论三藏）目的是运用于实践。也正如佛陀所教导的：教理(pariyatti)与禅修(patipatti)并进，由教理指导的实修体验，最终能导向证悟(pativedha)。</w:t>
       </w:r>
     </w:p>
     <w:p>
       <w:pPr>
-        <w:ind w:left="340"/>
-      </w:pPr>
-      <w:r>
-        <w:rPr>
-          <w:color w:val="1E5631"/>
-          <w:sz w:val="21"/>
-        </w:rPr>
-        <w:t xml:space="preserve">• </w:t>
-      </w:r>
-      <w:r>
-        <w:rPr>
-          <w:sz w:val="21"/>
-        </w:rPr>
-        <w:t>media_id：`soundrecording_d0dd1c0cd17209afe241ece24bf6b7b4_ccf4b38ce0c43ae63bbef8fe09277efa7439961422831605`</w:t>
+        <w:ind w:left="170"/>
+        <w:pBdr>
+          <w:left w:val="single" w:sz="18" w:space="4" w:color="1E4620"/>
+        </w:pBdr>
+        <w:shd w:val="clear" w:fill="F2F5FA"/>
+      </w:pPr>
+      <w:r>
+        <w:rPr>
+          <w:b/>
+        </w:rPr>
+        <w:t>说明</w:t>
+      </w:r>
+      <w:r>
+        <w:rPr>
+          <w:b w:val="0"/>
+        </w:rPr>
+        <w:t>：上引为 PDF 书籍《亲知实见》逐字照录，一问一答原样保留；OCR 编码所致的巴利字母（如 ¤àõa、Diññhi、Sãla）原样照录；无时间码（PDF 载体客观属性）。本材料图形/示意图无法提取结构化文本处，</w:t>
+      </w:r>
+      <w:r>
+        <w:rPr>
+          <w:b/>
+        </w:rPr>
+        <w:t>如实注明缺口</w:t>
+      </w:r>
+      <w:r>
+        <w:rPr>
+          <w:b w:val="0"/>
+        </w:rPr>
+        <w:t>。[generated, not original text]</w:t>
       </w:r>
     </w:p>
     <w:p>
-      <w:pPr>
-        <w:ind w:left="340"/>
-      </w:pPr>
-      <w:r>
-        <w:rPr>
-          <w:color w:val="1E5631"/>
-          <w:sz w:val="21"/>
-        </w:rPr>
-        <w:t xml:space="preserve">• </w:t>
-      </w:r>
-      <w:r>
-        <w:rPr>
-          <w:sz w:val="21"/>
-        </w:rPr>
-        <w:t>打开方式：ima知识库搜索「如来禅修学体系介绍35」</w:t>
+      <w:r>
+        <w:rPr>
+          <w:b/>
+        </w:rPr>
+        <w:t>主持人：</w:t>
+      </w:r>
+      <w:r>
+        <w:rPr>
+          <w:b w:val="0"/>
+        </w:rPr>
+        <w:t xml:space="preserve"> 材料②给了我们</w:t>
+      </w:r>
+      <w:r>
+        <w:rPr>
+          <w:b/>
+        </w:rPr>
+        <w:t>全部名目</w:t>
+      </w:r>
+      <w:r>
+        <w:rPr>
+          <w:b w:val="0"/>
+        </w:rPr>
+        <w:t>——七清净七个、十六观智十六个、三种遍知。不必一次记住，只要带走一句：</w:t>
+      </w:r>
+      <w:r>
+        <w:rPr>
+          <w:b/>
+        </w:rPr>
+        <w:t>知道名目不算数，亲眼见到才算数</w:t>
+      </w:r>
+      <w:r>
+        <w:rPr>
+          <w:b w:val="0"/>
+        </w:rPr>
+        <w:t>（"只是拥有闻思理论是不够的"）。</w:t>
       </w:r>
     </w:p>
     <w:p>
-      <w:pPr>
-        <w:ind w:left="340"/>
-      </w:pPr>
-      <w:r>
-        <w:rPr>
-          <w:color w:val="1E5631"/>
-          <w:sz w:val="21"/>
-        </w:rPr>
-        <w:t xml:space="preserve">• </w:t>
-      </w:r>
-      <w:r>
-        <w:rPr>
-          <w:sz w:val="21"/>
-        </w:rPr>
-        <w:t>说明：本材料未见《_禁用清单_读书会01-17已用media_id.txt》，</w:t>
-      </w:r>
       <w:r>
         <w:rPr>
           <w:b/>
-          <w:sz w:val="21"/>
-        </w:rPr>
-        <w:t>0 命中</w:t>
-      </w:r>
-      <w:r>
-        <w:rPr>
-          <w:sz w:val="21"/>
-        </w:rPr>
-        <w:t>。</w:t>
-      </w:r>
-      <w:r>
-        <w:rPr>
-          <w:b/>
-          <w:sz w:val="21"/>
-        </w:rPr>
-        <w:t>★与读书会19第6周同文件不同段落（本讲取〈缘起智／现见涅槃／观智次第〉章 [00:49:19]–[00:59:25]，彼讲取〈慧的种类／名色分别智〉章 [00:10:30]–[00:25:35]）</w:t>
-      </w:r>
-      <w:r>
-        <w:rPr>
-          <w:sz w:val="21"/>
-        </w:rPr>
-        <w:t>，段落不重叠。</w:t>
+        </w:rPr>
+        <w:t>材料③</w:t>
+      </w:r>
+      <w:r>
+        <w:rPr>
+          <w:b w:val="0"/>
+        </w:rPr>
+        <w:t xml:space="preserve"> ◆《第024讲-相等四法_修行四种途径_善与不善（共修版）.pdf》（PDF）</w:t>
       </w:r>
     </w:p>
     <w:p>
-      <w:r>
-        <w:rPr>
-          <w:b/>
-          <w:sz w:val="21"/>
-        </w:rPr>
-        <w:t>一、现见涅槃（灭谛）（依据录音转写整理，已校对明显同音错字）</w:t>
+      <w:pPr>
+        <w:pStyle w:val="ListBullet"/>
+      </w:pPr>
+      <w:r>
+        <w:rPr>
+          <w:b w:val="0"/>
+        </w:rPr>
+        <w:t>文件类型：PDF（讲稿·共修版）</w:t>
       </w:r>
     </w:p>
     <w:p>
       <w:pPr>
-        <w:spacing w:before="40" w:after="80"/>
-        <w:ind w:left="283"/>
-        <w:shd w:val="clear" w:color="auto" w:fill="EDF6EF"/>
-        <w:pBdr>
-          <w:left w:val="single" w:sz="20" w:space="6" w:color="1E5631"/>
-        </w:pBdr>
-      </w:pPr>
-      <w:r>
-        <w:rPr>
-          <w:sz w:val="20"/>
-        </w:rPr>
-        <w:t>[00:53:37.580] 入无余念槃好，那么你一路查到这里，看到你那个阿罗汉导致身体的那一生死亡以后，未来没有生命，进入这个无余涅槃的状态，那么我们就叫做现见涅槃。</w:t>
+        <w:pStyle w:val="ListBullet"/>
+      </w:pPr>
+      <w:r>
+        <w:rPr>
+          <w:b w:val="0"/>
+        </w:rPr>
+        <w:t>知识库出处：古源尊者开示及上座部佛教资料</w:t>
       </w:r>
     </w:p>
     <w:p>
       <w:pPr>
-        <w:spacing w:before="40" w:after="80"/>
-        <w:ind w:left="283"/>
-        <w:shd w:val="clear" w:color="auto" w:fill="EDF6EF"/>
-        <w:pBdr>
-          <w:left w:val="single" w:sz="20" w:space="6" w:color="1E5631"/>
-        </w:pBdr>
-      </w:pPr>
-      <w:r>
-        <w:rPr>
-          <w:sz w:val="20"/>
-        </w:rPr>
-        <w:t>[00:53:57.500] 你见到涅槃，但你没有证得涅盘。……即佛陀讲你看。名色分别智，我们见到了苦谛，看过去生，看未来世，我们看到了集谛。看到了极地，那么在极地的时候，你还现见涅盘。那就是见到了灭，见到了灭谛。</w:t>
+        <w:pStyle w:val="ListBullet"/>
+      </w:pPr>
+      <w:r>
+        <w:rPr>
+          <w:b w:val="0"/>
+        </w:rPr>
+        <w:t>media_id：pdf_d0dd1c0cd17209afe241ece24bf6b7b4_a5daa2a7a9dfd5b15347fe1ed42e29337439961422831605</w:t>
       </w:r>
     </w:p>
     <w:p>
       <w:pPr>
-        <w:spacing w:before="40" w:after="80"/>
-        <w:ind w:left="283"/>
-        <w:shd w:val="clear" w:color="auto" w:fill="EDF6EF"/>
-        <w:pBdr>
-          <w:left w:val="single" w:sz="20" w:space="6" w:color="1E5631"/>
-        </w:pBdr>
-      </w:pPr>
-      <w:r>
-        <w:rPr>
-          <w:sz w:val="20"/>
-        </w:rPr>
-        <w:t>[00:55:03.110] 所以我老比喻，说你没见过大海……你在这个……高山上，你往前一看，大海真实存在，浩瀚波澜壮阔深邃……但是你看到大海并不代表你了解大海……你要去扑入大海的怀抱，你必须继续往前走。</w:t>
+        <w:pStyle w:val="ListBullet"/>
+      </w:pPr>
+      <w:r>
+        <w:rPr>
+          <w:b w:val="0"/>
+        </w:rPr>
+        <w:t>打开方式：ima知识库搜索「第024讲 相等四法 修行四种途径」</w:t>
       </w:r>
     </w:p>
     <w:p>
+      <w:pPr>
+        <w:pStyle w:val="ListBullet"/>
+      </w:pPr>
+      <w:r>
+        <w:rPr>
+          <w:b w:val="0"/>
+        </w:rPr>
+        <w:t>说明：本材料未见《_禁用清单_读书会01-17已用media_id.txt》，</w:t>
+      </w:r>
       <w:r>
         <w:rPr>
           <w:b/>
-          <w:sz w:val="21"/>
-        </w:rPr>
-        <w:t>二、观智次第（道谛）（依据录音转写整理，已校对明显同音错字）</w:t>
+        </w:rPr>
+        <w:t>0 命中</w:t>
+      </w:r>
+      <w:r>
+        <w:rPr>
+          <w:b w:val="0"/>
+        </w:rPr>
+        <w:t>；PDF 讲稿</w:t>
+      </w:r>
+      <w:r>
+        <w:rPr>
+          <w:b/>
+        </w:rPr>
+        <w:t>不含时间码</w:t>
+      </w:r>
+      <w:r>
+        <w:rPr>
+          <w:b w:val="0"/>
+        </w:rPr>
+        <w:t>；其「七清净—十六观智对应表」为整表 OCR，识别失真处按原文照录、不作校正。</w:t>
       </w:r>
     </w:p>
     <w:p>
-      <w:pPr>
-        <w:spacing w:before="40" w:after="80"/>
-        <w:ind w:left="283"/>
-        <w:shd w:val="clear" w:color="auto" w:fill="EDF6EF"/>
-        <w:pBdr>
-          <w:left w:val="single" w:sz="20" w:space="6" w:color="1E5631"/>
-        </w:pBdr>
-      </w:pPr>
-      <w:r>
-        <w:rPr>
-          <w:sz w:val="20"/>
-        </w:rPr>
-        <w:t>[00:57:09.015] 要修观智。那真正的道谛，在，四圣谛的角度上来讲，就是虚无观制。……那名色分别字加上原色受制，合起来在经典里面叫做法住制。</w:t>
+      <w:r>
+        <w:rPr>
+          <w:b/>
+        </w:rPr>
+        <w:t>一、七清净十六观智与四种行道（逐字照录）</w:t>
       </w:r>
     </w:p>
     <w:p>
       <w:pPr>
-        <w:spacing w:before="40" w:after="80"/>
-        <w:ind w:left="283"/>
-        <w:shd w:val="clear" w:color="auto" w:fill="EDF6EF"/>
+        <w:ind w:left="170"/>
         <w:pBdr>
-          <w:left w:val="single" w:sz="20" w:space="6" w:color="1E5631"/>
+          <w:left w:val="single" w:sz="18" w:space="4" w:color="1E4620"/>
         </w:pBdr>
-      </w:pPr>
-      <w:r>
-        <w:rPr>
-          <w:sz w:val="20"/>
-        </w:rPr>
-        <w:t>[00:57:38.060] 那么，佛陀讲说，先有法住智，再有涅槃智，你一定要先看到苦谛，看到集谛，然后对着苦谛和极地的这些灵色法修他的无常苦末，你涅槃才能够升起来。</w:t>
+        <w:shd w:val="clear" w:fill="F2F5FA"/>
+      </w:pPr>
+      <w:r>
+        <w:rPr>
+          <w:b w:val="0"/>
+        </w:rPr>
+        <w:t>根据《清净道论》，修行有七清净、十六观智，七清净中的见清净、度疑清、道非道智见清净这三个阶段是属于行道，道非道智见清净之后的行道智见清净、智见清净，属于通达。</w:t>
       </w:r>
     </w:p>
     <w:p>
       <w:pPr>
-        <w:spacing w:before="40" w:after="80"/>
-        <w:ind w:left="283"/>
-        <w:shd w:val="clear" w:color="auto" w:fill="EDF6EF"/>
+        <w:ind w:left="170"/>
         <w:pBdr>
-          <w:left w:val="single" w:sz="20" w:space="6" w:color="1E5631"/>
+          <w:left w:val="single" w:sz="18" w:space="4" w:color="1E4620"/>
         </w:pBdr>
-      </w:pPr>
-      <w:r>
-        <w:rPr>
-          <w:sz w:val="20"/>
-        </w:rPr>
-        <w:t>[00:59:02.955] 十一种，十一种，究竟名色法，你观他的无常苦，我三相，你就能够次第的升起，是为智。生灭随观智，坏灭随观智，然后行者智，然后随顺智，种性智，道智，果智，这些就会升起来了。</w:t>
+        <w:shd w:val="clear" w:fill="F2F5FA"/>
+      </w:pPr>
+      <w:r>
+        <w:rPr>
+          <w:b w:val="0"/>
+        </w:rPr>
+        <w:t>如果从见清净到道非道智见清净这个过程中，禅修者遇到很大困难，修行不顺利，就是苦行道，如果顺利就是乐行道。在道非道智见清净，行道智见清净和智见清净这个阶段，如果修的很容易，很快，就是速通达；如果很难，就是迟通达。这个是以七清净来说。</w:t>
       </w:r>
     </w:p>
     <w:p>
       <w:pPr>
-        <w:spacing w:before="40" w:after="80"/>
-        <w:ind w:left="283"/>
-        <w:shd w:val="clear" w:color="auto" w:fill="EDF6EF"/>
+        <w:ind w:left="170"/>
         <w:pBdr>
-          <w:left w:val="single" w:sz="20" w:space="6" w:color="1E5631"/>
+          <w:left w:val="single" w:sz="18" w:space="4" w:color="1E4620"/>
         </w:pBdr>
-      </w:pPr>
-      <w:r>
-        <w:rPr>
-          <w:b/>
-          <w:sz w:val="20"/>
-        </w:rPr>
-        <w:t>说明</w:t>
-      </w:r>
-      <w:r>
-        <w:rPr>
-          <w:sz w:val="20"/>
-        </w:rPr>
-        <w:t>：§</w:t>
-      </w:r>
-      <w:r>
-        <w:rPr>
-          <w:b/>
-          <w:sz w:val="20"/>
-        </w:rPr>
-        <w:t>与读书会19第6周同文件不同段落（本讲取〈缘起智／现见涅槃／观智次第〉章，彼讲取〈慧的种类／名色分别智〉章）</w:t>
-      </w:r>
-      <w:r>
-        <w:rPr>
-          <w:sz w:val="20"/>
-        </w:rPr>
-        <w:t>。[01:00:04.420] 起进入回向文，与本周要点无直接关联，不照录。`[generated, not original text]`</w:t>
+        <w:shd w:val="clear" w:fill="F2F5FA"/>
+      </w:pPr>
+      <w:r>
+        <w:rPr>
+          <w:b w:val="0"/>
+        </w:rPr>
+        <w:t>前面三种清净或三个半观智，就叫行道。如果这个过程修得很顺利就是乐行道；修得很不顺利就是苦行道。</w:t>
       </w:r>
     </w:p>
     <w:p>
       <w:r>
         <w:rPr>
-          <w:b/>
-          <w:sz w:val="21"/>
-        </w:rPr>
-        <w:t>主持人：</w:t>
-      </w:r>
-      <w:r>
-        <w:rPr>
-          <w:sz w:val="21"/>
-        </w:rPr>
-        <w:t xml:space="preserve"> 材料④给了我们一个特别美的比喻——</w:t>
-      </w:r>
-      <w:r>
-        <w:rPr>
-          <w:b/>
-          <w:sz w:val="21"/>
-        </w:rPr>
-        <w:t>「看见大海」不等于「游进大海」</w:t>
-      </w:r>
-      <w:r>
-        <w:rPr>
-          <w:sz w:val="21"/>
-        </w:rPr>
-        <w:t>：见到涅槃，不等于证得涅槃。看见之后，还要往前走，才真正「扑进大海的怀抱」。这就是「慧学导向解脱」的分寸。</w:t>
+          <w:b w:val="0"/>
+        </w:rPr>
+        <w:t>（OCR 对应表原文摘录，格式失真处未作改动）：</w:t>
       </w:r>
     </w:p>
     <w:p>
       <w:pPr>
-        <w:spacing w:before="160" w:after="80"/>
-      </w:pPr>
-      <w:r>
-        <w:rPr>
-          <w:rFonts w:ascii="Microsoft YaHei" w:hAnsi="Microsoft YaHei" w:eastAsia="Microsoft YaHei"/>
-          <w:b/>
-          <w:color w:val="1E5631"/>
-          <w:sz w:val="28"/>
-        </w:rPr>
-        <w:t>🗺 七清净×十六观智·对照速览表（可投屏）</w:t>
+        <w:ind w:left="170"/>
+        <w:pBdr>
+          <w:left w:val="single" w:sz="18" w:space="4" w:color="1E4620"/>
+        </w:pBdr>
+        <w:shd w:val="clear" w:fill="F2F5FA"/>
+      </w:pPr>
+      <w:r>
+        <w:rPr>
+          <w:b w:val="0"/>
+        </w:rPr>
+        <w:t>……五、道非道智见清净3.思性智→暂断我、我所见 四、度疑清净→暂断无因、伪因之疑 2.缘摄受智 三、见清净1.名色分别智→暂断有身见 二、心清净近行定·安止定(四色择、四无色禅)→伏断五盖(贪、镇、昏睡、掉悔、疑)……一、成清净（戒清净）：1.别解脱律仪、2.根律仪、3.活命遍净、4.资具依止……</w:t>
       </w:r>
     </w:p>
     <w:p>
-      <w:pPr>
-        <w:spacing w:before="40" w:after="80"/>
-        <w:ind w:left="283"/>
-        <w:shd w:val="clear" w:color="auto" w:fill="EDF6EF"/>
+      <w:r>
+        <w:rPr>
+          <w:b/>
+        </w:rPr>
+        <w:t>二、慧学导向解脱：相等四法为工具（逐字照录）</w:t>
+      </w:r>
+    </w:p>
+    <w:p>
+      <w:pPr>
+        <w:ind w:left="170"/>
         <w:pBdr>
-          <w:left w:val="single" w:sz="20" w:space="6" w:color="1E5631"/>
+          <w:left w:val="single" w:sz="18" w:space="4" w:color="1E4620"/>
         </w:pBdr>
-      </w:pPr>
-      <w:r>
-        <w:rPr>
-          <w:sz w:val="20"/>
+        <w:shd w:val="clear" w:fill="F2F5FA"/>
+      </w:pPr>
+      <w:r>
+        <w:rPr>
+          <w:b w:val="0"/>
+        </w:rPr>
+        <w:t>所以请大家记住，相等四法是个工具。无论是在日常生活，还是修观的时候，都透由这个工具的运用，以增长透视生命实相的智慧，争取成为一个乐行道速通达的修行者。……我们修观也是一样的，修观的时候要有这个观感，观感来自哪里？来自对每个究竟法的相等四法的把握。智慧之眼对所有的究竟法都了然于心，非常清晰，这个很重要。</w:t>
+      </w:r>
+    </w:p>
+    <w:p>
+      <w:pPr>
+        <w:ind w:left="170"/>
+        <w:pBdr>
+          <w:left w:val="single" w:sz="18" w:space="4" w:color="1E4620"/>
+        </w:pBdr>
+        <w:shd w:val="clear" w:fill="F2F5FA"/>
+      </w:pPr>
+      <w:r>
+        <w:rPr>
+          <w:b w:val="0"/>
+        </w:rPr>
+        <w:t>如果我们对于名法、色法、缘起法的相等四法都不能了解，就无法建立名摄受、色摄受、名色摄受和缘摄受。……那后面思维智的基础就建不稳，以至于后面要突破观的染污就很困难。</w:t>
+      </w:r>
+    </w:p>
+    <w:p>
+      <w:pPr>
+        <w:ind w:left="170"/>
+        <w:pBdr>
+          <w:left w:val="single" w:sz="18" w:space="4" w:color="1E4620"/>
+        </w:pBdr>
+        <w:shd w:val="clear" w:fill="F2F5FA"/>
+      </w:pPr>
+      <w:r>
+        <w:rPr>
+          <w:b/>
+        </w:rPr>
+        <w:t>说明</w:t>
+      </w:r>
+      <w:r>
+        <w:rPr>
+          <w:b w:val="0"/>
+        </w:rPr>
+        <w:t>：上引为 PDF 讲稿逐字照录；本讲稿无带时间码的转写稿（客观情况），以「讲次标注（云端阿毗达摩第24讲）＋日期 2020年8月31日」作定位依据；全篇未出现「慧学」一词，上引为语义最接近的原文。[generated, not original text]</w:t>
+      </w:r>
+    </w:p>
+    <w:p>
+      <w:r>
+        <w:rPr>
+          <w:b/>
+        </w:rPr>
+        <w:t>主持人：</w:t>
+      </w:r>
+      <w:r>
+        <w:rPr>
+          <w:b w:val="0"/>
+        </w:rPr>
+        <w:t xml:space="preserve"> 材料③告诉我们两件事——第一，</w:t>
+      </w:r>
+      <w:r>
+        <w:rPr>
+          <w:b/>
+        </w:rPr>
+        <w:t>七清净里，前三个属「行道」，后两个属「通达」</w:t>
+      </w:r>
+      <w:r>
+        <w:rPr>
+          <w:b w:val="0"/>
+        </w:rPr>
+        <w:t>；第二，行道有顺有逆（乐行道／苦行道），通达有快有慢（速通达／迟通达），</w:t>
+      </w:r>
+      <w:r>
+        <w:rPr>
+          <w:b/>
+        </w:rPr>
+        <w:t>快慢不是高下</w:t>
+      </w:r>
+      <w:r>
+        <w:rPr>
+          <w:b w:val="0"/>
+        </w:rPr>
+        <w:t>。</w:t>
+      </w:r>
+    </w:p>
+    <w:p>
+      <w:r>
+        <w:rPr>
+          <w:b/>
+        </w:rPr>
+        <w:t>材料④</w:t>
+      </w:r>
+      <w:r>
+        <w:rPr>
+          <w:b w:val="0"/>
+        </w:rPr>
+        <w:t xml:space="preserve"> ◈《如来禅修学体系介绍35》（音声，与读书会19第6周同文件不同段落）</w:t>
+      </w:r>
+    </w:p>
+    <w:p>
+      <w:pPr>
+        <w:pStyle w:val="ListBullet"/>
+      </w:pPr>
+      <w:r>
+        <w:rPr>
+          <w:b w:val="0"/>
+        </w:rPr>
+        <w:t>文件类型：音声（录音转写）</w:t>
+      </w:r>
+    </w:p>
+    <w:p>
+      <w:pPr>
+        <w:pStyle w:val="ListBullet"/>
+      </w:pPr>
+      <w:r>
+        <w:rPr>
+          <w:b w:val="0"/>
+        </w:rPr>
+        <w:t>知识库出处：古源尊者开示及上座部佛教资料</w:t>
+      </w:r>
+    </w:p>
+    <w:p>
+      <w:pPr>
+        <w:pStyle w:val="ListBullet"/>
+      </w:pPr>
+      <w:r>
+        <w:rPr>
+          <w:b w:val="0"/>
+        </w:rPr>
+        <w:t>media_id：soundrecording_d0dd1c0cd17209afe241ece24bf6b7b4_ccf4b38ce0c43ae63bbef8fe09277efa7439961422831605</w:t>
+      </w:r>
+    </w:p>
+    <w:p>
+      <w:pPr>
+        <w:pStyle w:val="ListBullet"/>
+      </w:pPr>
+      <w:r>
+        <w:rPr>
+          <w:b w:val="0"/>
+        </w:rPr>
+        <w:t>打开方式：ima知识库搜索「如来禅修学体系介绍35」</w:t>
+      </w:r>
+    </w:p>
+    <w:p>
+      <w:pPr>
+        <w:pStyle w:val="ListBullet"/>
+      </w:pPr>
+      <w:r>
+        <w:rPr>
+          <w:b w:val="0"/>
+        </w:rPr>
+        <w:t>说明：本材料未见《_禁用清单_读书会01-17已用media_id.txt》，</w:t>
+      </w:r>
+      <w:r>
+        <w:rPr>
+          <w:b/>
+        </w:rPr>
+        <w:t>0 命中</w:t>
+      </w:r>
+      <w:r>
+        <w:rPr>
+          <w:b w:val="0"/>
+        </w:rPr>
+        <w:t>。</w:t>
+      </w:r>
+      <w:r>
+        <w:rPr>
+          <w:b/>
+        </w:rPr>
+        <w:t>★与读书会19第6周同文件不同段落（本讲取〈缘起智／现见涅槃／观智次第〉章 [00:49:19]–[00:59:25]，彼讲取〈慧的种类／名色分别智〉章 [00:10:30]–[00:25:35]）</w:t>
+      </w:r>
+      <w:r>
+        <w:rPr>
+          <w:b w:val="0"/>
+        </w:rPr>
+        <w:t>，段落不重叠。</w:t>
+      </w:r>
+    </w:p>
+    <w:p>
+      <w:r>
+        <w:rPr>
+          <w:b/>
+        </w:rPr>
+        <w:t>一、现见涅槃（灭谛）（依据录音转写整理，已校对明显同音错字）</w:t>
+      </w:r>
+    </w:p>
+    <w:p>
+      <w:pPr>
+        <w:ind w:left="170"/>
+        <w:pBdr>
+          <w:left w:val="single" w:sz="18" w:space="4" w:color="1E4620"/>
+        </w:pBdr>
+        <w:shd w:val="clear" w:fill="F2F5FA"/>
+      </w:pPr>
+      <w:r>
+        <w:rPr>
+          <w:b w:val="0"/>
+        </w:rPr>
+        <w:t>[00:53:37.580] 入无余念槃好，那么你一路查到这里，看到你那个阿罗汉导致身体的那一生死亡以后，未来没有生命，进入这个无余涅槃的状态，那么我们就叫做现见涅槃。</w:t>
+      </w:r>
+    </w:p>
+    <w:p>
+      <w:pPr>
+        <w:ind w:left="170"/>
+        <w:pBdr>
+          <w:left w:val="single" w:sz="18" w:space="4" w:color="1E4620"/>
+        </w:pBdr>
+        <w:shd w:val="clear" w:fill="F2F5FA"/>
+      </w:pPr>
+      <w:r>
+        <w:rPr>
+          <w:b w:val="0"/>
+        </w:rPr>
+        <w:t>[00:53:57.500] 你见到涅槃，但你没有证得涅盘。……即佛陀讲你看。名色分别智，我们见到了苦谛，看过去生，看未来世，我们看到了集谛。看到了极地，那么在极地的时候，你还现见涅盘。那就是见到了灭，见到了灭谛。</w:t>
+      </w:r>
+    </w:p>
+    <w:p>
+      <w:pPr>
+        <w:ind w:left="170"/>
+        <w:pBdr>
+          <w:left w:val="single" w:sz="18" w:space="4" w:color="1E4620"/>
+        </w:pBdr>
+        <w:shd w:val="clear" w:fill="F2F5FA"/>
+      </w:pPr>
+      <w:r>
+        <w:rPr>
+          <w:b w:val="0"/>
+        </w:rPr>
+        <w:t>[00:55:03.110] 所以我老比喻，说你没见过大海……你在这个……高山上，你往前一看，大海真实存在，浩瀚波澜壮阔深邃……但是你看到大海并不代表你了解大海……你要去扑入大海的怀抱，你必须继续往前走。</w:t>
+      </w:r>
+    </w:p>
+    <w:p>
+      <w:r>
+        <w:rPr>
+          <w:b/>
+        </w:rPr>
+        <w:t>二、观智次第（道谛）（依据录音转写整理，已校对明显同音错字）</w:t>
+      </w:r>
+    </w:p>
+    <w:p>
+      <w:pPr>
+        <w:ind w:left="170"/>
+        <w:pBdr>
+          <w:left w:val="single" w:sz="18" w:space="4" w:color="1E4620"/>
+        </w:pBdr>
+        <w:shd w:val="clear" w:fill="F2F5FA"/>
+      </w:pPr>
+      <w:r>
+        <w:rPr>
+          <w:b w:val="0"/>
+        </w:rPr>
+        <w:t>[00:57:09.015] 要修观智。那真正的道谛，在，四圣谛的角度上来讲，就是虚无观制。……那名色分别字加上原色受制，合起来在经典里面叫做法住制。</w:t>
+      </w:r>
+    </w:p>
+    <w:p>
+      <w:pPr>
+        <w:ind w:left="170"/>
+        <w:pBdr>
+          <w:left w:val="single" w:sz="18" w:space="4" w:color="1E4620"/>
+        </w:pBdr>
+        <w:shd w:val="clear" w:fill="F2F5FA"/>
+      </w:pPr>
+      <w:r>
+        <w:rPr>
+          <w:b w:val="0"/>
+        </w:rPr>
+        <w:t>[00:57:38.060] 那么，佛陀讲说，先有法住智，再有涅槃智，你一定要先看到苦谛，看到集谛，然后对着苦谛和极地的这些灵色法修他的无常苦末，你涅槃才能够升起来。</w:t>
+      </w:r>
+    </w:p>
+    <w:p>
+      <w:pPr>
+        <w:ind w:left="170"/>
+        <w:pBdr>
+          <w:left w:val="single" w:sz="18" w:space="4" w:color="1E4620"/>
+        </w:pBdr>
+        <w:shd w:val="clear" w:fill="F2F5FA"/>
+      </w:pPr>
+      <w:r>
+        <w:rPr>
+          <w:b w:val="0"/>
+        </w:rPr>
+        <w:t>[00:59:02.955] 十一种，十一种，究竟名色法，你观他的无常苦，我三相，你就能够次第的升起，是为智。生灭随观智，坏灭随观智，然后行者智，然后随顺智，种性智，道智，果智，这些就会升起来了。</w:t>
+      </w:r>
+    </w:p>
+    <w:p>
+      <w:pPr>
+        <w:ind w:left="170"/>
+        <w:pBdr>
+          <w:left w:val="single" w:sz="18" w:space="4" w:color="1E4620"/>
+        </w:pBdr>
+        <w:shd w:val="clear" w:fill="F2F5FA"/>
+      </w:pPr>
+      <w:r>
+        <w:rPr>
+          <w:b/>
+        </w:rPr>
+        <w:t>说明</w:t>
+      </w:r>
+      <w:r>
+        <w:rPr>
+          <w:b w:val="0"/>
+        </w:rPr>
+        <w:t>：§</w:t>
+      </w:r>
+      <w:r>
+        <w:rPr>
+          <w:b/>
+        </w:rPr>
+        <w:t>与读书会19第6周同文件不同段落（本讲取〈缘起智／现见涅槃／观智次第〉章，彼讲取〈慧的种类／名色分别智〉章）</w:t>
+      </w:r>
+      <w:r>
+        <w:rPr>
+          <w:b w:val="0"/>
+        </w:rPr>
+        <w:t>。[01:00:04.420] 起进入回向文，与本周要点无直接关联，不照录。[generated, not original text]</w:t>
+      </w:r>
+    </w:p>
+    <w:p>
+      <w:r>
+        <w:rPr>
+          <w:b/>
+        </w:rPr>
+        <w:t>主持人：</w:t>
+      </w:r>
+      <w:r>
+        <w:rPr>
+          <w:b w:val="0"/>
+        </w:rPr>
+        <w:t xml:space="preserve"> 材料④给了我们一个特别美的比喻——</w:t>
+      </w:r>
+      <w:r>
+        <w:rPr>
+          <w:b/>
+        </w:rPr>
+        <w:t>「看见大海」不等于「游进大海」</w:t>
+      </w:r>
+      <w:r>
+        <w:rPr>
+          <w:b w:val="0"/>
+        </w:rPr>
+        <w:t>：见到涅槃，不等于证得涅槃。看见之后，还要往前走，才真正「扑进大海的怀抱」。这就是「慧学导向解脱」的分寸。</w:t>
+      </w:r>
+    </w:p>
+    <w:p>
+      <w:r>
+        <w:rPr>
+          <w:b/>
+          <w:color w:val="1E4620"/>
+          <w:sz w:val="26"/>
+        </w:rPr>
+        <w:t>🗺 七清净×十六观智·对照速览表（可投屏）</w:t>
+      </w:r>
+    </w:p>
+    <w:p>
+      <w:pPr>
+        <w:ind w:left="170"/>
+        <w:pBdr>
+          <w:left w:val="single" w:sz="18" w:space="4" w:color="1E4620"/>
+        </w:pBdr>
+        <w:shd w:val="clear" w:fill="F2F5FA"/>
+      </w:pPr>
+      <w:r>
+        <w:rPr>
+          <w:b w:val="0"/>
         </w:rPr>
         <w:t>本表为</w:t>
       </w:r>
       <w:r>
         <w:rPr>
           <w:b/>
-          <w:sz w:val="20"/>
         </w:rPr>
         <w:t>主持人投屏用</w:t>
       </w:r>
       <w:r>
         <w:rPr>
-          <w:sz w:val="20"/>
+          <w:b w:val="0"/>
         </w:rPr>
         <w:t>，把「七段路」与「十六盏灯」并排对齐；请只作视觉引导，不必逐格讲解。依据材料②〔照录 2〕〔照录 3〕〔照录 4〕〔照录 5〕〔照录 6〕与材料③「行道/通达」段整理。</w:t>
       </w:r>
@@ -3559,7 +3687,6 @@
       <w:tblPr>
         <w:tblStyle w:val="TableGrid"/>
         <w:tblW w:type="auto" w:w="0"/>
-        <w:jc w:val="center"/>
         <w:tblLook w:firstColumn="1" w:firstRow="1" w:lastColumn="0" w:lastRow="0" w:noHBand="0" w:noVBand="1" w:val="04A0"/>
       </w:tblPr>
       <w:tblGrid>
@@ -3572,17 +3699,20 @@
         <w:tc>
           <w:tcPr>
             <w:tcW w:type="dxa" w:w="2409"/>
-            <w:shd w:val="clear" w:color="auto" w:fill="1E5631"/>
+            <w:shd w:val="clear" w:fill="1E4620"/>
           </w:tcPr>
           <w:p>
-            <w:pPr>
-              <w:spacing w:after="20"/>
-            </w:pPr>
             <w:r>
               <w:rPr>
-                <w:b/>
                 <w:color w:val="FFFFFF"/>
-                <w:sz w:val="19"/>
+                <w:sz w:val="18"/>
+              </w:rPr>
+            </w:r>
+            <w:r>
+              <w:rPr>
+                <w:b w:val="0"/>
+                <w:color w:val="FFFFFF"/>
+                <w:sz w:val="18"/>
               </w:rPr>
               <w:t>七清净（路的七段）</w:t>
             </w:r>
@@ -3591,17 +3721,20 @@
         <w:tc>
           <w:tcPr>
             <w:tcW w:type="dxa" w:w="2409"/>
-            <w:shd w:val="clear" w:color="auto" w:fill="1E5631"/>
+            <w:shd w:val="clear" w:fill="1E4620"/>
           </w:tcPr>
           <w:p>
-            <w:pPr>
-              <w:spacing w:after="20"/>
-            </w:pPr>
             <w:r>
               <w:rPr>
-                <w:b/>
                 <w:color w:val="FFFFFF"/>
-                <w:sz w:val="19"/>
+                <w:sz w:val="18"/>
+              </w:rPr>
+            </w:r>
+            <w:r>
+              <w:rPr>
+                <w:b w:val="0"/>
+                <w:color w:val="FFFFFF"/>
+                <w:sz w:val="18"/>
               </w:rPr>
               <w:t>所属三学</w:t>
             </w:r>
@@ -3610,17 +3743,20 @@
         <w:tc>
           <w:tcPr>
             <w:tcW w:type="dxa" w:w="2409"/>
-            <w:shd w:val="clear" w:color="auto" w:fill="1E5631"/>
+            <w:shd w:val="clear" w:fill="1E4620"/>
           </w:tcPr>
           <w:p>
-            <w:pPr>
-              <w:spacing w:after="20"/>
-            </w:pPr>
             <w:r>
               <w:rPr>
-                <w:b/>
                 <w:color w:val="FFFFFF"/>
-                <w:sz w:val="19"/>
+                <w:sz w:val="18"/>
+              </w:rPr>
+            </w:r>
+            <w:r>
+              <w:rPr>
+                <w:b w:val="0"/>
+                <w:color w:val="FFFFFF"/>
+                <w:sz w:val="18"/>
               </w:rPr>
               <w:t>对应观智</w:t>
             </w:r>
@@ -3629,17 +3765,20 @@
         <w:tc>
           <w:tcPr>
             <w:tcW w:type="dxa" w:w="2409"/>
-            <w:shd w:val="clear" w:color="auto" w:fill="1E5631"/>
+            <w:shd w:val="clear" w:fill="1E4620"/>
           </w:tcPr>
           <w:p>
-            <w:pPr>
-              <w:spacing w:after="20"/>
-            </w:pPr>
             <w:r>
               <w:rPr>
-                <w:b/>
                 <w:color w:val="FFFFFF"/>
-                <w:sz w:val="19"/>
+                <w:sz w:val="18"/>
+              </w:rPr>
+            </w:r>
+            <w:r>
+              <w:rPr>
+                <w:b w:val="0"/>
+                <w:color w:val="FFFFFF"/>
+                <w:sz w:val="18"/>
               </w:rPr>
               <w:t>一句话说明</w:t>
             </w:r>
@@ -3652,12 +3791,15 @@
             <w:tcW w:type="dxa" w:w="2409"/>
           </w:tcPr>
           <w:p>
-            <w:pPr>
-              <w:spacing w:after="20"/>
-            </w:pPr>
             <w:r>
               <w:rPr>
-                <w:sz w:val="19"/>
+                <w:sz w:val="18"/>
+              </w:rPr>
+            </w:r>
+            <w:r>
+              <w:rPr>
+                <w:b w:val="0"/>
+                <w:sz w:val="18"/>
               </w:rPr>
               <w:t>① 戒清净</w:t>
             </w:r>
@@ -3668,12 +3810,15 @@
             <w:tcW w:type="dxa" w:w="2409"/>
           </w:tcPr>
           <w:p>
-            <w:pPr>
-              <w:spacing w:after="20"/>
-            </w:pPr>
             <w:r>
               <w:rPr>
-                <w:sz w:val="19"/>
+                <w:sz w:val="18"/>
+              </w:rPr>
+            </w:r>
+            <w:r>
+              <w:rPr>
+                <w:b w:val="0"/>
+                <w:sz w:val="18"/>
               </w:rPr>
               <w:t>戒学</w:t>
             </w:r>
@@ -3684,12 +3829,15 @@
             <w:tcW w:type="dxa" w:w="2409"/>
           </w:tcPr>
           <w:p>
-            <w:pPr>
-              <w:spacing w:after="20"/>
-            </w:pPr>
             <w:r>
               <w:rPr>
-                <w:sz w:val="19"/>
+                <w:sz w:val="18"/>
+              </w:rPr>
+            </w:r>
+            <w:r>
+              <w:rPr>
+                <w:b w:val="0"/>
+                <w:sz w:val="18"/>
               </w:rPr>
               <w:t>—（四种戒）</w:t>
             </w:r>
@@ -3700,12 +3848,15 @@
             <w:tcW w:type="dxa" w:w="2409"/>
           </w:tcPr>
           <w:p>
-            <w:pPr>
-              <w:spacing w:after="20"/>
-            </w:pPr>
             <w:r>
               <w:rPr>
-                <w:sz w:val="19"/>
+                <w:sz w:val="18"/>
+              </w:rPr>
+            </w:r>
+            <w:r>
+              <w:rPr>
+                <w:b w:val="0"/>
+                <w:sz w:val="18"/>
               </w:rPr>
               <w:t>巴帝摩卡防护/根防护/活命遍净/资具依止</w:t>
             </w:r>
@@ -3716,15 +3867,18 @@
         <w:tc>
           <w:tcPr>
             <w:tcW w:type="dxa" w:w="2409"/>
-            <w:shd w:val="clear" w:color="auto" w:fill="F2F2F2"/>
+            <w:shd w:val="clear" w:fill="F2F5FA"/>
           </w:tcPr>
           <w:p>
-            <w:pPr>
-              <w:spacing w:after="20"/>
-            </w:pPr>
             <w:r>
               <w:rPr>
-                <w:sz w:val="19"/>
+                <w:sz w:val="18"/>
+              </w:rPr>
+            </w:r>
+            <w:r>
+              <w:rPr>
+                <w:b w:val="0"/>
+                <w:sz w:val="18"/>
               </w:rPr>
               <w:t>② 心清净</w:t>
             </w:r>
@@ -3733,15 +3887,18 @@
         <w:tc>
           <w:tcPr>
             <w:tcW w:type="dxa" w:w="2409"/>
-            <w:shd w:val="clear" w:color="auto" w:fill="F2F2F2"/>
+            <w:shd w:val="clear" w:fill="F2F5FA"/>
           </w:tcPr>
           <w:p>
-            <w:pPr>
-              <w:spacing w:after="20"/>
-            </w:pPr>
             <w:r>
               <w:rPr>
-                <w:sz w:val="19"/>
+                <w:sz w:val="18"/>
+              </w:rPr>
+            </w:r>
+            <w:r>
+              <w:rPr>
+                <w:b w:val="0"/>
+                <w:sz w:val="18"/>
               </w:rPr>
               <w:t>定学</w:t>
             </w:r>
@@ -3750,15 +3907,18 @@
         <w:tc>
           <w:tcPr>
             <w:tcW w:type="dxa" w:w="2409"/>
-            <w:shd w:val="clear" w:color="auto" w:fill="F2F2F2"/>
+            <w:shd w:val="clear" w:fill="F2F5FA"/>
           </w:tcPr>
           <w:p>
-            <w:pPr>
-              <w:spacing w:after="20"/>
-            </w:pPr>
             <w:r>
               <w:rPr>
-                <w:sz w:val="19"/>
+                <w:sz w:val="18"/>
+              </w:rPr>
+            </w:r>
+            <w:r>
+              <w:rPr>
+                <w:b w:val="0"/>
+                <w:sz w:val="18"/>
               </w:rPr>
               <w:t>—（近行定·八定）</w:t>
             </w:r>
@@ -3767,15 +3927,18 @@
         <w:tc>
           <w:tcPr>
             <w:tcW w:type="dxa" w:w="2409"/>
-            <w:shd w:val="clear" w:color="auto" w:fill="F2F2F2"/>
+            <w:shd w:val="clear" w:fill="F2F5FA"/>
           </w:tcPr>
           <w:p>
-            <w:pPr>
-              <w:spacing w:after="20"/>
-            </w:pPr>
             <w:r>
               <w:rPr>
-                <w:sz w:val="19"/>
+                <w:sz w:val="18"/>
+              </w:rPr>
+            </w:r>
+            <w:r>
+              <w:rPr>
+                <w:b w:val="0"/>
+                <w:sz w:val="18"/>
               </w:rPr>
               <w:t>伏断五盖</w:t>
             </w:r>
@@ -3788,12 +3951,15 @@
             <w:tcW w:type="dxa" w:w="2409"/>
           </w:tcPr>
           <w:p>
-            <w:pPr>
-              <w:spacing w:after="20"/>
-            </w:pPr>
             <w:r>
               <w:rPr>
-                <w:sz w:val="19"/>
+                <w:sz w:val="18"/>
+              </w:rPr>
+            </w:r>
+            <w:r>
+              <w:rPr>
+                <w:b w:val="0"/>
+                <w:sz w:val="18"/>
               </w:rPr>
               <w:t>③ 见清净</w:t>
             </w:r>
@@ -3804,12 +3970,15 @@
             <w:tcW w:type="dxa" w:w="2409"/>
           </w:tcPr>
           <w:p>
-            <w:pPr>
-              <w:spacing w:after="20"/>
-            </w:pPr>
             <w:r>
               <w:rPr>
-                <w:sz w:val="19"/>
+                <w:sz w:val="18"/>
+              </w:rPr>
+            </w:r>
+            <w:r>
+              <w:rPr>
+                <w:b w:val="0"/>
+                <w:sz w:val="18"/>
               </w:rPr>
               <w:t>慧学</w:t>
             </w:r>
@@ -3820,12 +3989,15 @@
             <w:tcW w:type="dxa" w:w="2409"/>
           </w:tcPr>
           <w:p>
-            <w:pPr>
-              <w:spacing w:after="20"/>
-            </w:pPr>
             <w:r>
               <w:rPr>
-                <w:sz w:val="19"/>
+                <w:sz w:val="18"/>
+              </w:rPr>
+            </w:r>
+            <w:r>
+              <w:rPr>
+                <w:b w:val="0"/>
+                <w:sz w:val="18"/>
               </w:rPr>
               <w:t>1 名色限定智</w:t>
             </w:r>
@@ -3836,12 +4008,15 @@
             <w:tcW w:type="dxa" w:w="2409"/>
           </w:tcPr>
           <w:p>
-            <w:pPr>
-              <w:spacing w:after="20"/>
-            </w:pPr>
             <w:r>
               <w:rPr>
-                <w:sz w:val="19"/>
+                <w:sz w:val="18"/>
+              </w:rPr>
+            </w:r>
+            <w:r>
+              <w:rPr>
+                <w:b w:val="0"/>
+                <w:sz w:val="18"/>
               </w:rPr>
               <w:t>见到「名」与「色」两类法</w:t>
             </w:r>
@@ -3852,15 +4027,18 @@
         <w:tc>
           <w:tcPr>
             <w:tcW w:type="dxa" w:w="2409"/>
-            <w:shd w:val="clear" w:color="auto" w:fill="F2F2F2"/>
+            <w:shd w:val="clear" w:fill="F2F5FA"/>
           </w:tcPr>
           <w:p>
-            <w:pPr>
-              <w:spacing w:after="20"/>
-            </w:pPr>
             <w:r>
               <w:rPr>
-                <w:sz w:val="19"/>
+                <w:sz w:val="18"/>
+              </w:rPr>
+            </w:r>
+            <w:r>
+              <w:rPr>
+                <w:b w:val="0"/>
+                <w:sz w:val="18"/>
               </w:rPr>
               <w:t>④ 度疑清净</w:t>
             </w:r>
@@ -3869,15 +4047,18 @@
         <w:tc>
           <w:tcPr>
             <w:tcW w:type="dxa" w:w="2409"/>
-            <w:shd w:val="clear" w:color="auto" w:fill="F2F2F2"/>
+            <w:shd w:val="clear" w:fill="F2F5FA"/>
           </w:tcPr>
           <w:p>
-            <w:pPr>
-              <w:spacing w:after="20"/>
-            </w:pPr>
             <w:r>
               <w:rPr>
-                <w:sz w:val="19"/>
+                <w:sz w:val="18"/>
+              </w:rPr>
+            </w:r>
+            <w:r>
+              <w:rPr>
+                <w:b w:val="0"/>
+                <w:sz w:val="18"/>
               </w:rPr>
               <w:t>慧学</w:t>
             </w:r>
@@ -3886,15 +4067,18 @@
         <w:tc>
           <w:tcPr>
             <w:tcW w:type="dxa" w:w="2409"/>
-            <w:shd w:val="clear" w:color="auto" w:fill="F2F2F2"/>
+            <w:shd w:val="clear" w:fill="F2F5FA"/>
           </w:tcPr>
           <w:p>
-            <w:pPr>
-              <w:spacing w:after="20"/>
-            </w:pPr>
             <w:r>
               <w:rPr>
-                <w:sz w:val="19"/>
+                <w:sz w:val="18"/>
+              </w:rPr>
+            </w:r>
+            <w:r>
+              <w:rPr>
+                <w:b w:val="0"/>
+                <w:sz w:val="18"/>
               </w:rPr>
               <w:t>2 缘摄受智</w:t>
             </w:r>
@@ -3903,15 +4087,18 @@
         <w:tc>
           <w:tcPr>
             <w:tcW w:type="dxa" w:w="2409"/>
-            <w:shd w:val="clear" w:color="auto" w:fill="F2F2F2"/>
+            <w:shd w:val="clear" w:fill="F2F5FA"/>
           </w:tcPr>
           <w:p>
-            <w:pPr>
-              <w:spacing w:after="20"/>
-            </w:pPr>
             <w:r>
               <w:rPr>
-                <w:sz w:val="19"/>
+                <w:sz w:val="18"/>
+              </w:rPr>
+            </w:r>
+            <w:r>
+              <w:rPr>
+                <w:b w:val="0"/>
+                <w:sz w:val="18"/>
               </w:rPr>
               <w:t>亲见缘起，断对三世的疑</w:t>
             </w:r>
@@ -3924,12 +4111,15 @@
             <w:tcW w:type="dxa" w:w="2409"/>
           </w:tcPr>
           <w:p>
-            <w:pPr>
-              <w:spacing w:after="20"/>
-            </w:pPr>
             <w:r>
               <w:rPr>
-                <w:sz w:val="19"/>
+                <w:sz w:val="18"/>
+              </w:rPr>
+            </w:r>
+            <w:r>
+              <w:rPr>
+                <w:b w:val="0"/>
+                <w:sz w:val="18"/>
               </w:rPr>
               <w:t>⑤ 道非道智见清净</w:t>
             </w:r>
@@ -3940,12 +4130,15 @@
             <w:tcW w:type="dxa" w:w="2409"/>
           </w:tcPr>
           <w:p>
-            <w:pPr>
-              <w:spacing w:after="20"/>
-            </w:pPr>
             <w:r>
               <w:rPr>
-                <w:sz w:val="19"/>
+                <w:sz w:val="18"/>
+              </w:rPr>
+            </w:r>
+            <w:r>
+              <w:rPr>
+                <w:b w:val="0"/>
+                <w:sz w:val="18"/>
               </w:rPr>
               <w:t>慧学</w:t>
             </w:r>
@@ -3956,12 +4149,15 @@
             <w:tcW w:type="dxa" w:w="2409"/>
           </w:tcPr>
           <w:p>
-            <w:pPr>
-              <w:spacing w:after="20"/>
-            </w:pPr>
             <w:r>
               <w:rPr>
-                <w:sz w:val="19"/>
+                <w:sz w:val="18"/>
+              </w:rPr>
+            </w:r>
+            <w:r>
+              <w:rPr>
+                <w:b w:val="0"/>
+                <w:sz w:val="18"/>
               </w:rPr>
               <w:t>3 思惟智、4 生灭智（未成熟）</w:t>
             </w:r>
@@ -3972,12 +4168,15 @@
             <w:tcW w:type="dxa" w:w="2409"/>
           </w:tcPr>
           <w:p>
-            <w:pPr>
-              <w:spacing w:after="20"/>
-            </w:pPr>
             <w:r>
               <w:rPr>
-                <w:sz w:val="19"/>
+                <w:sz w:val="18"/>
+              </w:rPr>
+            </w:r>
+            <w:r>
+              <w:rPr>
+                <w:b w:val="0"/>
+                <w:sz w:val="18"/>
               </w:rPr>
               <w:t>修观的开端；抉择道与非道</w:t>
             </w:r>
@@ -3988,15 +4187,18 @@
         <w:tc>
           <w:tcPr>
             <w:tcW w:type="dxa" w:w="2409"/>
-            <w:shd w:val="clear" w:color="auto" w:fill="F2F2F2"/>
+            <w:shd w:val="clear" w:fill="F2F5FA"/>
           </w:tcPr>
           <w:p>
-            <w:pPr>
-              <w:spacing w:after="20"/>
-            </w:pPr>
             <w:r>
               <w:rPr>
-                <w:sz w:val="19"/>
+                <w:sz w:val="18"/>
+              </w:rPr>
+            </w:r>
+            <w:r>
+              <w:rPr>
+                <w:b w:val="0"/>
+                <w:sz w:val="18"/>
               </w:rPr>
               <w:t>⑥ 行道智见清净</w:t>
             </w:r>
@@ -4005,15 +4207,18 @@
         <w:tc>
           <w:tcPr>
             <w:tcW w:type="dxa" w:w="2409"/>
-            <w:shd w:val="clear" w:color="auto" w:fill="F2F2F2"/>
+            <w:shd w:val="clear" w:fill="F2F5FA"/>
           </w:tcPr>
           <w:p>
-            <w:pPr>
-              <w:spacing w:after="20"/>
-            </w:pPr>
             <w:r>
               <w:rPr>
-                <w:sz w:val="19"/>
+                <w:sz w:val="18"/>
+              </w:rPr>
+            </w:r>
+            <w:r>
+              <w:rPr>
+                <w:b w:val="0"/>
+                <w:sz w:val="18"/>
               </w:rPr>
               <w:t>慧学</w:t>
             </w:r>
@@ -4022,15 +4227,18 @@
         <w:tc>
           <w:tcPr>
             <w:tcW w:type="dxa" w:w="2409"/>
-            <w:shd w:val="clear" w:color="auto" w:fill="F2F2F2"/>
+            <w:shd w:val="clear" w:fill="F2F5FA"/>
           </w:tcPr>
           <w:p>
-            <w:pPr>
-              <w:spacing w:after="20"/>
-            </w:pPr>
             <w:r>
               <w:rPr>
-                <w:sz w:val="19"/>
+                <w:sz w:val="18"/>
+              </w:rPr>
+            </w:r>
+            <w:r>
+              <w:rPr>
+                <w:b w:val="0"/>
+                <w:sz w:val="18"/>
               </w:rPr>
               <w:t>4（成熟）生灭智·5 坏灭智·6 怖畏智·7 过患智·8 厌离智·9 欲解脱智·10 审察智·11 行舍智</w:t>
             </w:r>
@@ -4039,15 +4247,18 @@
         <w:tc>
           <w:tcPr>
             <w:tcW w:type="dxa" w:w="2409"/>
-            <w:shd w:val="clear" w:color="auto" w:fill="F2F2F2"/>
+            <w:shd w:val="clear" w:fill="F2F5FA"/>
           </w:tcPr>
           <w:p>
-            <w:pPr>
-              <w:spacing w:after="20"/>
-            </w:pPr>
             <w:r>
               <w:rPr>
-                <w:sz w:val="19"/>
+                <w:sz w:val="18"/>
+              </w:rPr>
+            </w:r>
+            <w:r>
+              <w:rPr>
+                <w:b w:val="0"/>
+                <w:sz w:val="18"/>
               </w:rPr>
               <w:t>「行道」顺利与否＝乐行道/苦行道</w:t>
             </w:r>
@@ -4060,12 +4271,15 @@
             <w:tcW w:type="dxa" w:w="2409"/>
           </w:tcPr>
           <w:p>
-            <w:pPr>
-              <w:spacing w:after="20"/>
-            </w:pPr>
             <w:r>
               <w:rPr>
-                <w:sz w:val="19"/>
+                <w:sz w:val="18"/>
+              </w:rPr>
+            </w:r>
+            <w:r>
+              <w:rPr>
+                <w:b w:val="0"/>
+                <w:sz w:val="18"/>
               </w:rPr>
               <w:t>⑦ 智见清净</w:t>
             </w:r>
@@ -4076,12 +4290,15 @@
             <w:tcW w:type="dxa" w:w="2409"/>
           </w:tcPr>
           <w:p>
-            <w:pPr>
-              <w:spacing w:after="20"/>
-            </w:pPr>
             <w:r>
               <w:rPr>
-                <w:sz w:val="19"/>
+                <w:sz w:val="18"/>
+              </w:rPr>
+            </w:r>
+            <w:r>
+              <w:rPr>
+                <w:b w:val="0"/>
+                <w:sz w:val="18"/>
               </w:rPr>
               <w:t>慧学</w:t>
             </w:r>
@@ -4092,12 +4309,15 @@
             <w:tcW w:type="dxa" w:w="2409"/>
           </w:tcPr>
           <w:p>
-            <w:pPr>
-              <w:spacing w:after="20"/>
-            </w:pPr>
             <w:r>
               <w:rPr>
-                <w:sz w:val="19"/>
+                <w:sz w:val="18"/>
+              </w:rPr>
+            </w:r>
+            <w:r>
+              <w:rPr>
+                <w:b w:val="0"/>
+                <w:sz w:val="18"/>
               </w:rPr>
               <w:t>12 随顺智·13 种姓智·14 道智·15 果智·16 省察智</w:t>
             </w:r>
@@ -4108,12 +4328,15 @@
             <w:tcW w:type="dxa" w:w="2409"/>
           </w:tcPr>
           <w:p>
-            <w:pPr>
-              <w:spacing w:after="20"/>
-            </w:pPr>
             <w:r>
               <w:rPr>
-                <w:sz w:val="19"/>
+                <w:sz w:val="18"/>
+              </w:rPr>
+            </w:r>
+            <w:r>
+              <w:rPr>
+                <w:b w:val="0"/>
+                <w:sz w:val="18"/>
               </w:rPr>
               <w:t>证果；这才是解脱</w:t>
             </w:r>
@@ -4123,56 +4346,49 @@
     </w:tbl>
     <w:p>
       <w:pPr>
-        <w:spacing w:before="40" w:after="80"/>
-        <w:ind w:left="283"/>
-        <w:shd w:val="clear" w:color="auto" w:fill="EDF6EF"/>
+        <w:ind w:left="170"/>
         <w:pBdr>
-          <w:left w:val="single" w:sz="20" w:space="6" w:color="1E5631"/>
+          <w:left w:val="single" w:sz="18" w:space="4" w:color="1E4620"/>
         </w:pBdr>
-      </w:pPr>
-      <w:r>
-        <w:rPr>
-          <w:sz w:val="20"/>
+        <w:shd w:val="clear" w:fill="F2F5FA"/>
+      </w:pPr>
+      <w:r>
+        <w:rPr>
+          <w:b w:val="0"/>
         </w:rPr>
         <w:t>提示：前五种清净属</w:t>
       </w:r>
       <w:r>
         <w:rPr>
           <w:b/>
-          <w:sz w:val="20"/>
         </w:rPr>
         <w:t>「行道」</w:t>
       </w:r>
       <w:r>
         <w:rPr>
-          <w:sz w:val="20"/>
+          <w:b w:val="0"/>
         </w:rPr>
         <w:t>（修的过程），后两种属</w:t>
       </w:r>
       <w:r>
         <w:rPr>
           <w:b/>
-          <w:sz w:val="20"/>
         </w:rPr>
         <w:t>「通达」</w:t>
       </w:r>
       <w:r>
         <w:rPr>
-          <w:sz w:val="20"/>
+          <w:b w:val="0"/>
         </w:rPr>
         <w:t>（证的结果）；「速通达/迟通达」说的是后段快慢。转写/OCR 中「度疑清」「成清净」「思性智」「护位智」等均为讹字，照录不改，投屏时按正字理解即可。</w:t>
       </w:r>
     </w:p>
     <w:p>
-      <w:pPr>
-        <w:spacing w:before="160" w:after="80"/>
-      </w:pPr>
-      <w:r>
-        <w:rPr>
-          <w:rFonts w:ascii="Microsoft YaHei" w:hAnsi="Microsoft YaHei" w:eastAsia="Microsoft YaHei"/>
+      <w:r>
+        <w:rPr>
           <w:b/>
-          <w:color w:val="1E5631"/>
-          <w:sz w:val="28"/>
+          <w:color w:val="1E4620"/>
+          <w:sz w:val="26"/>
         </w:rPr>
         <w:t>💬 第一轮分享</w:t>
       </w:r>
@@ -4181,80 +4397,57 @@
       <w:r>
         <w:rPr>
           <w:b/>
-          <w:sz w:val="21"/>
         </w:rPr>
         <w:t>分享规则（主持人先说一遍）</w:t>
       </w:r>
       <w:r>
         <w:rPr>
-          <w:sz w:val="21"/>
+          <w:b w:val="0"/>
         </w:rPr>
         <w:t>：</w:t>
       </w:r>
     </w:p>
     <w:p>
       <w:pPr>
-        <w:ind w:left="340"/>
-      </w:pPr>
-      <w:r>
-        <w:rPr>
-          <w:color w:val="1E5631"/>
-          <w:sz w:val="21"/>
-        </w:rPr>
-        <w:t xml:space="preserve">• </w:t>
-      </w:r>
-      <w:r>
-        <w:rPr>
-          <w:sz w:val="21"/>
+        <w:pStyle w:val="ListBullet"/>
+      </w:pPr>
+      <w:r>
+        <w:rPr>
+          <w:b w:val="0"/>
         </w:rPr>
         <w:t xml:space="preserve">每人 </w:t>
       </w:r>
       <w:r>
         <w:rPr>
           <w:b/>
-          <w:sz w:val="21"/>
         </w:rPr>
         <w:t>1.5–2 分钟</w:t>
       </w:r>
       <w:r>
         <w:rPr>
-          <w:sz w:val="21"/>
+          <w:b w:val="0"/>
         </w:rPr>
         <w:t>，一次只答一个问题，说自己的经验，不讲别人的对错；</w:t>
       </w:r>
     </w:p>
     <w:p>
       <w:pPr>
-        <w:ind w:left="340"/>
-      </w:pPr>
-      <w:r>
-        <w:rPr>
-          <w:color w:val="1E5631"/>
-          <w:sz w:val="21"/>
-        </w:rPr>
-        <w:t xml:space="preserve">• </w:t>
-      </w:r>
-      <w:r>
-        <w:rPr>
-          <w:sz w:val="21"/>
+        <w:pStyle w:val="ListBullet"/>
+      </w:pPr>
+      <w:r>
+        <w:rPr>
+          <w:b w:val="0"/>
         </w:rPr>
         <w:t>说「我跳过」完全没问题；听到别人的经验，只回应「谢谢」，不做评判、不给建议；</w:t>
       </w:r>
     </w:p>
     <w:p>
       <w:pPr>
-        <w:ind w:left="340"/>
-      </w:pPr>
-      <w:r>
-        <w:rPr>
-          <w:color w:val="1E5631"/>
-          <w:sz w:val="21"/>
-        </w:rPr>
-        <w:t xml:space="preserve">• </w:t>
-      </w:r>
-      <w:r>
-        <w:rPr>
-          <w:sz w:val="21"/>
+        <w:pStyle w:val="ListBullet"/>
+      </w:pPr>
+      <w:r>
+        <w:rPr>
+          <w:b w:val="0"/>
         </w:rPr>
         <w:t>主持人负责计时与串场，不点评内容的「高下」。</w:t>
       </w:r>
@@ -4263,144 +4456,112 @@
       <w:r>
         <w:rPr>
           <w:b/>
-          <w:sz w:val="21"/>
         </w:rPr>
         <w:t>起手问题（三选一，先举手的先说）</w:t>
       </w:r>
       <w:r>
         <w:rPr>
-          <w:sz w:val="21"/>
+          <w:b w:val="0"/>
         </w:rPr>
         <w:t>：</w:t>
       </w:r>
     </w:p>
     <w:p>
       <w:pPr>
-        <w:ind w:left="340"/>
+        <w:pStyle w:val="ListNumber"/>
       </w:pPr>
       <w:r>
         <w:rPr>
           <w:b/>
-          <w:sz w:val="21"/>
-        </w:rPr>
-        <w:t xml:space="preserve">1. </w:t>
-      </w:r>
-      <w:r>
-        <w:rPr>
-          <w:b/>
-          <w:sz w:val="21"/>
         </w:rPr>
         <w:t>听完十六个观智的名字，哪一个最触动你？</w:t>
       </w:r>
       <w:r>
         <w:rPr>
-          <w:sz w:val="21"/>
+          <w:b w:val="0"/>
         </w:rPr>
         <w:t>（名色分别智？坏灭智？行舍智？——说说为什么，不必解释术语。）</w:t>
       </w:r>
     </w:p>
     <w:p>
       <w:pPr>
-        <w:ind w:left="340"/>
+        <w:pStyle w:val="ListNumber"/>
       </w:pPr>
       <w:r>
         <w:rPr>
           <w:b/>
-          <w:sz w:val="21"/>
-        </w:rPr>
-        <w:t xml:space="preserve">2. </w:t>
-      </w:r>
-      <w:r>
-        <w:rPr>
-          <w:b/>
-          <w:sz w:val="21"/>
         </w:rPr>
         <w:t>「亲眼看见」和「听人说、自己以为」，在你身上有过什么差别？</w:t>
       </w:r>
       <w:r>
         <w:rPr>
-          <w:sz w:val="21"/>
+          <w:b w:val="0"/>
         </w:rPr>
         <w:t xml:space="preserve"> 举一个生活例子（比如别人说某件事会变，你亲眼看到才真的信）。</w:t>
       </w:r>
     </w:p>
     <w:p>
       <w:pPr>
-        <w:ind w:left="340"/>
+        <w:pStyle w:val="ListNumber"/>
       </w:pPr>
       <w:r>
         <w:rPr>
           <w:b/>
-          <w:sz w:val="21"/>
-        </w:rPr>
-        <w:t xml:space="preserve">3. </w:t>
-      </w:r>
-      <w:r>
-        <w:rPr>
-          <w:b/>
-          <w:sz w:val="21"/>
         </w:rPr>
         <w:t>「次第」这张长地图，给你的第一反应是「太好了，有路可走」，还是「这么多，我做不到」？</w:t>
       </w:r>
       <w:r>
         <w:rPr>
-          <w:sz w:val="21"/>
+          <w:b w:val="0"/>
         </w:rPr>
         <w:t xml:space="preserve"> 请说一句真心话。</w:t>
       </w:r>
     </w:p>
     <w:p>
       <w:pPr>
-        <w:spacing w:before="40" w:after="80"/>
-        <w:ind w:left="283"/>
-        <w:shd w:val="clear" w:color="auto" w:fill="EDF6EF"/>
+        <w:ind w:left="170"/>
         <w:pBdr>
-          <w:left w:val="single" w:sz="20" w:space="6" w:color="1E5631"/>
+          <w:left w:val="single" w:sz="18" w:space="4" w:color="1E4620"/>
         </w:pBdr>
-      </w:pPr>
-      <w:r>
-        <w:rPr>
-          <w:sz w:val="20"/>
+        <w:shd w:val="clear" w:fill="F2F5FA"/>
+      </w:pPr>
+      <w:r>
+        <w:rPr>
+          <w:b w:val="0"/>
         </w:rPr>
         <w:t>主持人提示：第一轮是「破冰＋摸底」，</w:t>
       </w:r>
       <w:r>
         <w:rPr>
           <w:b/>
-          <w:sz w:val="20"/>
         </w:rPr>
         <w:t>不追求深度</w:t>
       </w:r>
       <w:r>
         <w:rPr>
-          <w:sz w:val="20"/>
+          <w:b w:val="0"/>
         </w:rPr>
         <w:t>。特别注意：若有人急着说「我已经修到 XX 观智」，请温和地把话题带回「你此刻的心怎样」，并重申——</w:t>
       </w:r>
       <w:r>
         <w:rPr>
           <w:b/>
-          <w:sz w:val="20"/>
         </w:rPr>
         <w:t>我们不评比进度</w:t>
       </w:r>
       <w:r>
         <w:rPr>
-          <w:sz w:val="20"/>
+          <w:b w:val="0"/>
         </w:rPr>
         <w:t>。</w:t>
       </w:r>
     </w:p>
     <w:p>
-      <w:pPr>
-        <w:spacing w:before="160" w:after="80"/>
-      </w:pPr>
-      <w:r>
-        <w:rPr>
-          <w:rFonts w:ascii="Microsoft YaHei" w:hAnsi="Microsoft YaHei" w:eastAsia="Microsoft YaHei"/>
+      <w:r>
+        <w:rPr>
           <w:b/>
-          <w:color w:val="1E5631"/>
-          <w:sz w:val="28"/>
+          <w:color w:val="1E4620"/>
+          <w:sz w:val="26"/>
         </w:rPr>
         <w:t>🎯 主题讨论</w:t>
       </w:r>
@@ -4409,65 +4570,60 @@
       <w:r>
         <w:rPr>
           <w:b/>
-          <w:sz w:val="21"/>
         </w:rPr>
         <w:t>引导问题一（由浅入深·第1层）：七清净和十六观智，是「两张表」还是「一条路」？</w:t>
       </w:r>
     </w:p>
     <w:p>
       <w:pPr>
-        <w:spacing w:before="40" w:after="80"/>
-        <w:ind w:left="283"/>
-        <w:shd w:val="clear" w:color="auto" w:fill="EDF6EF"/>
+        <w:ind w:left="170"/>
         <w:pBdr>
-          <w:left w:val="single" w:sz="20" w:space="6" w:color="1E5631"/>
+          <w:left w:val="single" w:sz="18" w:space="4" w:color="1E4620"/>
         </w:pBdr>
-      </w:pPr>
-      <w:r>
-        <w:rPr>
-          <w:sz w:val="20"/>
+        <w:shd w:val="clear" w:fill="F2F5FA"/>
+      </w:pPr>
+      <w:r>
+        <w:rPr>
+          <w:b w:val="0"/>
         </w:rPr>
         <w:t>提示：先请大家看看板书三行——「七段路」与「十六盏灯」。再一起读材料②「三种遍知」：知遍知（名色限定智、缘摄受智）／审察遍知（思惟智、生灭智）／断遍知（坏灭智…道智）。请讨论：这三种遍知，是不是正好把十六个观智</w:t>
       </w:r>
       <w:r>
         <w:rPr>
           <w:b/>
-          <w:sz w:val="20"/>
         </w:rPr>
         <w:t>串成了三段</w:t>
       </w:r>
       <w:r>
         <w:rPr>
-          <w:sz w:val="20"/>
+          <w:b w:val="0"/>
         </w:rPr>
         <w:t>？如果是，十六观智就不是十六关，而是同一条路上的三程。</w:t>
       </w:r>
     </w:p>
     <w:p>
       <w:pPr>
-        <w:spacing w:before="40" w:after="80"/>
-        <w:ind w:left="283"/>
-        <w:shd w:val="clear" w:color="auto" w:fill="EDF6EF"/>
+        <w:ind w:left="170"/>
         <w:pBdr>
-          <w:left w:val="single" w:sz="20" w:space="6" w:color="1E5631"/>
+          <w:left w:val="single" w:sz="18" w:space="4" w:color="1E4620"/>
         </w:pBdr>
-      </w:pPr>
-      <w:r>
-        <w:rPr>
-          <w:sz w:val="20"/>
+        <w:shd w:val="clear" w:fill="F2F5FA"/>
+      </w:pPr>
+      <w:r>
+        <w:rPr>
+          <w:b w:val="0"/>
         </w:rPr>
         <w:t>落点：让大家看见——</w:t>
       </w:r>
       <w:r>
         <w:rPr>
           <w:b/>
-          <w:sz w:val="20"/>
         </w:rPr>
         <w:t>七清净是路，十六观智是路上次第亮起的光</w:t>
       </w:r>
       <w:r>
         <w:rPr>
-          <w:sz w:val="20"/>
+          <w:b w:val="0"/>
         </w:rPr>
         <w:t>，不是两套互不相干的清单。</w:t>
       </w:r>
@@ -4476,52 +4632,48 @@
       <w:r>
         <w:rPr>
           <w:b/>
-          <w:sz w:val="21"/>
         </w:rPr>
         <w:t>引导问题二（第2层）：为什么「见清净」是修观的起点？</w:t>
       </w:r>
     </w:p>
     <w:p>
       <w:pPr>
-        <w:spacing w:before="40" w:after="80"/>
-        <w:ind w:left="283"/>
-        <w:shd w:val="clear" w:color="auto" w:fill="EDF6EF"/>
+        <w:ind w:left="170"/>
         <w:pBdr>
-          <w:left w:val="single" w:sz="20" w:space="6" w:color="1E5631"/>
+          <w:left w:val="single" w:sz="18" w:space="4" w:color="1E4620"/>
         </w:pBdr>
-      </w:pPr>
-      <w:r>
-        <w:rPr>
-          <w:sz w:val="20"/>
+        <w:shd w:val="clear" w:fill="F2F5FA"/>
+      </w:pPr>
+      <w:r>
+        <w:rPr>
+          <w:b w:val="0"/>
         </w:rPr>
         <w:t>提示：带大家回到材料②那句原话——「在修观之前还有四种清净……尚未知见名色及其因，如何能观照它们为无常、苦、无我呢？」请讨论：如果连「名」和「色」都还分不清，能不能真的「看穿无常」？又为什么「见清净」（名色分别智）之前，要先有戒清净与心清净？</w:t>
       </w:r>
     </w:p>
     <w:p>
       <w:pPr>
-        <w:spacing w:before="40" w:after="80"/>
-        <w:ind w:left="283"/>
-        <w:shd w:val="clear" w:color="auto" w:fill="EDF6EF"/>
+        <w:ind w:left="170"/>
         <w:pBdr>
-          <w:left w:val="single" w:sz="20" w:space="6" w:color="1E5631"/>
+          <w:left w:val="single" w:sz="18" w:space="4" w:color="1E4620"/>
         </w:pBdr>
-      </w:pPr>
-      <w:r>
-        <w:rPr>
-          <w:sz w:val="20"/>
+        <w:shd w:val="clear" w:fill="F2F5FA"/>
+      </w:pPr>
+      <w:r>
+        <w:rPr>
+          <w:b w:val="0"/>
         </w:rPr>
         <w:t>落点：</w:t>
       </w:r>
       <w:r>
         <w:rPr>
           <w:b/>
-          <w:sz w:val="20"/>
         </w:rPr>
         <w:t>次第的背后，是「先看清，才能看穿」</w:t>
       </w:r>
       <w:r>
         <w:rPr>
-          <w:sz w:val="20"/>
+          <w:b w:val="0"/>
         </w:rPr>
         <w:t>；前面的地基，不是多余。</w:t>
       </w:r>
@@ -4530,95 +4682,87 @@
       <w:r>
         <w:rPr>
           <w:b/>
-          <w:sz w:val="21"/>
         </w:rPr>
         <w:t>引导问题三（第3层·指向实修）：修行路上出现「很亮的体验」，我该怎么办？</w:t>
       </w:r>
     </w:p>
     <w:p>
       <w:pPr>
-        <w:spacing w:before="40" w:after="80"/>
-        <w:ind w:left="283"/>
-        <w:shd w:val="clear" w:color="auto" w:fill="EDF6EF"/>
+        <w:ind w:left="170"/>
         <w:pBdr>
-          <w:left w:val="single" w:sz="20" w:space="6" w:color="1E5631"/>
+          <w:left w:val="single" w:sz="18" w:space="4" w:color="1E4620"/>
         </w:pBdr>
-      </w:pPr>
-      <w:r>
-        <w:rPr>
-          <w:sz w:val="20"/>
+        <w:shd w:val="clear" w:fill="F2F5FA"/>
+      </w:pPr>
+      <w:r>
+        <w:rPr>
+          <w:b w:val="0"/>
         </w:rPr>
         <w:t>提示：读材料①「十种观杂染」与「行舍智是分水岭」。请各举一个生活场景——某次修行或生活中出现了感觉特别好的体验（光、喜、乐、以为自己到了某境界），后来怎样了？再看尊者的话：「看美好的现象也是无常苦，你就不会走向非道、不会入魔。」讨论：为什么</w:t>
       </w:r>
       <w:r>
         <w:rPr>
           <w:b/>
-          <w:sz w:val="20"/>
         </w:rPr>
         <w:t>「不认作证果」本身就是一种保护</w:t>
       </w:r>
       <w:r>
         <w:rPr>
-          <w:sz w:val="20"/>
+          <w:b w:val="0"/>
         </w:rPr>
         <w:t>？</w:t>
       </w:r>
     </w:p>
     <w:p>
       <w:pPr>
-        <w:spacing w:before="40" w:after="80"/>
-        <w:ind w:left="283"/>
-        <w:shd w:val="clear" w:color="auto" w:fill="EDF6EF"/>
+        <w:ind w:left="170"/>
         <w:pBdr>
-          <w:left w:val="single" w:sz="20" w:space="6" w:color="1E5631"/>
+          <w:left w:val="single" w:sz="18" w:space="4" w:color="1E4620"/>
         </w:pBdr>
-      </w:pPr>
-      <w:r>
-        <w:rPr>
-          <w:sz w:val="20"/>
+        <w:shd w:val="clear" w:fill="F2F5FA"/>
+      </w:pPr>
+      <w:r>
+        <w:rPr>
+          <w:b w:val="0"/>
         </w:rPr>
         <w:t>落点：</w:t>
       </w:r>
       <w:r>
         <w:rPr>
           <w:b/>
-          <w:sz w:val="20"/>
         </w:rPr>
         <w:t>道与非道的抉择，就在这一念；不贪著、不认果，安安稳稳往前走。</w:t>
       </w:r>
     </w:p>
     <w:p>
       <w:pPr>
-        <w:spacing w:before="40" w:after="80"/>
-        <w:ind w:left="283"/>
-        <w:shd w:val="clear" w:color="auto" w:fill="EDF6EF"/>
+        <w:ind w:left="170"/>
         <w:pBdr>
-          <w:left w:val="single" w:sz="20" w:space="6" w:color="1E5631"/>
+          <w:left w:val="single" w:sz="18" w:space="4" w:color="1E4620"/>
         </w:pBdr>
-      </w:pPr>
-      <w:r>
-        <w:rPr>
-          <w:sz w:val="20"/>
+        <w:shd w:val="clear" w:fill="F2F5FA"/>
+      </w:pPr>
+      <w:r>
+        <w:rPr>
+          <w:b w:val="0"/>
         </w:rPr>
         <w:t>主持人收束一句：请带着材料④那个「看见大海」的比喻离场——</w:t>
       </w:r>
       <w:r>
         <w:rPr>
           <w:b/>
-          <w:sz w:val="20"/>
         </w:rPr>
         <w:t>见到涅槃，不等于证得涅槃；看见之后，还要往前走</w:t>
       </w:r>
       <w:r>
         <w:rPr>
-          <w:sz w:val="20"/>
+          <w:b w:val="0"/>
         </w:rPr>
         <w:t>；也带着材料③那句离场——</w:t>
       </w:r>
       <w:r>
         <w:rPr>
           <w:b/>
-          <w:sz w:val="20"/>
         </w:rPr>
         <w:t>行道有顺逆、通达有快慢，快慢不是高下。</w:t>
       </w:r>
@@ -4627,874 +4771,808 @@
       <w:r>
         <w:rPr>
           <w:b/>
-          <w:sz w:val="21"/>
         </w:rPr>
         <w:t>引导问题四（第4层·自由讨论·时间富余时用）：「一张地图」是给你清晰感，还是给你压迫感？</w:t>
       </w:r>
     </w:p>
     <w:p>
       <w:pPr>
-        <w:spacing w:before="40" w:after="80"/>
-        <w:ind w:left="283"/>
-        <w:shd w:val="clear" w:color="auto" w:fill="EDF6EF"/>
+        <w:ind w:left="170"/>
         <w:pBdr>
-          <w:left w:val="single" w:sz="20" w:space="6" w:color="1E5631"/>
+          <w:left w:val="single" w:sz="18" w:space="4" w:color="1E4620"/>
         </w:pBdr>
-      </w:pPr>
-      <w:r>
-        <w:rPr>
-          <w:sz w:val="20"/>
+        <w:shd w:val="clear" w:fill="F2F5FA"/>
+      </w:pPr>
+      <w:r>
+        <w:rPr>
+          <w:b w:val="0"/>
         </w:rPr>
         <w:t>提示：请每个人说一句真心话——看到「戒定慧→七清净→十六观智」这么长的次第，你的第一反应是什么？两种反应都很正常。主持人不评判，只请大家把这份感受说出来，然后一起回到那句话——</w:t>
       </w:r>
       <w:r>
         <w:rPr>
           <w:b/>
-          <w:sz w:val="20"/>
         </w:rPr>
         <w:t>了解次第，是认识一条路，不是给自己打分</w:t>
       </w:r>
       <w:r>
         <w:rPr>
-          <w:sz w:val="20"/>
+          <w:b w:val="0"/>
         </w:rPr>
         <w:t>。</w:t>
       </w:r>
     </w:p>
     <w:p>
       <w:pPr>
-        <w:spacing w:before="40" w:after="80"/>
-        <w:ind w:left="283"/>
-        <w:shd w:val="clear" w:color="auto" w:fill="EDF6EF"/>
+        <w:ind w:left="170"/>
         <w:pBdr>
-          <w:left w:val="single" w:sz="20" w:space="6" w:color="1E5631"/>
+          <w:left w:val="single" w:sz="18" w:space="4" w:color="1E4620"/>
         </w:pBdr>
-      </w:pPr>
-      <w:r>
-        <w:rPr>
-          <w:sz w:val="20"/>
+        <w:shd w:val="clear" w:fill="F2F5FA"/>
+      </w:pPr>
+      <w:r>
+        <w:rPr>
+          <w:b w:val="0"/>
         </w:rPr>
         <w:t>落点：让「次第」带来方向感，而不是负担；若不放心，可把问题四作为课后作业的引子。</w:t>
       </w:r>
     </w:p>
     <w:p>
       <w:pPr>
-        <w:spacing w:before="40" w:after="80"/>
-        <w:ind w:left="283"/>
-        <w:shd w:val="clear" w:color="auto" w:fill="EDF6EF"/>
+        <w:ind w:left="170"/>
         <w:pBdr>
-          <w:left w:val="single" w:sz="20" w:space="6" w:color="1E5631"/>
+          <w:left w:val="single" w:sz="18" w:space="4" w:color="1E4620"/>
         </w:pBdr>
+        <w:shd w:val="clear" w:fill="F2F5FA"/>
       </w:pPr>
       <w:r>
         <w:rPr>
           <w:b/>
-          <w:sz w:val="20"/>
         </w:rPr>
         <w:t>分层追问</w:t>
       </w:r>
       <w:r>
         <w:rPr>
-          <w:sz w:val="20"/>
-        </w:rPr>
-        <w:t>（可视时间取用，由浅入深）： - 【现象】七清净、十六观智这样排下来，对你是一份「路线图」，还是一把「量自己的尺子」？ - 【影响】把它当尺子，容易量出什么情绪？ - 【应对】这周你愿意怎么用它——只看下一步，还是先对整个次第心里有数？</w:t>
+          <w:b w:val="0"/>
+        </w:rPr>
+        <w:t>（可视时间取用，由浅入深）：</w:t>
       </w:r>
     </w:p>
     <w:p>
       <w:pPr>
-        <w:spacing w:before="160" w:after="80"/>
-      </w:pPr>
-      <w:r>
-        <w:rPr>
-          <w:rFonts w:ascii="Microsoft YaHei" w:hAnsi="Microsoft YaHei" w:eastAsia="Microsoft YaHei"/>
-          <w:b/>
-          <w:color w:val="1E5631"/>
-          <w:sz w:val="28"/>
-        </w:rPr>
-        <w:t>🧘 禅修练习</w:t>
+        <w:ind w:left="170"/>
+        <w:pBdr>
+          <w:left w:val="single" w:sz="18" w:space="4" w:color="1E4620"/>
+        </w:pBdr>
+        <w:shd w:val="clear" w:fill="F2F5FA"/>
+      </w:pPr>
+      <w:r>
+        <w:rPr>
+          <w:b w:val="0"/>
+        </w:rPr>
+        <w:t>- 【现象】七清净、十六观智这样排下来，对你是一份「路线图」，还是一把「量自己的尺子」？</w:t>
       </w:r>
     </w:p>
     <w:p>
       <w:pPr>
-        <w:spacing w:before="40" w:after="80"/>
-        <w:ind w:left="283"/>
-        <w:shd w:val="clear" w:color="auto" w:fill="EDF6EF"/>
+        <w:ind w:left="170"/>
         <w:pBdr>
-          <w:left w:val="single" w:sz="20" w:space="6" w:color="1E5631"/>
+          <w:left w:val="single" w:sz="18" w:space="4" w:color="1E4620"/>
         </w:pBdr>
-      </w:pPr>
-      <w:r>
-        <w:rPr>
-          <w:sz w:val="20"/>
-        </w:rPr>
-        <w:t xml:space="preserve">⚠️ </w:t>
-      </w:r>
-      <w:r>
-        <w:rPr>
-          <w:b/>
-          <w:sz w:val="20"/>
-        </w:rPr>
-        <w:t>禅修禁忌提示</w:t>
-      </w:r>
-      <w:r>
-        <w:rPr>
-          <w:sz w:val="20"/>
-        </w:rPr>
-        <w:t>：若你正处在严重抑郁、焦虑、创伤后应激，或精神类疾病的发作／用药期，或正经历强烈的情绪危机，请先咨询医生或心理师，再决定是否练习；练习中若出现明显不适（如心悸、胸闷、情绪失控），请立即停止，睁开眼睛，把注意力放回呼吸与身体，必要时离场休息。</w:t>
+        <w:shd w:val="clear" w:fill="F2F5FA"/>
+      </w:pPr>
+      <w:r>
+        <w:rPr>
+          <w:b w:val="0"/>
+        </w:rPr>
+        <w:t>- 【影响】把它当尺子，容易量出什么情绪？</w:t>
       </w:r>
     </w:p>
     <w:p>
       <w:pPr>
-        <w:spacing w:before="40" w:after="80"/>
-        <w:ind w:left="283"/>
-        <w:shd w:val="clear" w:color="auto" w:fill="EDF6EF"/>
+        <w:ind w:left="170"/>
         <w:pBdr>
-          <w:left w:val="single" w:sz="20" w:space="6" w:color="1E5631"/>
+          <w:left w:val="single" w:sz="18" w:space="4" w:color="1E4620"/>
         </w:pBdr>
-      </w:pPr>
-      <w:r>
-        <w:rPr>
-          <w:b/>
-          <w:sz w:val="20"/>
-        </w:rPr>
-        <w:t>主持人引导词（照读即可）——「无常随观·一呼吸一观智」</w:t>
+        <w:shd w:val="clear" w:fill="F2F5FA"/>
+      </w:pPr>
+      <w:r>
+        <w:rPr>
+          <w:b w:val="0"/>
+        </w:rPr>
+        <w:t>- 【应对】这周你愿意怎么用它——只看下一步，还是先对整个次第心里有数？</w:t>
       </w:r>
     </w:p>
     <w:p>
-      <w:pPr>
-        <w:spacing w:before="40" w:after="80"/>
-        <w:ind w:left="283"/>
-        <w:shd w:val="clear" w:color="auto" w:fill="EDF6EF"/>
-        <w:pBdr>
-          <w:left w:val="single" w:sz="20" w:space="6" w:color="1E5631"/>
-        </w:pBdr>
-      </w:pPr>
-      <w:r>
-        <w:rPr>
-          <w:sz w:val="20"/>
-        </w:rPr>
-        <w:t>请把身体坐正，手轻轻放在膝盖上，眼睛可以闭上或半睁。我们做一段很简单的练习：</w:t>
-      </w:r>
       <w:r>
         <w:rPr>
           <w:b/>
-          <w:sz w:val="20"/>
-        </w:rPr>
-        <w:t>用一个呼吸，走一段智慧之路。</w:t>
+          <w:color w:val="1E4620"/>
+          <w:sz w:val="26"/>
+        </w:rPr>
+        <w:t>🧘 禅修练习</w:t>
       </w:r>
     </w:p>
     <w:p>
       <w:pPr>
-        <w:spacing w:before="40" w:after="80"/>
-        <w:ind w:left="283"/>
-        <w:shd w:val="clear" w:color="auto" w:fill="EDF6EF"/>
+        <w:ind w:left="170"/>
         <w:pBdr>
-          <w:left w:val="single" w:sz="20" w:space="6" w:color="1E5631"/>
+          <w:left w:val="single" w:sz="18" w:space="4" w:color="1E4620"/>
         </w:pBdr>
-      </w:pPr>
+        <w:shd w:val="clear" w:fill="F2F5FA"/>
+      </w:pPr>
+      <w:r>
+        <w:rPr>
+          <w:b w:val="0"/>
+        </w:rPr>
+        <w:t xml:space="preserve">⚠️ </w:t>
+      </w:r>
       <w:r>
         <w:rPr>
           <w:b/>
-          <w:sz w:val="20"/>
-        </w:rPr>
-        <w:t>第一口呼吸——见。</w:t>
-      </w:r>
-      <w:r>
-        <w:rPr>
-          <w:sz w:val="20"/>
-        </w:rPr>
-        <w:t xml:space="preserve"> 深深地吸气……缓缓地呼气。在这一口气里，轻轻对自己说：</w:t>
-      </w:r>
-      <w:r>
-        <w:rPr>
-          <w:b/>
-          <w:sz w:val="20"/>
-        </w:rPr>
-        <w:t>「我此刻，正在看见。」</w:t>
-      </w:r>
-      <w:r>
-        <w:rPr>
-          <w:sz w:val="20"/>
-        </w:rPr>
-        <w:t xml:space="preserve"> 看见身体的感受、看见念头的来去——不急着改变它，只是看见。这就是「见清净」的方向。</w:t>
+        </w:rPr>
+        <w:t>禅修禁忌提示</w:t>
+      </w:r>
+      <w:r>
+        <w:rPr>
+          <w:b w:val="0"/>
+        </w:rPr>
+        <w:t>：若你正处在严重抑郁、焦虑、创伤后应激，或精神类疾病的发作／用药期，或正经历强烈的情绪危机，请先咨询医生或心理师，再决定是否练习；练习中若出现明显不适（如心悸、胸闷、情绪失控），请立即停止，睁开眼睛，把注意力放回呼吸与身体，必要时离场休息。</w:t>
       </w:r>
     </w:p>
     <w:p>
       <w:pPr>
-        <w:spacing w:before="40" w:after="80"/>
-        <w:ind w:left="283"/>
-        <w:shd w:val="clear" w:color="auto" w:fill="EDF6EF"/>
+        <w:ind w:left="170"/>
         <w:pBdr>
-          <w:left w:val="single" w:sz="20" w:space="6" w:color="1E5631"/>
+          <w:left w:val="single" w:sz="18" w:space="4" w:color="1E4620"/>
         </w:pBdr>
-      </w:pPr>
-      <w:r>
-        <w:rPr>
-          <w:sz w:val="20"/>
-        </w:rPr>
-        <w:t>（停 20 秒）</w:t>
+        <w:shd w:val="clear" w:fill="F2F5FA"/>
+      </w:pPr>
+      <w:r>
+        <w:rPr>
+          <w:b/>
+        </w:rPr>
+        <w:t>主持人引导词（照读即可）——「无常随观·一呼吸一观智」</w:t>
       </w:r>
     </w:p>
     <w:p>
       <w:pPr>
-        <w:spacing w:before="40" w:after="80"/>
-        <w:ind w:left="283"/>
-        <w:shd w:val="clear" w:color="auto" w:fill="EDF6EF"/>
+        <w:ind w:left="170"/>
         <w:pBdr>
-          <w:left w:val="single" w:sz="20" w:space="6" w:color="1E5631"/>
+          <w:left w:val="single" w:sz="18" w:space="4" w:color="1E4620"/>
         </w:pBdr>
-      </w:pPr>
+        <w:shd w:val="clear" w:fill="F2F5FA"/>
+      </w:pPr>
+      <w:r>
+        <w:rPr>
+          <w:b w:val="0"/>
+        </w:rPr>
+        <w:t>请把身体坐正，手轻轻放在膝盖上，眼睛可以闭上或半睁。我们做一段很简单的练习：</w:t>
+      </w:r>
       <w:r>
         <w:rPr>
           <w:b/>
-          <w:sz w:val="20"/>
-        </w:rPr>
-        <w:t>第二口呼吸——灭。</w:t>
-      </w:r>
-      <w:r>
-        <w:rPr>
-          <w:sz w:val="20"/>
-        </w:rPr>
-        <w:t xml:space="preserve"> 再来一次吸气……呼气。请留意这一口气的生起，和它的离去。</w:t>
-      </w:r>
-      <w:r>
-        <w:rPr>
-          <w:b/>
-          <w:sz w:val="20"/>
-        </w:rPr>
-        <w:t>生起了……又灭去了。</w:t>
-      </w:r>
-      <w:r>
-        <w:rPr>
-          <w:sz w:val="20"/>
-        </w:rPr>
-        <w:t xml:space="preserve"> 你能亲眼看见它无常——这就是「生灭智」的开始。不必分析，只是看着它的来，和它的走。</w:t>
+        </w:rPr>
+        <w:t>用一个呼吸，走一段智慧之路。</w:t>
       </w:r>
     </w:p>
     <w:p>
       <w:pPr>
-        <w:spacing w:before="40" w:after="80"/>
-        <w:ind w:left="283"/>
-        <w:shd w:val="clear" w:color="auto" w:fill="EDF6EF"/>
+        <w:ind w:left="170"/>
         <w:pBdr>
-          <w:left w:val="single" w:sz="20" w:space="6" w:color="1E5631"/>
+          <w:left w:val="single" w:sz="18" w:space="4" w:color="1E4620"/>
         </w:pBdr>
-      </w:pPr>
-      <w:r>
-        <w:rPr>
-          <w:sz w:val="20"/>
-        </w:rPr>
-        <w:t>（停 40 秒）</w:t>
+        <w:shd w:val="clear" w:fill="F2F5FA"/>
+      </w:pPr>
+      <w:r>
+        <w:rPr>
+          <w:b/>
+        </w:rPr>
+        <w:t>第一口呼吸——见。</w:t>
+      </w:r>
+      <w:r>
+        <w:rPr>
+          <w:b w:val="0"/>
+        </w:rPr>
+        <w:t xml:space="preserve"> 深深地吸气……缓缓地呼气。在这一口气里，轻轻对自己说：</w:t>
+      </w:r>
+      <w:r>
+        <w:rPr>
+          <w:b/>
+        </w:rPr>
+        <w:t>「我此刻，正在看见。」</w:t>
+      </w:r>
+      <w:r>
+        <w:rPr>
+          <w:b w:val="0"/>
+        </w:rPr>
+        <w:t xml:space="preserve"> 看见身体的感受、看见念头的来去——不急着改变它，只是看见。这就是「见清净」的方向。</w:t>
       </w:r>
     </w:p>
     <w:p>
       <w:pPr>
-        <w:spacing w:before="40" w:after="80"/>
-        <w:ind w:left="283"/>
-        <w:shd w:val="clear" w:color="auto" w:fill="EDF6EF"/>
+        <w:ind w:left="170"/>
         <w:pBdr>
-          <w:left w:val="single" w:sz="20" w:space="6" w:color="1E5631"/>
+          <w:left w:val="single" w:sz="18" w:space="4" w:color="1E4620"/>
         </w:pBdr>
-      </w:pPr>
-      <w:r>
-        <w:rPr>
-          <w:b/>
-          <w:sz w:val="20"/>
-        </w:rPr>
-        <w:t>第三口呼吸——舍。</w:t>
-      </w:r>
-      <w:r>
-        <w:rPr>
-          <w:sz w:val="20"/>
-        </w:rPr>
-        <w:t xml:space="preserve"> 吸气……呼气。请在这个安静里，轻轻地问自己一句：</w:t>
-      </w:r>
-      <w:r>
-        <w:rPr>
-          <w:b/>
-          <w:sz w:val="20"/>
-        </w:rPr>
-        <w:t>「此刻发生的一切，需要我去抓取吗？」</w:t>
-      </w:r>
-      <w:r>
-        <w:rPr>
-          <w:sz w:val="20"/>
-        </w:rPr>
-        <w:t xml:space="preserve"> 不需要。看见它生，看见它灭，中间不必用力。心里松开一点——这就是「行舍」的味道。</w:t>
+        <w:shd w:val="clear" w:fill="F2F5FA"/>
+      </w:pPr>
+      <w:r>
+        <w:rPr>
+          <w:b w:val="0"/>
+        </w:rPr>
+        <w:t>（停 20 秒）</w:t>
       </w:r>
     </w:p>
     <w:p>
       <w:pPr>
-        <w:spacing w:before="40" w:after="80"/>
-        <w:ind w:left="283"/>
-        <w:shd w:val="clear" w:color="auto" w:fill="EDF6EF"/>
+        <w:ind w:left="170"/>
         <w:pBdr>
-          <w:left w:val="single" w:sz="20" w:space="6" w:color="1E5631"/>
+          <w:left w:val="single" w:sz="18" w:space="4" w:color="1E4620"/>
         </w:pBdr>
-      </w:pPr>
-      <w:r>
-        <w:rPr>
-          <w:sz w:val="20"/>
-        </w:rPr>
-        <w:t>（停 40 秒）</w:t>
+        <w:shd w:val="clear" w:fill="F2F5FA"/>
+      </w:pPr>
+      <w:r>
+        <w:rPr>
+          <w:b/>
+        </w:rPr>
+        <w:t>第二口呼吸——灭。</w:t>
+      </w:r>
+      <w:r>
+        <w:rPr>
+          <w:b w:val="0"/>
+        </w:rPr>
+        <w:t xml:space="preserve"> 再来一次吸气……呼气。请留意这一口气的生起，和它的离去。</w:t>
+      </w:r>
+      <w:r>
+        <w:rPr>
+          <w:b/>
+        </w:rPr>
+        <w:t>生起了……又灭去了。</w:t>
+      </w:r>
+      <w:r>
+        <w:rPr>
+          <w:b w:val="0"/>
+        </w:rPr>
+        <w:t xml:space="preserve"> 你能亲眼看见它无常——这就是「生灭智」的开始。不必分析，只是看着它的来，和它的走。</w:t>
       </w:r>
     </w:p>
     <w:p>
       <w:pPr>
-        <w:spacing w:before="40" w:after="80"/>
-        <w:ind w:left="283"/>
-        <w:shd w:val="clear" w:color="auto" w:fill="EDF6EF"/>
+        <w:ind w:left="170"/>
         <w:pBdr>
-          <w:left w:val="single" w:sz="20" w:space="6" w:color="1E5631"/>
+          <w:left w:val="single" w:sz="18" w:space="4" w:color="1E4620"/>
         </w:pBdr>
-      </w:pPr>
-      <w:r>
-        <w:rPr>
-          <w:sz w:val="20"/>
-        </w:rPr>
-        <w:t>好，现在把三口呼吸连起来：</w:t>
-      </w:r>
-      <w:r>
-        <w:rPr>
-          <w:b/>
-          <w:sz w:val="20"/>
-        </w:rPr>
-        <w:t>见（看见）→ 灭（无常）→ 舍（放下）。</w:t>
-      </w:r>
-      <w:r>
-        <w:rPr>
-          <w:sz w:val="20"/>
-        </w:rPr>
-        <w:t xml:space="preserve"> 一条路，在一分钟里就能走一遍。请你再自己走两轮，我在旁边陪你。</w:t>
+        <w:shd w:val="clear" w:fill="F2F5FA"/>
+      </w:pPr>
+      <w:r>
+        <w:rPr>
+          <w:b w:val="0"/>
+        </w:rPr>
+        <w:t>（停 40 秒）</w:t>
       </w:r>
     </w:p>
     <w:p>
       <w:pPr>
-        <w:spacing w:before="40" w:after="80"/>
-        <w:ind w:left="283"/>
-        <w:shd w:val="clear" w:color="auto" w:fill="EDF6EF"/>
+        <w:ind w:left="170"/>
         <w:pBdr>
-          <w:left w:val="single" w:sz="20" w:space="6" w:color="1E5631"/>
+          <w:left w:val="single" w:sz="18" w:space="4" w:color="1E4620"/>
         </w:pBdr>
-      </w:pPr>
-      <w:r>
-        <w:rPr>
-          <w:sz w:val="20"/>
-        </w:rPr>
-        <w:t>（静默约 2 分钟）</w:t>
+        <w:shd w:val="clear" w:fill="F2F5FA"/>
+      </w:pPr>
+      <w:r>
+        <w:rPr>
+          <w:b/>
+        </w:rPr>
+        <w:t>第三口呼吸——舍。</w:t>
+      </w:r>
+      <w:r>
+        <w:rPr>
+          <w:b w:val="0"/>
+        </w:rPr>
+        <w:t xml:space="preserve"> 吸气……呼气。请在这个安静里，轻轻地问自己一句：</w:t>
+      </w:r>
+      <w:r>
+        <w:rPr>
+          <w:b/>
+        </w:rPr>
+        <w:t>「此刻发生的一切，需要我去抓取吗？」</w:t>
+      </w:r>
+      <w:r>
+        <w:rPr>
+          <w:b w:val="0"/>
+        </w:rPr>
+        <w:t xml:space="preserve"> 不需要。看见它生，看见它灭，中间不必用力。心里松开一点——这就是「行舍」的味道。</w:t>
       </w:r>
     </w:p>
     <w:p>
       <w:pPr>
-        <w:spacing w:before="40" w:after="80"/>
-        <w:ind w:left="283"/>
-        <w:shd w:val="clear" w:color="auto" w:fill="EDF6EF"/>
+        <w:ind w:left="170"/>
         <w:pBdr>
-          <w:left w:val="single" w:sz="20" w:space="6" w:color="1E5631"/>
+          <w:left w:val="single" w:sz="18" w:space="4" w:color="1E4620"/>
         </w:pBdr>
-      </w:pPr>
-      <w:r>
-        <w:rPr>
-          <w:sz w:val="20"/>
-        </w:rPr>
-        <w:t>……请慢慢把注意力带回身体，感受双脚、双手、坐垫的接触。睁开眼时，带着这份清楚，回到当下。愿这一段时间的用功，成为这条长路上的一步。</w:t>
+        <w:shd w:val="clear" w:fill="F2F5FA"/>
+      </w:pPr>
+      <w:r>
+        <w:rPr>
+          <w:b w:val="0"/>
+        </w:rPr>
+        <w:t>（停 40 秒）</w:t>
       </w:r>
     </w:p>
     <w:p>
       <w:pPr>
-        <w:spacing w:before="160" w:after="80"/>
-      </w:pPr>
-      <w:r>
-        <w:rPr>
-          <w:rFonts w:ascii="Microsoft YaHei" w:hAnsi="Microsoft YaHei" w:eastAsia="Microsoft YaHei"/>
+        <w:ind w:left="170"/>
+        <w:pBdr>
+          <w:left w:val="single" w:sz="18" w:space="4" w:color="1E4620"/>
+        </w:pBdr>
+        <w:shd w:val="clear" w:fill="F2F5FA"/>
+      </w:pPr>
+      <w:r>
+        <w:rPr>
+          <w:b w:val="0"/>
+        </w:rPr>
+        <w:t>好，现在把三口呼吸连起来：</w:t>
+      </w:r>
+      <w:r>
+        <w:rPr>
           <w:b/>
-          <w:color w:val="1E5631"/>
-          <w:sz w:val="28"/>
-        </w:rPr>
-        <w:t>📚 扩展内容包（时间富余时使用）</w:t>
+        </w:rPr>
+        <w:t>见（看见）→ 灭（无常）→ 舍（放下）。</w:t>
+      </w:r>
+      <w:r>
+        <w:rPr>
+          <w:b w:val="0"/>
+        </w:rPr>
+        <w:t xml:space="preserve"> 一条路，在一分钟里就能走一遍。请你再自己走两轮，我在旁边陪你。</w:t>
       </w:r>
     </w:p>
     <w:p>
-      <w:r>
-        <w:rPr>
-          <w:b/>
-          <w:sz w:val="21"/>
-        </w:rPr>
-        <w:t>扩展话题一：四种行道——快慢各有因缘（材料③）</w:t>
+      <w:pPr>
+        <w:ind w:left="170"/>
+        <w:pBdr>
+          <w:left w:val="single" w:sz="18" w:space="4" w:color="1E4620"/>
+        </w:pBdr>
+        <w:shd w:val="clear" w:fill="F2F5FA"/>
+      </w:pPr>
+      <w:r>
+        <w:rPr>
+          <w:b w:val="0"/>
+        </w:rPr>
+        <w:t>（静默约 2 分钟）</w:t>
       </w:r>
     </w:p>
     <w:p>
-      <w:r>
-        <w:rPr>
-          <w:sz w:val="21"/>
-        </w:rPr>
-        <w:t>材料③记：行</w:t>
-      </w:r>
-      <w:r>
-        <w:rPr>
-          <w:b/>
-          <w:sz w:val="21"/>
-        </w:rPr>
-        <w:t>道</w:t>
-      </w:r>
-      <w:r>
-        <w:rPr>
-          <w:sz w:val="21"/>
-        </w:rPr>
-        <w:t>顺利＝乐行道，不顺利＝苦行道；</w:t>
-      </w:r>
-      <w:r>
-        <w:rPr>
-          <w:b/>
-          <w:sz w:val="21"/>
-        </w:rPr>
-        <w:t>通达</w:t>
-      </w:r>
-      <w:r>
-        <w:rPr>
-          <w:sz w:val="21"/>
-        </w:rPr>
-        <w:t>容易快速＝速通达，艰难迟缓＝迟通达；合起来即有「苦行道速通达、苦行道迟通达、乐行道速通达、乐行道迟通达」。有人修得辛苦却很快通达，有人相对顺遂却较慢。请讨论：如果你属于「苦行道」，是不是就比别人差？——</w:t>
-      </w:r>
-      <w:r>
-        <w:rPr>
-          <w:b/>
-          <w:sz w:val="21"/>
-        </w:rPr>
-        <w:t>不是</w:t>
-      </w:r>
-      <w:r>
-        <w:rPr>
-          <w:sz w:val="21"/>
-        </w:rPr>
-        <w:t>。真正的关键不是快慢，而是</w:t>
-      </w:r>
-      <w:r>
-        <w:rPr>
-          <w:b/>
-          <w:sz w:val="21"/>
-        </w:rPr>
-        <w:t>有没有走在这条路上</w:t>
-      </w:r>
-      <w:r>
-        <w:rPr>
-          <w:sz w:val="21"/>
-        </w:rPr>
-        <w:t>。这正是本讲心理安全的落点：</w:t>
-      </w:r>
-      <w:r>
-        <w:rPr>
-          <w:b/>
-          <w:sz w:val="21"/>
-        </w:rPr>
-        <w:t>快慢不制造自卑，也不制造优越。</w:t>
+      <w:pPr>
+        <w:ind w:left="170"/>
+        <w:pBdr>
+          <w:left w:val="single" w:sz="18" w:space="4" w:color="1E4620"/>
+        </w:pBdr>
+        <w:shd w:val="clear" w:fill="F2F5FA"/>
+      </w:pPr>
+      <w:r>
+        <w:rPr>
+          <w:b w:val="0"/>
+        </w:rPr>
+        <w:t>……请慢慢把注意力带回身体，感受双脚、双手、坐垫的接触。睁开眼时，带着这份清楚，回到当下。愿这一段时间的用功，成为这条长路上的一步。</w:t>
       </w:r>
     </w:p>
     <w:p>
       <w:r>
         <w:rPr>
           <w:b/>
-          <w:sz w:val="21"/>
-        </w:rPr>
-        <w:t>扩展话题二：「看见大海」——见到涅槃≠证得涅槃（材料④）</w:t>
+          <w:color w:val="1E4620"/>
+          <w:sz w:val="26"/>
+        </w:rPr>
+        <w:t>📚 扩展内容包（时间富余时使用）</w:t>
       </w:r>
     </w:p>
     <w:p>
       <w:r>
         <w:rPr>
-          <w:sz w:val="21"/>
-        </w:rPr>
-        <w:t>材料④用一个比喻把「慧学导向解脱」讲活了：你在珠江口的高山上，</w:t>
-      </w:r>
-      <w:r>
-        <w:rPr>
           <w:b/>
-          <w:sz w:val="21"/>
-        </w:rPr>
-        <w:t>看见大海真实存在</w:t>
-      </w:r>
-      <w:r>
-        <w:rPr>
-          <w:sz w:val="21"/>
-        </w:rPr>
-        <w:t>——浩瀚、深邃、无比广阔；但「看到大海并不代表你了解大海」，要真正扑进大海的怀抱，</w:t>
-      </w:r>
-      <w:r>
-        <w:rPr>
-          <w:b/>
-          <w:sz w:val="21"/>
-        </w:rPr>
-        <w:t>还必须继续往前走</w:t>
-      </w:r>
-      <w:r>
-        <w:rPr>
-          <w:sz w:val="21"/>
-        </w:rPr>
-        <w:t>。请讨论：在你的修行或生活里，有没有过「看见了却还没到达」的体验？那份「看见」，给了你什么？又让你做了什么？（涉四圣谛、八正道的详细开展，</w:t>
-      </w:r>
-      <w:r>
-        <w:rPr>
-          <w:b/>
-          <w:sz w:val="21"/>
-        </w:rPr>
-        <w:t>详见读书会09/10</w:t>
-      </w:r>
-      <w:r>
-        <w:rPr>
-          <w:sz w:val="21"/>
-        </w:rPr>
-        <w:t>，本讲不展开。）</w:t>
+        </w:rPr>
+        <w:t>扩展话题一：四种行道——快慢各有因缘（材料③）</w:t>
       </w:r>
     </w:p>
     <w:p>
       <w:r>
         <w:rPr>
+          <w:b w:val="0"/>
+        </w:rPr>
+        <w:t>材料③记：行</w:t>
+      </w:r>
+      <w:r>
+        <w:rPr>
           <w:b/>
-          <w:sz w:val="21"/>
-        </w:rPr>
-        <w:t>扩展话题三：名色分别智四摄受（材料③）</w:t>
+        </w:rPr>
+        <w:t>道</w:t>
+      </w:r>
+      <w:r>
+        <w:rPr>
+          <w:b w:val="0"/>
+        </w:rPr>
+        <w:t>顺利＝乐行道，不顺利＝苦行道；</w:t>
+      </w:r>
+      <w:r>
+        <w:rPr>
+          <w:b/>
+        </w:rPr>
+        <w:t>通达</w:t>
+      </w:r>
+      <w:r>
+        <w:rPr>
+          <w:b w:val="0"/>
+        </w:rPr>
+        <w:t>容易快速＝速通达，艰难迟缓＝迟通达；合起来即有「苦行道速通达、苦行道迟通达、乐行道速通达、乐行道迟通达」。有人修得辛苦却很快通达，有人相对顺遂却较慢。请讨论：如果你属于「苦行道」，是不是就比别人差？——</w:t>
+      </w:r>
+      <w:r>
+        <w:rPr>
+          <w:b/>
+        </w:rPr>
+        <w:t>不是</w:t>
+      </w:r>
+      <w:r>
+        <w:rPr>
+          <w:b w:val="0"/>
+        </w:rPr>
+        <w:t>。真正的关键不是快慢，而是</w:t>
+      </w:r>
+      <w:r>
+        <w:rPr>
+          <w:b/>
+        </w:rPr>
+        <w:t>有没有走在这条路上</w:t>
+      </w:r>
+      <w:r>
+        <w:rPr>
+          <w:b w:val="0"/>
+        </w:rPr>
+        <w:t>。这正是本讲心理安全的落点：</w:t>
+      </w:r>
+      <w:r>
+        <w:rPr>
+          <w:b/>
+        </w:rPr>
+        <w:t>快慢不制造自卑，也不制造优越。</w:t>
       </w:r>
     </w:p>
     <w:p>
       <w:r>
         <w:rPr>
-          <w:sz w:val="21"/>
-        </w:rPr>
-        <w:t>材料③（及第6周）都提到：名色分别智有</w:t>
-      </w:r>
-      <w:r>
-        <w:rPr>
           <w:b/>
-          <w:sz w:val="21"/>
-        </w:rPr>
-        <w:t>四个要摄受的内容</w:t>
-      </w:r>
-      <w:r>
-        <w:rPr>
-          <w:sz w:val="21"/>
-        </w:rPr>
-        <w:t>——色摄受、名摄受、名色摄受、名色差别；「摄受」即「掌握」。请体会：</w:t>
-      </w:r>
-      <w:r>
-        <w:rPr>
-          <w:b/>
-          <w:sz w:val="21"/>
-        </w:rPr>
-        <w:t>「看清一类法由哪些东西组成」，本身就是一种智慧</w:t>
-      </w:r>
-      <w:r>
-        <w:rPr>
-          <w:sz w:val="21"/>
-        </w:rPr>
-        <w:t>——它是「见清净」的实质，也是后面十六观智的起点。（涉名色法阿毗达摩细节，</w:t>
-      </w:r>
-      <w:r>
-        <w:rPr>
-          <w:b/>
-          <w:sz w:val="21"/>
-        </w:rPr>
-        <w:t>详见读书会14</w:t>
-      </w:r>
-      <w:r>
-        <w:rPr>
-          <w:sz w:val="21"/>
-        </w:rPr>
-        <w:t>，本讲不展开。）</w:t>
+        </w:rPr>
+        <w:t>扩展话题二：「看见大海」——见到涅槃≠证得涅槃（材料④）</w:t>
       </w:r>
     </w:p>
     <w:p>
       <w:r>
         <w:rPr>
+          <w:b w:val="0"/>
+        </w:rPr>
+        <w:t>材料④用一个比喻把「慧学导向解脱」讲活了：你在珠江口的高山上，</w:t>
+      </w:r>
+      <w:r>
+        <w:rPr>
           <w:b/>
-          <w:sz w:val="21"/>
-        </w:rPr>
-        <w:t>扩展话题四：相等四法——把「看清」变成习惯（材料③）</w:t>
+        </w:rPr>
+        <w:t>看见大海真实存在</w:t>
+      </w:r>
+      <w:r>
+        <w:rPr>
+          <w:b w:val="0"/>
+        </w:rPr>
+        <w:t>——浩瀚、深邃、无比广阔；但「看到大海并不代表你了解大海」，要真正扑进大海的怀抱，</w:t>
+      </w:r>
+      <w:r>
+        <w:rPr>
+          <w:b/>
+        </w:rPr>
+        <w:t>还必须继续往前走</w:t>
+      </w:r>
+      <w:r>
+        <w:rPr>
+          <w:b w:val="0"/>
+        </w:rPr>
+        <w:t>。请讨论：在你的修行或生活里，有没有过「看见了却还没到达」的体验？那份「看见」，给了你什么？又让你做了什么？（涉四圣谛、八正道的详细开展，</w:t>
+      </w:r>
+      <w:r>
+        <w:rPr>
+          <w:b/>
+        </w:rPr>
+        <w:t>详见读书会09/10</w:t>
+      </w:r>
+      <w:r>
+        <w:rPr>
+          <w:b w:val="0"/>
+        </w:rPr>
+        <w:t>，本讲不展开。）</w:t>
       </w:r>
     </w:p>
     <w:p>
       <w:r>
         <w:rPr>
-          <w:sz w:val="21"/>
-        </w:rPr>
-        <w:t>材料③说：</w:t>
-      </w:r>
-      <w:r>
-        <w:rPr>
           <w:b/>
-          <w:sz w:val="21"/>
-        </w:rPr>
-        <w:t>相等四法（特相·作用·现起·近因）是一个工具</w:t>
-      </w:r>
-      <w:r>
-        <w:rPr>
-          <w:sz w:val="21"/>
-        </w:rPr>
-        <w:t>，无论日常还是修观，都靠它「增长透视生命实相的智慧」；「智慧之眼对所有的究竟法都了然于心」。可以请大家体会：当我们对一个人、一件事「特相、作用、现起、近因」都看清楚了，是不是就不那么容易被情绪牵着走？这正是「慧」在生活中的落点。</w:t>
+        </w:rPr>
+        <w:t>扩展话题三：名色分别智四摄受（材料③）</w:t>
       </w:r>
     </w:p>
     <w:p>
       <w:r>
         <w:rPr>
+          <w:b w:val="0"/>
+        </w:rPr>
+        <w:t>材料③（及第6周）都提到：名色分别智有</w:t>
+      </w:r>
+      <w:r>
+        <w:rPr>
           <w:b/>
-          <w:sz w:val="21"/>
-        </w:rPr>
-        <w:t>扩展话题五：七清净在本系列八周里的位置（回看整条路）</w:t>
+        </w:rPr>
+        <w:t>四个要摄受的内容</w:t>
+      </w:r>
+      <w:r>
+        <w:rPr>
+          <w:b w:val="0"/>
+        </w:rPr>
+        <w:t>——色摄受、名摄受、名色摄受、名色差别；「摄受」即「掌握」。请体会：</w:t>
+      </w:r>
+      <w:r>
+        <w:rPr>
+          <w:b/>
+        </w:rPr>
+        <w:t>「看清一类法由哪些东西组成」，本身就是一种智慧</w:t>
+      </w:r>
+      <w:r>
+        <w:rPr>
+          <w:b w:val="0"/>
+        </w:rPr>
+        <w:t>——它是「见清净」的实质，也是后面十六观智的起点。（涉名色法阿毗达摩细节，</w:t>
+      </w:r>
+      <w:r>
+        <w:rPr>
+          <w:b/>
+        </w:rPr>
+        <w:t>详见读书会14</w:t>
+      </w:r>
+      <w:r>
+        <w:rPr>
+          <w:b w:val="0"/>
+        </w:rPr>
+        <w:t>，本讲不展开。）</w:t>
       </w:r>
     </w:p>
     <w:p>
       <w:r>
         <w:rPr>
-          <w:sz w:val="21"/>
-        </w:rPr>
-        <w:t>可以把八周内容与七清净框架对齐，让大家看见「原来我们一路走来，正走在这张图上」：</w:t>
+          <w:b/>
+        </w:rPr>
+        <w:t>扩展话题四：相等四法——把「看清」变成习惯（材料③）</w:t>
       </w:r>
     </w:p>
     <w:p>
-      <w:pPr>
-        <w:ind w:left="340"/>
-      </w:pPr>
-      <w:r>
-        <w:rPr>
-          <w:color w:val="1E5631"/>
-          <w:sz w:val="21"/>
-        </w:rPr>
-        <w:t xml:space="preserve">• </w:t>
+      <w:r>
+        <w:rPr>
+          <w:b w:val="0"/>
+        </w:rPr>
+        <w:t>材料③说：</w:t>
       </w:r>
       <w:r>
         <w:rPr>
           <w:b/>
-          <w:sz w:val="21"/>
-        </w:rPr>
-        <w:t>第1周</w:t>
-      </w:r>
-      <w:r>
-        <w:rPr>
-          <w:sz w:val="21"/>
-        </w:rPr>
-        <w:t>：三学总纲＝整张地图（戒定慧→七清净→十六观智）。</w:t>
+        </w:rPr>
+        <w:t>相等四法（特相·作用·现起·近因）是一个工具</w:t>
+      </w:r>
+      <w:r>
+        <w:rPr>
+          <w:b w:val="0"/>
+        </w:rPr>
+        <w:t>，无论日常还是修观，都靠它「增长透视生命实相的智慧」；「智慧之眼对所有的究竟法都了然于心」。可以请大家体会：当我们对一个人、一件事「特相、作用、现起、近因」都看清楚了，是不是就不那么容易被情绪牵着走？这正是「慧」在生活中的落点。</w:t>
       </w:r>
     </w:p>
     <w:p>
-      <w:pPr>
-        <w:ind w:left="340"/>
-      </w:pPr>
-      <w:r>
-        <w:rPr>
-          <w:color w:val="1E5631"/>
-          <w:sz w:val="21"/>
-        </w:rPr>
-        <w:t xml:space="preserve">• </w:t>
-      </w:r>
       <w:r>
         <w:rPr>
           <w:b/>
-          <w:sz w:val="21"/>
-        </w:rPr>
-        <w:t>第2–3周</w:t>
-      </w:r>
-      <w:r>
-        <w:rPr>
-          <w:sz w:val="21"/>
-        </w:rPr>
-        <w:t>：戒学＝</w:t>
-      </w:r>
-      <w:r>
-        <w:rPr>
-          <w:b/>
-          <w:sz w:val="21"/>
-        </w:rPr>
-        <w:t>①戒清净</w:t>
-      </w:r>
-      <w:r>
-        <w:rPr>
-          <w:sz w:val="21"/>
-        </w:rPr>
-        <w:t>（四遍净戒、戒在实修中的作用）。</w:t>
+        </w:rPr>
+        <w:t>扩展话题五：七清净在本系列八周里的位置（回看整条路）</w:t>
       </w:r>
     </w:p>
     <w:p>
-      <w:pPr>
-        <w:ind w:left="340"/>
-      </w:pPr>
-      <w:r>
-        <w:rPr>
-          <w:color w:val="1E5631"/>
-          <w:sz w:val="21"/>
-        </w:rPr>
-        <w:t xml:space="preserve">• </w:t>
-      </w:r>
-      <w:r>
-        <w:rPr>
-          <w:b/>
-          <w:sz w:val="21"/>
-        </w:rPr>
-        <w:t>第4–5周</w:t>
-      </w:r>
-      <w:r>
-        <w:rPr>
-          <w:sz w:val="21"/>
-        </w:rPr>
-        <w:t>：定学＝</w:t>
-      </w:r>
-      <w:r>
-        <w:rPr>
-          <w:b/>
-          <w:sz w:val="21"/>
-        </w:rPr>
-        <w:t>②心清净</w:t>
-      </w:r>
-      <w:r>
-        <w:rPr>
-          <w:sz w:val="21"/>
-        </w:rPr>
-        <w:t>（近行定、安止定、初禅至第四禅、八定）。</w:t>
+      <w:r>
+        <w:rPr>
+          <w:b w:val="0"/>
+        </w:rPr>
+        <w:t>可以把八周内容与七清净框架对齐，让大家看见「原来我们一路走来，正走在这张图上」：</w:t>
       </w:r>
     </w:p>
     <w:p>
       <w:pPr>
-        <w:ind w:left="340"/>
-      </w:pPr>
-      <w:r>
-        <w:rPr>
-          <w:color w:val="1E5631"/>
-          <w:sz w:val="21"/>
-        </w:rPr>
-        <w:t xml:space="preserve">• </w:t>
-      </w:r>
+        <w:pStyle w:val="ListBullet"/>
+      </w:pPr>
       <w:r>
         <w:rPr>
           <w:b/>
-          <w:sz w:val="21"/>
-        </w:rPr>
-        <w:t>第6周</w:t>
-      </w:r>
-      <w:r>
-        <w:rPr>
-          <w:sz w:val="21"/>
-        </w:rPr>
-        <w:t>：慧学（一）＝</w:t>
-      </w:r>
-      <w:r>
-        <w:rPr>
-          <w:b/>
-          <w:sz w:val="21"/>
-        </w:rPr>
-        <w:t>③见清净</w:t>
-      </w:r>
-      <w:r>
-        <w:rPr>
-          <w:sz w:val="21"/>
-        </w:rPr>
-        <w:t>（闻思修三慧、名色分别智）。</w:t>
+        </w:rPr>
+        <w:t>第1周</w:t>
+      </w:r>
+      <w:r>
+        <w:rPr>
+          <w:b w:val="0"/>
+        </w:rPr>
+        <w:t>：三学总纲＝整张地图（戒定慧→七清净→十六观智）。</w:t>
       </w:r>
     </w:p>
     <w:p>
       <w:pPr>
-        <w:ind w:left="340"/>
-      </w:pPr>
-      <w:r>
-        <w:rPr>
-          <w:color w:val="1E5631"/>
-          <w:sz w:val="21"/>
-        </w:rPr>
-        <w:t xml:space="preserve">• </w:t>
-      </w:r>
+        <w:pStyle w:val="ListBullet"/>
+      </w:pPr>
       <w:r>
         <w:rPr>
           <w:b/>
-          <w:sz w:val="21"/>
-        </w:rPr>
-        <w:t>第7周（本讲）</w:t>
-      </w:r>
-      <w:r>
-        <w:rPr>
-          <w:sz w:val="21"/>
-        </w:rPr>
-        <w:t>：慧学（二）＝</w:t>
+        </w:rPr>
+        <w:t>第2–3周</w:t>
+      </w:r>
+      <w:r>
+        <w:rPr>
+          <w:b w:val="0"/>
+        </w:rPr>
+        <w:t>：戒学＝</w:t>
       </w:r>
       <w:r>
         <w:rPr>
           <w:b/>
-          <w:sz w:val="21"/>
-        </w:rPr>
-        <w:t>③见清净</w:t>
-      </w:r>
-      <w:r>
-        <w:rPr>
-          <w:sz w:val="21"/>
-        </w:rPr>
-        <w:t>至</w:t>
-      </w:r>
-      <w:r>
-        <w:rPr>
-          <w:b/>
-          <w:sz w:val="21"/>
-        </w:rPr>
-        <w:t>⑦智见清净</w:t>
-      </w:r>
-      <w:r>
-        <w:rPr>
-          <w:sz w:val="21"/>
-        </w:rPr>
-        <w:t>（度疑、道非道智见、行道智见、智见清净；十六观智次第）。</w:t>
+        </w:rPr>
+        <w:t>①戒清净</w:t>
+      </w:r>
+      <w:r>
+        <w:rPr>
+          <w:b w:val="0"/>
+        </w:rPr>
+        <w:t>（四遍净戒、戒在实修中的作用）。</w:t>
       </w:r>
     </w:p>
     <w:p>
       <w:pPr>
-        <w:ind w:left="340"/>
-      </w:pPr>
-      <w:r>
-        <w:rPr>
-          <w:color w:val="1E5631"/>
-          <w:sz w:val="21"/>
-        </w:rPr>
-        <w:t xml:space="preserve">• </w:t>
-      </w:r>
+        <w:pStyle w:val="ListBullet"/>
+      </w:pPr>
       <w:r>
         <w:rPr>
           <w:b/>
-          <w:sz w:val="21"/>
-        </w:rPr>
-        <w:t>第8周</w:t>
-      </w:r>
-      <w:r>
-        <w:rPr>
-          <w:sz w:val="21"/>
-        </w:rPr>
-        <w:t>：修学生涯规划＝把这条路</w:t>
+        </w:rPr>
+        <w:t>第4–5周</w:t>
+      </w:r>
+      <w:r>
+        <w:rPr>
+          <w:b w:val="0"/>
+        </w:rPr>
+        <w:t>：定学＝</w:t>
       </w:r>
       <w:r>
         <w:rPr>
           <w:b/>
-          <w:sz w:val="21"/>
-        </w:rPr>
-        <w:t>放回生活</w:t>
-      </w:r>
-      <w:r>
-        <w:rPr>
-          <w:sz w:val="21"/>
-        </w:rPr>
-        <w:t>（教理、禅修、服务、证悟；四预流支、法随法行）。</w:t>
+        </w:rPr>
+        <w:t>②心清净</w:t>
+      </w:r>
+      <w:r>
+        <w:rPr>
+          <w:b w:val="0"/>
+        </w:rPr>
+        <w:t>（近行定、安止定、初禅至第四禅、八定）。</w:t>
       </w:r>
     </w:p>
     <w:p>
-      <w:r>
-        <w:rPr>
-          <w:sz w:val="21"/>
-        </w:rPr>
-        <w:t>请讨论：当八周内容被装进「七个清净」里，哪一周对你触动最深？如果只能选一段开始用功，你会选哪一段？（涉各周详细内容，分别见本系列对应周，本讲不重复展开。）</w:t>
+      <w:pPr>
+        <w:pStyle w:val="ListBullet"/>
+      </w:pPr>
+      <w:r>
+        <w:rPr>
+          <w:b/>
+        </w:rPr>
+        <w:t>第6周</w:t>
+      </w:r>
+      <w:r>
+        <w:rPr>
+          <w:b w:val="0"/>
+        </w:rPr>
+        <w:t>：慧学（一）＝</w:t>
+      </w:r>
+      <w:r>
+        <w:rPr>
+          <w:b/>
+        </w:rPr>
+        <w:t>③见清净</w:t>
+      </w:r>
+      <w:r>
+        <w:rPr>
+          <w:b w:val="0"/>
+        </w:rPr>
+        <w:t>（闻思修三慧、名色分别智）。</w:t>
       </w:r>
     </w:p>
     <w:p>
       <w:pPr>
-        <w:spacing w:before="120" w:after="80"/>
-      </w:pPr>
-      <w:r>
-        <w:rPr>
-          <w:rFonts w:ascii="Microsoft YaHei" w:hAnsi="Microsoft YaHei" w:eastAsia="Microsoft YaHei"/>
+        <w:pStyle w:val="ListBullet"/>
+      </w:pPr>
+      <w:r>
+        <w:rPr>
           <w:b/>
-          <w:color w:val="1E5631"/>
-          <w:sz w:val="25"/>
+        </w:rPr>
+        <w:t>第7周（本讲）</w:t>
+      </w:r>
+      <w:r>
+        <w:rPr>
+          <w:b w:val="0"/>
+        </w:rPr>
+        <w:t>：慧学（二）＝</w:t>
+      </w:r>
+      <w:r>
+        <w:rPr>
+          <w:b/>
+        </w:rPr>
+        <w:t>③见清净</w:t>
+      </w:r>
+      <w:r>
+        <w:rPr>
+          <w:b w:val="0"/>
+        </w:rPr>
+        <w:t>至</w:t>
+      </w:r>
+      <w:r>
+        <w:rPr>
+          <w:b/>
+        </w:rPr>
+        <w:t>⑦智见清净</w:t>
+      </w:r>
+      <w:r>
+        <w:rPr>
+          <w:b w:val="0"/>
+        </w:rPr>
+        <w:t>（度疑、道非道智见、行道智见、智见清净；十六观智次第）。</w:t>
+      </w:r>
+    </w:p>
+    <w:p>
+      <w:pPr>
+        <w:pStyle w:val="ListBullet"/>
+      </w:pPr>
+      <w:r>
+        <w:rPr>
+          <w:b/>
+        </w:rPr>
+        <w:t>第8周</w:t>
+      </w:r>
+      <w:r>
+        <w:rPr>
+          <w:b w:val="0"/>
+        </w:rPr>
+        <w:t>：修学生涯规划＝把这条路</w:t>
+      </w:r>
+      <w:r>
+        <w:rPr>
+          <w:b/>
+        </w:rPr>
+        <w:t>放回生活</w:t>
+      </w:r>
+      <w:r>
+        <w:rPr>
+          <w:b w:val="0"/>
+        </w:rPr>
+        <w:t>（教理、禅修、服务、证悟；四预流支、法随法行）。</w:t>
+      </w:r>
+    </w:p>
+    <w:p>
+      <w:r>
+        <w:rPr>
+          <w:b w:val="0"/>
+        </w:rPr>
+        <w:t>请讨论：当八周内容被装进「七个清净」里，哪一周对你触动最深？如果只能选一段开始用功，你会选哪一段？（涉各周详细内容，分别见本系列对应周，本讲不重复展开。）</w:t>
+      </w:r>
+    </w:p>
+    <w:p>
+      <w:r>
+        <w:rPr>
+          <w:b/>
+          <w:color w:val="1E4620"/>
+          <w:sz w:val="23"/>
         </w:rPr>
         <w:t>📎 本讲材料速览表（media_id 一览，便于核对）</w:t>
       </w:r>
@@ -5503,7 +5581,6 @@
       <w:tblPr>
         <w:tblStyle w:val="TableGrid"/>
         <w:tblW w:type="auto" w:w="0"/>
-        <w:jc w:val="center"/>
         <w:tblLook w:firstColumn="1" w:firstRow="1" w:lastColumn="0" w:lastRow="0" w:noHBand="0" w:noVBand="1" w:val="04A0"/>
       </w:tblPr>
       <w:tblGrid>
@@ -5516,17 +5593,20 @@
         <w:tc>
           <w:tcPr>
             <w:tcW w:type="dxa" w:w="2409"/>
-            <w:shd w:val="clear" w:color="auto" w:fill="1E5631"/>
+            <w:shd w:val="clear" w:fill="1E4620"/>
           </w:tcPr>
           <w:p>
-            <w:pPr>
-              <w:spacing w:after="20"/>
-            </w:pPr>
             <w:r>
               <w:rPr>
-                <w:b/>
                 <w:color w:val="FFFFFF"/>
-                <w:sz w:val="19"/>
+                <w:sz w:val="18"/>
+              </w:rPr>
+            </w:r>
+            <w:r>
+              <w:rPr>
+                <w:b w:val="0"/>
+                <w:color w:val="FFFFFF"/>
+                <w:sz w:val="18"/>
               </w:rPr>
               <w:t>材料</w:t>
             </w:r>
@@ -5535,17 +5615,20 @@
         <w:tc>
           <w:tcPr>
             <w:tcW w:type="dxa" w:w="2409"/>
-            <w:shd w:val="clear" w:color="auto" w:fill="1E5631"/>
+            <w:shd w:val="clear" w:fill="1E4620"/>
           </w:tcPr>
           <w:p>
-            <w:pPr>
-              <w:spacing w:after="20"/>
-            </w:pPr>
             <w:r>
               <w:rPr>
-                <w:b/>
                 <w:color w:val="FFFFFF"/>
-                <w:sz w:val="19"/>
+                <w:sz w:val="18"/>
+              </w:rPr>
+            </w:r>
+            <w:r>
+              <w:rPr>
+                <w:b w:val="0"/>
+                <w:color w:val="FFFFFF"/>
+                <w:sz w:val="18"/>
               </w:rPr>
               <w:t>类型</w:t>
             </w:r>
@@ -5554,17 +5637,20 @@
         <w:tc>
           <w:tcPr>
             <w:tcW w:type="dxa" w:w="2409"/>
-            <w:shd w:val="clear" w:color="auto" w:fill="1E5631"/>
+            <w:shd w:val="clear" w:fill="1E4620"/>
           </w:tcPr>
           <w:p>
-            <w:pPr>
-              <w:spacing w:after="20"/>
-            </w:pPr>
             <w:r>
               <w:rPr>
-                <w:b/>
                 <w:color w:val="FFFFFF"/>
-                <w:sz w:val="19"/>
+                <w:sz w:val="18"/>
+              </w:rPr>
+            </w:r>
+            <w:r>
+              <w:rPr>
+                <w:b w:val="0"/>
+                <w:color w:val="FFFFFF"/>
+                <w:sz w:val="18"/>
               </w:rPr>
               <w:t>主题定位</w:t>
             </w:r>
@@ -5573,17 +5659,20 @@
         <w:tc>
           <w:tcPr>
             <w:tcW w:type="dxa" w:w="2409"/>
-            <w:shd w:val="clear" w:color="auto" w:fill="1E5631"/>
+            <w:shd w:val="clear" w:fill="1E4620"/>
           </w:tcPr>
           <w:p>
-            <w:pPr>
-              <w:spacing w:after="20"/>
-            </w:pPr>
             <w:r>
               <w:rPr>
-                <w:b/>
                 <w:color w:val="FFFFFF"/>
-                <w:sz w:val="19"/>
+                <w:sz w:val="18"/>
+              </w:rPr>
+            </w:r>
+            <w:r>
+              <w:rPr>
+                <w:b w:val="0"/>
+                <w:color w:val="FFFFFF"/>
+                <w:sz w:val="18"/>
               </w:rPr>
               <w:t>media_id</w:t>
             </w:r>
@@ -5596,12 +5685,15 @@
             <w:tcW w:type="dxa" w:w="2409"/>
           </w:tcPr>
           <w:p>
-            <w:pPr>
-              <w:spacing w:after="20"/>
-            </w:pPr>
             <w:r>
               <w:rPr>
-                <w:sz w:val="19"/>
+                <w:sz w:val="18"/>
+              </w:rPr>
+            </w:r>
+            <w:r>
+              <w:rPr>
+                <w:b w:val="0"/>
+                <w:sz w:val="18"/>
               </w:rPr>
               <w:t>材料① 如来禅修学体系介绍37</w:t>
             </w:r>
@@ -5612,12 +5704,15 @@
             <w:tcW w:type="dxa" w:w="2409"/>
           </w:tcPr>
           <w:p>
-            <w:pPr>
-              <w:spacing w:after="20"/>
-            </w:pPr>
             <w:r>
               <w:rPr>
-                <w:sz w:val="19"/>
+                <w:sz w:val="18"/>
+              </w:rPr>
+            </w:r>
+            <w:r>
+              <w:rPr>
+                <w:b w:val="0"/>
+                <w:sz w:val="18"/>
               </w:rPr>
               <w:t>音声</w:t>
             </w:r>
@@ -5628,12 +5723,15 @@
             <w:tcW w:type="dxa" w:w="2409"/>
           </w:tcPr>
           <w:p>
-            <w:pPr>
-              <w:spacing w:after="20"/>
-            </w:pPr>
             <w:r>
               <w:rPr>
-                <w:sz w:val="19"/>
+                <w:sz w:val="18"/>
+              </w:rPr>
+            </w:r>
+            <w:r>
+              <w:rPr>
+                <w:b w:val="0"/>
+                <w:sz w:val="18"/>
               </w:rPr>
               <w:t>七清净次第、观智次第、十种观杂染、行舍智、道果证悟（★核心）</w:t>
             </w:r>
@@ -5644,14 +5742,17 @@
             <w:tcW w:type="dxa" w:w="2409"/>
           </w:tcPr>
           <w:p>
-            <w:pPr>
-              <w:spacing w:after="20"/>
-            </w:pPr>
             <w:r>
               <w:rPr>
-                <w:sz w:val="19"/>
+                <w:sz w:val="18"/>
               </w:rPr>
-              <w:t>`soundrecording_d0dd1c0cd17209afe241ece24bf6b7b4_43f2bf3140283350e0e47de2f3320f167439961422831605`</w:t>
+            </w:r>
+            <w:r>
+              <w:rPr>
+                <w:b w:val="0"/>
+                <w:sz w:val="18"/>
+              </w:rPr>
+              <w:t>soundrecording_d0dd1c0cd17209afe241ece24bf6b7b4_43f2bf3140283350e0e47de2f3320f167439961422831605</w:t>
             </w:r>
           </w:p>
         </w:tc>
@@ -5660,15 +5761,18 @@
         <w:tc>
           <w:tcPr>
             <w:tcW w:type="dxa" w:w="2409"/>
-            <w:shd w:val="clear" w:color="auto" w:fill="F2F2F2"/>
+            <w:shd w:val="clear" w:fill="F2F5FA"/>
           </w:tcPr>
           <w:p>
-            <w:pPr>
-              <w:spacing w:after="20"/>
-            </w:pPr>
             <w:r>
               <w:rPr>
-                <w:sz w:val="19"/>
+                <w:sz w:val="18"/>
+              </w:rPr>
+            </w:r>
+            <w:r>
+              <w:rPr>
+                <w:b w:val="0"/>
+                <w:sz w:val="18"/>
               </w:rPr>
               <w:t>材料② 亲知实见</w:t>
             </w:r>
@@ -5677,15 +5781,18 @@
         <w:tc>
           <w:tcPr>
             <w:tcW w:type="dxa" w:w="2409"/>
-            <w:shd w:val="clear" w:color="auto" w:fill="F2F2F2"/>
+            <w:shd w:val="clear" w:fill="F2F5FA"/>
           </w:tcPr>
           <w:p>
-            <w:pPr>
-              <w:spacing w:after="20"/>
-            </w:pPr>
             <w:r>
               <w:rPr>
-                <w:sz w:val="19"/>
+                <w:sz w:val="18"/>
+              </w:rPr>
+            </w:r>
+            <w:r>
+              <w:rPr>
+                <w:b w:val="0"/>
+                <w:sz w:val="18"/>
               </w:rPr>
               <w:t>PDF</w:t>
             </w:r>
@@ -5694,15 +5801,18 @@
         <w:tc>
           <w:tcPr>
             <w:tcW w:type="dxa" w:w="2409"/>
-            <w:shd w:val="clear" w:color="auto" w:fill="F2F2F2"/>
+            <w:shd w:val="clear" w:fill="F2F5FA"/>
           </w:tcPr>
           <w:p>
-            <w:pPr>
-              <w:spacing w:after="20"/>
-            </w:pPr>
             <w:r>
               <w:rPr>
-                <w:sz w:val="19"/>
+                <w:sz w:val="18"/>
+              </w:rPr>
+            </w:r>
+            <w:r>
+              <w:rPr>
+                <w:b w:val="0"/>
+                <w:sz w:val="18"/>
               </w:rPr>
               <w:t>三种清净、七清净名目、十六观智全名、三种遍知、慧学导向解脱</w:t>
             </w:r>
@@ -5711,17 +5821,20 @@
         <w:tc>
           <w:tcPr>
             <w:tcW w:type="dxa" w:w="2409"/>
-            <w:shd w:val="clear" w:color="auto" w:fill="F2F2F2"/>
+            <w:shd w:val="clear" w:fill="F2F5FA"/>
           </w:tcPr>
           <w:p>
-            <w:pPr>
-              <w:spacing w:after="20"/>
-            </w:pPr>
             <w:r>
               <w:rPr>
-                <w:sz w:val="19"/>
+                <w:sz w:val="18"/>
               </w:rPr>
-              <w:t>`pdf_d0dd1c0cd17209afe241ece24bf6b7b4_b2674b1cd98b37b5477ebc52636025a87439961422831605`</w:t>
+            </w:r>
+            <w:r>
+              <w:rPr>
+                <w:b w:val="0"/>
+                <w:sz w:val="18"/>
+              </w:rPr>
+              <w:t>pdf_d0dd1c0cd17209afe241ece24bf6b7b4_b2674b1cd98b37b5477ebc52636025a87439961422831605</w:t>
             </w:r>
           </w:p>
         </w:tc>
@@ -5732,12 +5845,15 @@
             <w:tcW w:type="dxa" w:w="2409"/>
           </w:tcPr>
           <w:p>
-            <w:pPr>
-              <w:spacing w:after="20"/>
-            </w:pPr>
             <w:r>
               <w:rPr>
-                <w:sz w:val="19"/>
+                <w:sz w:val="18"/>
+              </w:rPr>
+            </w:r>
+            <w:r>
+              <w:rPr>
+                <w:b w:val="0"/>
+                <w:sz w:val="18"/>
               </w:rPr>
               <w:t>材料③ 第024讲-相等四法</w:t>
             </w:r>
@@ -5748,12 +5864,15 @@
             <w:tcW w:type="dxa" w:w="2409"/>
           </w:tcPr>
           <w:p>
-            <w:pPr>
-              <w:spacing w:after="20"/>
-            </w:pPr>
             <w:r>
               <w:rPr>
-                <w:sz w:val="19"/>
+                <w:sz w:val="18"/>
+              </w:rPr>
+            </w:r>
+            <w:r>
+              <w:rPr>
+                <w:b w:val="0"/>
+                <w:sz w:val="18"/>
               </w:rPr>
               <w:t>PDF</w:t>
             </w:r>
@@ -5764,12 +5883,15 @@
             <w:tcW w:type="dxa" w:w="2409"/>
           </w:tcPr>
           <w:p>
-            <w:pPr>
-              <w:spacing w:after="20"/>
-            </w:pPr>
             <w:r>
               <w:rPr>
-                <w:sz w:val="19"/>
+                <w:sz w:val="18"/>
+              </w:rPr>
+            </w:r>
+            <w:r>
+              <w:rPr>
+                <w:b w:val="0"/>
+                <w:sz w:val="18"/>
               </w:rPr>
               <w:t>七清净＝行道/通达、十六观智对应、四种行道、相等四法</w:t>
             </w:r>
@@ -5780,14 +5902,17 @@
             <w:tcW w:type="dxa" w:w="2409"/>
           </w:tcPr>
           <w:p>
-            <w:pPr>
-              <w:spacing w:after="20"/>
-            </w:pPr>
             <w:r>
               <w:rPr>
-                <w:sz w:val="19"/>
+                <w:sz w:val="18"/>
               </w:rPr>
-              <w:t>`pdf_d0dd1c0cd17209afe241ece24bf6b7b4_a5daa2a7a9dfd5b15347fe1ed42e29337439961422831605`</w:t>
+            </w:r>
+            <w:r>
+              <w:rPr>
+                <w:b w:val="0"/>
+                <w:sz w:val="18"/>
+              </w:rPr>
+              <w:t>pdf_d0dd1c0cd17209afe241ece24bf6b7b4_a5daa2a7a9dfd5b15347fe1ed42e29337439961422831605</w:t>
             </w:r>
           </w:p>
         </w:tc>
@@ -5796,15 +5921,18 @@
         <w:tc>
           <w:tcPr>
             <w:tcW w:type="dxa" w:w="2409"/>
-            <w:shd w:val="clear" w:color="auto" w:fill="F2F2F2"/>
+            <w:shd w:val="clear" w:fill="F2F5FA"/>
           </w:tcPr>
           <w:p>
-            <w:pPr>
-              <w:spacing w:after="20"/>
-            </w:pPr>
             <w:r>
               <w:rPr>
-                <w:sz w:val="19"/>
+                <w:sz w:val="18"/>
+              </w:rPr>
+            </w:r>
+            <w:r>
+              <w:rPr>
+                <w:b w:val="0"/>
+                <w:sz w:val="18"/>
               </w:rPr>
               <w:t>材料④ 如来禅修学体系介绍35</w:t>
             </w:r>
@@ -5813,15 +5941,18 @@
         <w:tc>
           <w:tcPr>
             <w:tcW w:type="dxa" w:w="2409"/>
-            <w:shd w:val="clear" w:color="auto" w:fill="F2F2F2"/>
+            <w:shd w:val="clear" w:fill="F2F5FA"/>
           </w:tcPr>
           <w:p>
-            <w:pPr>
-              <w:spacing w:after="20"/>
-            </w:pPr>
             <w:r>
               <w:rPr>
-                <w:sz w:val="19"/>
+                <w:sz w:val="18"/>
+              </w:rPr>
+            </w:r>
+            <w:r>
+              <w:rPr>
+                <w:b w:val="0"/>
+                <w:sz w:val="18"/>
               </w:rPr>
               <w:t>音声</w:t>
             </w:r>
@@ -5830,15 +5961,18 @@
         <w:tc>
           <w:tcPr>
             <w:tcW w:type="dxa" w:w="2409"/>
-            <w:shd w:val="clear" w:color="auto" w:fill="F2F2F2"/>
+            <w:shd w:val="clear" w:fill="F2F5FA"/>
           </w:tcPr>
           <w:p>
-            <w:pPr>
-              <w:spacing w:after="20"/>
-            </w:pPr>
             <w:r>
               <w:rPr>
-                <w:sz w:val="19"/>
+                <w:sz w:val="18"/>
+              </w:rPr>
+            </w:r>
+            <w:r>
+              <w:rPr>
+                <w:b w:val="0"/>
+                <w:sz w:val="18"/>
               </w:rPr>
               <w:t>缘起智·现见涅槃·观智次第（与第6周同文件不同段落）</w:t>
             </w:r>
@@ -5847,17 +5981,20 @@
         <w:tc>
           <w:tcPr>
             <w:tcW w:type="dxa" w:w="2409"/>
-            <w:shd w:val="clear" w:color="auto" w:fill="F2F2F2"/>
+            <w:shd w:val="clear" w:fill="F2F5FA"/>
           </w:tcPr>
           <w:p>
-            <w:pPr>
-              <w:spacing w:after="20"/>
-            </w:pPr>
             <w:r>
               <w:rPr>
-                <w:sz w:val="19"/>
+                <w:sz w:val="18"/>
               </w:rPr>
-              <w:t>`soundrecording_d0dd1c0cd17209afe241ece24bf6b7b4_ccf4b38ce0c43ae63bbef8fe09277efa7439961422831605`</w:t>
+            </w:r>
+            <w:r>
+              <w:rPr>
+                <w:b w:val="0"/>
+                <w:sz w:val="18"/>
+              </w:rPr>
+              <w:t>soundrecording_d0dd1c0cd17209afe241ece24bf6b7b4_ccf4b38ce0c43ae63bbef8fe09277efa7439961422831605</w:t>
             </w:r>
           </w:p>
         </w:tc>
@@ -5865,396 +6002,404 @@
     </w:tbl>
     <w:p>
       <w:pPr>
-        <w:spacing w:before="40" w:after="80"/>
-        <w:ind w:left="283"/>
-        <w:shd w:val="clear" w:color="auto" w:fill="EDF6EF"/>
+        <w:ind w:left="170"/>
         <w:pBdr>
-          <w:left w:val="single" w:sz="20" w:space="6" w:color="1E5631"/>
+          <w:left w:val="single" w:sz="18" w:space="4" w:color="1E4620"/>
         </w:pBdr>
-      </w:pPr>
-      <w:r>
-        <w:rPr>
-          <w:sz w:val="20"/>
+        <w:shd w:val="clear" w:fill="F2F5FA"/>
+      </w:pPr>
+      <w:r>
+        <w:rPr>
+          <w:b w:val="0"/>
         </w:rPr>
         <w:t>打开方式：ima知识库搜索各材料标题。</w:t>
       </w:r>
     </w:p>
     <w:p>
       <w:pPr>
-        <w:spacing w:before="40" w:after="80"/>
-        <w:ind w:left="283"/>
-        <w:shd w:val="clear" w:color="auto" w:fill="EDF6EF"/>
+        <w:ind w:left="170"/>
         <w:pBdr>
-          <w:left w:val="single" w:sz="20" w:space="6" w:color="1E5631"/>
+          <w:left w:val="single" w:sz="18" w:space="4" w:color="1E4620"/>
         </w:pBdr>
+        <w:shd w:val="clear" w:fill="F2F5FA"/>
       </w:pPr>
       <w:r>
         <w:rPr>
           <w:b/>
-          <w:sz w:val="20"/>
         </w:rPr>
         <w:t>📝 本周作业引导词（照读即可）</w:t>
       </w:r>
     </w:p>
     <w:p>
       <w:pPr>
-        <w:spacing w:before="40" w:after="80"/>
-        <w:ind w:left="283"/>
-        <w:shd w:val="clear" w:color="auto" w:fill="EDF6EF"/>
+        <w:ind w:left="170"/>
         <w:pBdr>
-          <w:left w:val="single" w:sz="20" w:space="6" w:color="1E5631"/>
+          <w:left w:val="single" w:sz="18" w:space="4" w:color="1E4620"/>
         </w:pBdr>
-      </w:pPr>
-      <w:r>
-        <w:rPr>
-          <w:sz w:val="20"/>
+        <w:shd w:val="clear" w:fill="F2F5FA"/>
+      </w:pPr>
+      <w:r>
+        <w:rPr>
+          <w:b w:val="0"/>
         </w:rPr>
         <w:t>最后留一个小小的作业，不重、不评判、不算分：请你用自己的话，画一张「七清净→十六观智」的</w:t>
       </w:r>
       <w:r>
         <w:rPr>
           <w:b/>
-          <w:sz w:val="20"/>
         </w:rPr>
         <w:t>对照小图</w:t>
       </w:r>
       <w:r>
         <w:rPr>
-          <w:sz w:val="20"/>
+          <w:b w:val="0"/>
         </w:rPr>
         <w:t>——七格、十六格即可，不必工整。然后在旁边写一句：</w:t>
       </w:r>
       <w:r>
         <w:rPr>
           <w:b/>
-          <w:sz w:val="20"/>
         </w:rPr>
         <w:t>在这十六个名字里，哪一个最触动你，为什么。</w:t>
       </w:r>
       <w:r>
         <w:rPr>
-          <w:sz w:val="20"/>
+          <w:b w:val="0"/>
         </w:rPr>
         <w:t xml:space="preserve"> 一页纸就好，下次带来；想分享就分享，不想分享就自己留着。</w:t>
       </w:r>
     </w:p>
     <w:p>
       <w:pPr>
-        <w:spacing w:before="40" w:after="80"/>
-        <w:ind w:left="283"/>
-        <w:shd w:val="clear" w:color="auto" w:fill="EDF6EF"/>
+        <w:ind w:left="170"/>
         <w:pBdr>
-          <w:left w:val="single" w:sz="20" w:space="6" w:color="1E5631"/>
+          <w:left w:val="single" w:sz="18" w:space="4" w:color="1E4620"/>
         </w:pBdr>
+        <w:shd w:val="clear" w:fill="F2F5FA"/>
       </w:pPr>
       <w:r>
         <w:rPr>
           <w:b/>
-          <w:sz w:val="20"/>
         </w:rPr>
         <w:t>🫁 应急降压操（有人情绪波动时用，约 1 分钟）</w:t>
       </w:r>
     </w:p>
     <w:p>
       <w:pPr>
-        <w:spacing w:before="40" w:after="80"/>
-        <w:ind w:left="283"/>
-        <w:shd w:val="clear" w:color="auto" w:fill="EDF6EF"/>
+        <w:ind w:left="170"/>
         <w:pBdr>
-          <w:left w:val="single" w:sz="20" w:space="6" w:color="1E5631"/>
+          <w:left w:val="single" w:sz="18" w:space="4" w:color="1E4620"/>
         </w:pBdr>
-      </w:pPr>
-      <w:r>
-        <w:rPr>
-          <w:sz w:val="20"/>
+        <w:shd w:val="clear" w:fill="F2F5FA"/>
+      </w:pPr>
+      <w:r>
+        <w:rPr>
+          <w:b w:val="0"/>
         </w:rPr>
         <w:t>「我们一起做三个深呼吸。吸气……慢慢呼出，呼气比吸气长一点。再来，吸气……呼出。第三次，吸气……呼出。好，感觉一下双脚踩在地上，肩膀松下来。谢谢你把心里的话说出来——这份勇气本身就很珍贵。我们可以继续，也可以休息一下，你随时可以说『我跳过』。」</w:t>
       </w:r>
     </w:p>
     <w:p>
-      <w:pPr>
-        <w:spacing w:before="160" w:after="80"/>
-      </w:pPr>
-      <w:r>
-        <w:rPr>
-          <w:rFonts w:ascii="Microsoft YaHei" w:hAnsi="Microsoft YaHei" w:eastAsia="Microsoft YaHei"/>
+      <w:r>
+        <w:rPr>
           <w:b/>
-          <w:color w:val="1E5631"/>
-          <w:sz w:val="28"/>
+          <w:color w:val="1E4620"/>
+          <w:sz w:val="26"/>
         </w:rPr>
         <w:t>🔚 收尾与回向</w:t>
       </w:r>
     </w:p>
     <w:p>
       <w:pPr>
-        <w:spacing w:before="40" w:after="80"/>
-        <w:ind w:left="283"/>
-        <w:shd w:val="clear" w:color="auto" w:fill="EDF6EF"/>
+        <w:ind w:left="170"/>
         <w:pBdr>
-          <w:left w:val="single" w:sz="20" w:space="6" w:color="1E5631"/>
+          <w:left w:val="single" w:sz="18" w:space="4" w:color="1E4620"/>
         </w:pBdr>
+        <w:shd w:val="clear" w:fill="F2F5FA"/>
       </w:pPr>
       <w:r>
         <w:rPr>
           <w:b/>
-          <w:sz w:val="20"/>
         </w:rPr>
         <w:t>主持人总结引导（照读即可）</w:t>
       </w:r>
     </w:p>
     <w:p>
       <w:pPr>
-        <w:spacing w:before="40" w:after="80"/>
-        <w:ind w:left="283"/>
-        <w:shd w:val="clear" w:color="auto" w:fill="EDF6EF"/>
+        <w:ind w:left="170"/>
         <w:pBdr>
-          <w:left w:val="single" w:sz="20" w:space="6" w:color="1E5631"/>
+          <w:left w:val="single" w:sz="18" w:space="4" w:color="1E4620"/>
         </w:pBdr>
-      </w:pPr>
-      <w:r>
-        <w:rPr>
-          <w:sz w:val="20"/>
+        <w:shd w:val="clear" w:fill="F2F5FA"/>
+      </w:pPr>
+      <w:r>
+        <w:rPr>
+          <w:b w:val="0"/>
         </w:rPr>
         <w:t>各位法友，今天我们把「慧学」这张地图走到了最后一段：</w:t>
       </w:r>
       <w:r>
         <w:rPr>
           <w:b/>
-          <w:sz w:val="20"/>
         </w:rPr>
         <w:t>七清净是路的七段，十六观智是同一串灯。</w:t>
       </w:r>
       <w:r>
         <w:rPr>
-          <w:sz w:val="20"/>
+          <w:b w:val="0"/>
         </w:rPr>
         <w:t xml:space="preserve"> 前面四种清净是地基——戒清净、心清净、见清净、度疑清净；从「见清净」起，修行第一次真正进入修观；然后道非道智见清净、行道智见清净一路上去，直到「智见清净」——</w:t>
       </w:r>
       <w:r>
         <w:rPr>
           <w:b/>
-          <w:sz w:val="20"/>
         </w:rPr>
         <w:t>那不是又一个名词，那是解脱。</w:t>
       </w:r>
     </w:p>
     <w:p>
       <w:pPr>
-        <w:spacing w:before="40" w:after="80"/>
-        <w:ind w:left="283"/>
-        <w:shd w:val="clear" w:color="auto" w:fill="EDF6EF"/>
+        <w:ind w:left="170"/>
         <w:pBdr>
-          <w:left w:val="single" w:sz="20" w:space="6" w:color="1E5631"/>
+          <w:left w:val="single" w:sz="18" w:space="4" w:color="1E4620"/>
         </w:pBdr>
-      </w:pPr>
-      <w:r>
-        <w:rPr>
-          <w:sz w:val="20"/>
+        <w:shd w:val="clear" w:fill="F2F5FA"/>
+      </w:pPr>
+      <w:r>
+        <w:rPr>
+          <w:b w:val="0"/>
         </w:rPr>
         <w:t>有三句话，请你带回家：</w:t>
       </w:r>
     </w:p>
     <w:p>
       <w:pPr>
-        <w:spacing w:before="40" w:after="80"/>
-        <w:ind w:left="283"/>
-        <w:shd w:val="clear" w:color="auto" w:fill="EDF6EF"/>
+        <w:ind w:left="170"/>
         <w:pBdr>
-          <w:left w:val="single" w:sz="20" w:space="6" w:color="1E5631"/>
+          <w:left w:val="single" w:sz="18" w:space="4" w:color="1E4620"/>
         </w:pBdr>
-      </w:pPr>
-      <w:r>
-        <w:rPr>
-          <w:sz w:val="20"/>
+        <w:shd w:val="clear" w:fill="F2F5FA"/>
+      </w:pPr>
+      <w:r>
+        <w:rPr>
+          <w:b w:val="0"/>
         </w:rPr>
         <w:t>第一句——</w:t>
       </w:r>
       <w:r>
         <w:rPr>
           <w:b/>
-          <w:sz w:val="20"/>
         </w:rPr>
         <w:t>观智不是背出来的，是看见的。</w:t>
       </w:r>
       <w:r>
         <w:rPr>
-          <w:sz w:val="20"/>
+          <w:b w:val="0"/>
         </w:rPr>
         <w:t xml:space="preserve"> 知道十六个名字，不如亲眼看见一个生灭。</w:t>
       </w:r>
     </w:p>
     <w:p>
       <w:pPr>
-        <w:spacing w:before="40" w:after="80"/>
-        <w:ind w:left="283"/>
-        <w:shd w:val="clear" w:color="auto" w:fill="EDF6EF"/>
+        <w:ind w:left="170"/>
         <w:pBdr>
-          <w:left w:val="single" w:sz="20" w:space="6" w:color="1E5631"/>
+          <w:left w:val="single" w:sz="18" w:space="4" w:color="1E4620"/>
         </w:pBdr>
-      </w:pPr>
-      <w:r>
-        <w:rPr>
-          <w:sz w:val="20"/>
+        <w:shd w:val="clear" w:fill="F2F5FA"/>
+      </w:pPr>
+      <w:r>
+        <w:rPr>
+          <w:b w:val="0"/>
         </w:rPr>
         <w:t>第二句——</w:t>
       </w:r>
       <w:r>
         <w:rPr>
           <w:b/>
-          <w:sz w:val="20"/>
         </w:rPr>
         <w:t>美好现象也是无常苦。</w:t>
       </w:r>
       <w:r>
         <w:rPr>
-          <w:sz w:val="20"/>
+          <w:b w:val="0"/>
         </w:rPr>
         <w:t xml:space="preserve"> 修行途中再亮的光、再强的喜乐，都不急着认作证果；不认果，就不入魔。行舍智是分水岭，而它教我们的，是</w:t>
       </w:r>
       <w:r>
         <w:rPr>
           <w:b/>
-          <w:sz w:val="20"/>
         </w:rPr>
         <w:t>放下对境界的抓取</w:t>
       </w:r>
       <w:r>
         <w:rPr>
-          <w:sz w:val="20"/>
+          <w:b w:val="0"/>
         </w:rPr>
         <w:t>。</w:t>
       </w:r>
     </w:p>
     <w:p>
       <w:pPr>
-        <w:spacing w:before="40" w:after="80"/>
-        <w:ind w:left="283"/>
-        <w:shd w:val="clear" w:color="auto" w:fill="EDF6EF"/>
+        <w:ind w:left="170"/>
         <w:pBdr>
-          <w:left w:val="single" w:sz="20" w:space="6" w:color="1E5631"/>
+          <w:left w:val="single" w:sz="18" w:space="4" w:color="1E4620"/>
         </w:pBdr>
-      </w:pPr>
-      <w:r>
-        <w:rPr>
-          <w:sz w:val="20"/>
+        <w:shd w:val="clear" w:fill="F2F5FA"/>
+      </w:pPr>
+      <w:r>
+        <w:rPr>
+          <w:b w:val="0"/>
         </w:rPr>
         <w:t>第三句——</w:t>
       </w:r>
       <w:r>
         <w:rPr>
           <w:b/>
-          <w:sz w:val="20"/>
         </w:rPr>
         <w:t>看见大海，不等于游进大海。</w:t>
       </w:r>
       <w:r>
         <w:rPr>
-          <w:sz w:val="20"/>
+          <w:b w:val="0"/>
         </w:rPr>
         <w:t xml:space="preserve"> 见到涅槃是极大的鼓励，但路，还要继续往前走。</w:t>
       </w:r>
     </w:p>
     <w:p>
       <w:pPr>
-        <w:spacing w:before="40" w:after="80"/>
-        <w:ind w:left="283"/>
-        <w:shd w:val="clear" w:color="auto" w:fill="EDF6EF"/>
+        <w:ind w:left="170"/>
         <w:pBdr>
-          <w:left w:val="single" w:sz="20" w:space="6" w:color="1E5631"/>
+          <w:left w:val="single" w:sz="18" w:space="4" w:color="1E4620"/>
         </w:pBdr>
+        <w:shd w:val="clear" w:fill="F2F5FA"/>
       </w:pPr>
       <w:r>
         <w:rPr>
           <w:b/>
-          <w:sz w:val="20"/>
         </w:rPr>
         <w:t>下周预告</w:t>
       </w:r>
       <w:r>
         <w:rPr>
-          <w:sz w:val="20"/>
+          <w:b w:val="0"/>
         </w:rPr>
         <w:t>：下一次是我们这个系列的最后一讲——</w:t>
       </w:r>
       <w:r>
         <w:rPr>
           <w:b/>
-          <w:sz w:val="20"/>
         </w:rPr>
         <w:t>修学生涯规划：教理、禅修、服务、证悟</w:t>
       </w:r>
       <w:r>
         <w:rPr>
-          <w:sz w:val="20"/>
+          <w:b w:val="0"/>
         </w:rPr>
         <w:t>。我们会回到在家人最真实的问题：教理与实修如何平衡？短期与长期目标怎么定？四预流支（亲近善知识、听闻正法、如理作意、法随法行）如何在日常生活里落地？请带着今天的问题来：「看清了这条路，我要怎么把它走在自己的一年里？」</w:t>
       </w:r>
     </w:p>
     <w:p>
       <w:pPr>
-        <w:spacing w:before="40" w:after="80"/>
-        <w:ind w:left="283"/>
-        <w:shd w:val="clear" w:color="auto" w:fill="EDF6EF"/>
+        <w:ind w:left="170"/>
         <w:pBdr>
-          <w:left w:val="single" w:sz="20" w:space="6" w:color="1E5631"/>
+          <w:left w:val="single" w:sz="18" w:space="4" w:color="1E4620"/>
         </w:pBdr>
+        <w:shd w:val="clear" w:fill="F2F5FA"/>
       </w:pPr>
       <w:r>
         <w:rPr>
           <w:b/>
-          <w:sz w:val="20"/>
         </w:rPr>
         <w:t>回向（四句·照读）</w:t>
       </w:r>
       <w:r>
         <w:rPr>
-          <w:sz w:val="20"/>
+          <w:b w:val="0"/>
         </w:rPr>
         <w:t>：</w:t>
       </w:r>
     </w:p>
     <w:p>
       <w:pPr>
-        <w:spacing w:before="40" w:after="80"/>
-        <w:ind w:left="283"/>
-        <w:shd w:val="clear" w:color="auto" w:fill="EDF6EF"/>
+        <w:ind w:left="170"/>
         <w:pBdr>
-          <w:left w:val="single" w:sz="20" w:space="6" w:color="1E5631"/>
+          <w:left w:val="single" w:sz="18" w:space="4" w:color="1E4620"/>
         </w:pBdr>
-      </w:pPr>
-      <w:r>
-        <w:rPr>
-          <w:sz w:val="20"/>
-        </w:rPr>
-        <w:t>愿以此功德，导向诸漏尽； 愿以此功德，为证涅槃缘； 我此功德分，回向诸有情； 愿彼等一切，同得功德分。</w:t>
+        <w:shd w:val="clear" w:fill="F2F5FA"/>
+      </w:pPr>
+      <w:r>
+        <w:rPr>
+          <w:b w:val="0"/>
+        </w:rPr>
+        <w:t>愿以此功德，导向诸漏尽；</w:t>
       </w:r>
     </w:p>
     <w:p>
       <w:pPr>
-        <w:spacing w:before="40" w:after="80"/>
-        <w:ind w:left="283"/>
-        <w:shd w:val="clear" w:color="auto" w:fill="EDF6EF"/>
+        <w:ind w:left="170"/>
         <w:pBdr>
-          <w:left w:val="single" w:sz="20" w:space="6" w:color="1E5631"/>
+          <w:left w:val="single" w:sz="18" w:space="4" w:color="1E4620"/>
         </w:pBdr>
-      </w:pPr>
-      <w:r>
-        <w:rPr>
-          <w:sz w:val="20"/>
-        </w:rPr>
-        <w:t>萨度！萨度！萨度！</w:t>
+        <w:shd w:val="clear" w:fill="F2F5FA"/>
+      </w:pPr>
+      <w:r>
+        <w:rPr>
+          <w:b w:val="0"/>
+        </w:rPr>
+        <w:t>愿以此功德，为证涅槃缘；</w:t>
       </w:r>
     </w:p>
     <w:p>
       <w:pPr>
-        <w:spacing w:before="160" w:after="80"/>
-      </w:pPr>
-      <w:r>
-        <w:rPr>
-          <w:rFonts w:ascii="Microsoft YaHei" w:hAnsi="Microsoft YaHei" w:eastAsia="Microsoft YaHei"/>
+        <w:ind w:left="170"/>
+        <w:pBdr>
+          <w:left w:val="single" w:sz="18" w:space="4" w:color="1E4620"/>
+        </w:pBdr>
+        <w:shd w:val="clear" w:fill="F2F5FA"/>
+      </w:pPr>
+      <w:r>
+        <w:rPr>
+          <w:b w:val="0"/>
+        </w:rPr>
+        <w:t>我此功德分，回向诸有情；</w:t>
+      </w:r>
+    </w:p>
+    <w:p>
+      <w:pPr>
+        <w:ind w:left="170"/>
+        <w:pBdr>
+          <w:left w:val="single" w:sz="18" w:space="4" w:color="1E4620"/>
+        </w:pBdr>
+        <w:shd w:val="clear" w:fill="F2F5FA"/>
+      </w:pPr>
+      <w:r>
+        <w:rPr>
+          <w:b w:val="0"/>
+        </w:rPr>
+        <w:t>愿彼等一切，同得功德分。</w:t>
+      </w:r>
+    </w:p>
+    <w:p>
+      <w:pPr>
+        <w:ind w:left="170"/>
+        <w:pBdr>
+          <w:left w:val="single" w:sz="18" w:space="4" w:color="1E4620"/>
+        </w:pBdr>
+        <w:shd w:val="clear" w:fill="F2F5FA"/>
+      </w:pPr>
+      <w:r>
+        <w:rPr>
+          <w:b w:val="0"/>
+        </w:rPr>
+        <w:t>萨度！萨度！萨度！</w:t>
+      </w:r>
+    </w:p>
+    <w:p>
+      <w:r>
+        <w:rPr>
           <w:b/>
-          <w:color w:val="1E5631"/>
-          <w:sz w:val="28"/>
+          <w:color w:val="1E4620"/>
+          <w:sz w:val="26"/>
         </w:rPr>
         <w:t>📖 延伸阅读</w:t>
       </w:r>
@@ -6263,7 +6408,6 @@
       <w:tblPr>
         <w:tblStyle w:val="TableGrid"/>
         <w:tblW w:type="auto" w:w="0"/>
-        <w:jc w:val="center"/>
         <w:tblLook w:firstColumn="1" w:firstRow="1" w:lastColumn="0" w:lastRow="0" w:noHBand="0" w:noVBand="1" w:val="04A0"/>
       </w:tblPr>
       <w:tblGrid>
@@ -6276,17 +6420,20 @@
         <w:tc>
           <w:tcPr>
             <w:tcW w:type="dxa" w:w="2409"/>
-            <w:shd w:val="clear" w:color="auto" w:fill="1E5631"/>
+            <w:shd w:val="clear" w:fill="1E4620"/>
           </w:tcPr>
           <w:p>
-            <w:pPr>
-              <w:spacing w:after="20"/>
-            </w:pPr>
             <w:r>
               <w:rPr>
-                <w:b/>
                 <w:color w:val="FFFFFF"/>
-                <w:sz w:val="19"/>
+                <w:sz w:val="18"/>
+              </w:rPr>
+            </w:r>
+            <w:r>
+              <w:rPr>
+                <w:b w:val="0"/>
+                <w:color w:val="FFFFFF"/>
+                <w:sz w:val="18"/>
               </w:rPr>
               <w:t>材料</w:t>
             </w:r>
@@ -6295,17 +6442,20 @@
         <w:tc>
           <w:tcPr>
             <w:tcW w:type="dxa" w:w="2409"/>
-            <w:shd w:val="clear" w:color="auto" w:fill="1E5631"/>
+            <w:shd w:val="clear" w:fill="1E4620"/>
           </w:tcPr>
           <w:p>
-            <w:pPr>
-              <w:spacing w:after="20"/>
-            </w:pPr>
             <w:r>
               <w:rPr>
-                <w:b/>
                 <w:color w:val="FFFFFF"/>
-                <w:sz w:val="19"/>
+                <w:sz w:val="18"/>
+              </w:rPr>
+            </w:r>
+            <w:r>
+              <w:rPr>
+                <w:b w:val="0"/>
+                <w:color w:val="FFFFFF"/>
+                <w:sz w:val="18"/>
               </w:rPr>
               <w:t>出处</w:t>
             </w:r>
@@ -6314,17 +6464,20 @@
         <w:tc>
           <w:tcPr>
             <w:tcW w:type="dxa" w:w="2409"/>
-            <w:shd w:val="clear" w:color="auto" w:fill="1E5631"/>
+            <w:shd w:val="clear" w:fill="1E4620"/>
           </w:tcPr>
           <w:p>
-            <w:pPr>
-              <w:spacing w:after="20"/>
-            </w:pPr>
             <w:r>
               <w:rPr>
-                <w:b/>
                 <w:color w:val="FFFFFF"/>
-                <w:sz w:val="19"/>
+                <w:sz w:val="18"/>
+              </w:rPr>
+            </w:r>
+            <w:r>
+              <w:rPr>
+                <w:b w:val="0"/>
+                <w:color w:val="FFFFFF"/>
+                <w:sz w:val="18"/>
               </w:rPr>
               <w:t>media_id</w:t>
             </w:r>
@@ -6333,17 +6486,20 @@
         <w:tc>
           <w:tcPr>
             <w:tcW w:type="dxa" w:w="2409"/>
-            <w:shd w:val="clear" w:color="auto" w:fill="1E5631"/>
+            <w:shd w:val="clear" w:fill="1E4620"/>
           </w:tcPr>
           <w:p>
-            <w:pPr>
-              <w:spacing w:after="20"/>
-            </w:pPr>
             <w:r>
               <w:rPr>
-                <w:b/>
                 <w:color w:val="FFFFFF"/>
-                <w:sz w:val="19"/>
+                <w:sz w:val="18"/>
+              </w:rPr>
+            </w:r>
+            <w:r>
+              <w:rPr>
+                <w:b w:val="0"/>
+                <w:color w:val="FFFFFF"/>
+                <w:sz w:val="18"/>
               </w:rPr>
               <w:t>说明</w:t>
             </w:r>
@@ -6356,12 +6512,15 @@
             <w:tcW w:type="dxa" w:w="2409"/>
           </w:tcPr>
           <w:p>
-            <w:pPr>
-              <w:spacing w:after="20"/>
-            </w:pPr>
             <w:r>
               <w:rPr>
-                <w:sz w:val="19"/>
+                <w:sz w:val="18"/>
+              </w:rPr>
+            </w:r>
+            <w:r>
+              <w:rPr>
+                <w:b w:val="0"/>
+                <w:sz w:val="18"/>
               </w:rPr>
               <w:t>《如来禅修学体系介绍37》（音声）</w:t>
             </w:r>
@@ -6372,12 +6531,15 @@
             <w:tcW w:type="dxa" w:w="2409"/>
           </w:tcPr>
           <w:p>
-            <w:pPr>
-              <w:spacing w:after="20"/>
-            </w:pPr>
             <w:r>
               <w:rPr>
-                <w:sz w:val="19"/>
+                <w:sz w:val="18"/>
+              </w:rPr>
+            </w:r>
+            <w:r>
+              <w:rPr>
+                <w:b w:val="0"/>
+                <w:sz w:val="18"/>
               </w:rPr>
               <w:t>古源尊者开示及上座部佛教资料</w:t>
             </w:r>
@@ -6388,14 +6550,17 @@
             <w:tcW w:type="dxa" w:w="2409"/>
           </w:tcPr>
           <w:p>
-            <w:pPr>
-              <w:spacing w:after="20"/>
-            </w:pPr>
             <w:r>
               <w:rPr>
-                <w:sz w:val="19"/>
+                <w:sz w:val="18"/>
               </w:rPr>
-              <w:t>`soundrecording_d0dd1c0cd17209afe241ece24bf6b7b4_43f2bf3140283350e0e47de2f3320f167439961422831605`</w:t>
+            </w:r>
+            <w:r>
+              <w:rPr>
+                <w:b w:val="0"/>
+                <w:sz w:val="18"/>
+              </w:rPr>
+              <w:t>soundrecording_d0dd1c0cd17209afe241ece24bf6b7b4_43f2bf3140283350e0e47de2f3320f167439961422831605</w:t>
             </w:r>
           </w:p>
         </w:tc>
@@ -6404,12 +6569,15 @@
             <w:tcW w:type="dxa" w:w="2409"/>
           </w:tcPr>
           <w:p>
-            <w:pPr>
-              <w:spacing w:after="20"/>
-            </w:pPr>
             <w:r>
               <w:rPr>
-                <w:sz w:val="19"/>
+                <w:sz w:val="18"/>
+              </w:rPr>
+            </w:r>
+            <w:r>
+              <w:rPr>
+                <w:b w:val="0"/>
+                <w:sz w:val="18"/>
               </w:rPr>
               <w:t>七清净次第、观智次第、十种观杂染、行舍智、道果证悟、四道断烦恼；本讲★核心</w:t>
             </w:r>
@@ -6420,15 +6588,18 @@
         <w:tc>
           <w:tcPr>
             <w:tcW w:type="dxa" w:w="2409"/>
-            <w:shd w:val="clear" w:color="auto" w:fill="F2F2F2"/>
+            <w:shd w:val="clear" w:fill="F2F5FA"/>
           </w:tcPr>
           <w:p>
-            <w:pPr>
-              <w:spacing w:after="20"/>
-            </w:pPr>
             <w:r>
               <w:rPr>
-                <w:sz w:val="19"/>
+                <w:sz w:val="18"/>
+              </w:rPr>
+            </w:r>
+            <w:r>
+              <w:rPr>
+                <w:b w:val="0"/>
+                <w:sz w:val="18"/>
               </w:rPr>
               <w:t>《亲知实见》（PDF）</w:t>
             </w:r>
@@ -6437,15 +6608,18 @@
         <w:tc>
           <w:tcPr>
             <w:tcW w:type="dxa" w:w="2409"/>
-            <w:shd w:val="clear" w:color="auto" w:fill="F2F2F2"/>
+            <w:shd w:val="clear" w:fill="F2F5FA"/>
           </w:tcPr>
           <w:p>
-            <w:pPr>
-              <w:spacing w:after="20"/>
-            </w:pPr>
             <w:r>
               <w:rPr>
-                <w:sz w:val="19"/>
+                <w:sz w:val="18"/>
+              </w:rPr>
+            </w:r>
+            <w:r>
+              <w:rPr>
+                <w:b w:val="0"/>
+                <w:sz w:val="18"/>
               </w:rPr>
               <w:t>古源尊者开示及上座部佛教资料</w:t>
             </w:r>
@@ -6454,32 +6628,38 @@
         <w:tc>
           <w:tcPr>
             <w:tcW w:type="dxa" w:w="2409"/>
-            <w:shd w:val="clear" w:color="auto" w:fill="F2F2F2"/>
+            <w:shd w:val="clear" w:fill="F2F5FA"/>
           </w:tcPr>
           <w:p>
-            <w:pPr>
-              <w:spacing w:after="20"/>
-            </w:pPr>
             <w:r>
               <w:rPr>
-                <w:sz w:val="19"/>
+                <w:sz w:val="18"/>
               </w:rPr>
-              <w:t>`pdf_d0dd1c0cd17209afe241ece24bf6b7b4_b2674b1cd98b37b5477ebc52636025a87439961422831605`</w:t>
+            </w:r>
+            <w:r>
+              <w:rPr>
+                <w:b w:val="0"/>
+                <w:sz w:val="18"/>
+              </w:rPr>
+              <w:t>pdf_d0dd1c0cd17209afe241ece24bf6b7b4_b2674b1cd98b37b5477ebc52636025a87439961422831605</w:t>
             </w:r>
           </w:p>
         </w:tc>
         <w:tc>
           <w:tcPr>
             <w:tcW w:type="dxa" w:w="2409"/>
-            <w:shd w:val="clear" w:color="auto" w:fill="F2F2F2"/>
+            <w:shd w:val="clear" w:fill="F2F5FA"/>
           </w:tcPr>
           <w:p>
-            <w:pPr>
-              <w:spacing w:after="20"/>
-            </w:pPr>
             <w:r>
               <w:rPr>
-                <w:sz w:val="19"/>
+                <w:sz w:val="18"/>
+              </w:rPr>
+            </w:r>
+            <w:r>
+              <w:rPr>
+                <w:b w:val="0"/>
+                <w:sz w:val="18"/>
               </w:rPr>
               <w:t>三种清净、七清净名目、十六观智全名、三种遍知、慧学导向解脱（无时间码）</w:t>
             </w:r>
@@ -6492,12 +6672,15 @@
             <w:tcW w:type="dxa" w:w="2409"/>
           </w:tcPr>
           <w:p>
-            <w:pPr>
-              <w:spacing w:after="20"/>
-            </w:pPr>
             <w:r>
               <w:rPr>
-                <w:sz w:val="19"/>
+                <w:sz w:val="18"/>
+              </w:rPr>
+            </w:r>
+            <w:r>
+              <w:rPr>
+                <w:b w:val="0"/>
+                <w:sz w:val="18"/>
               </w:rPr>
               <w:t>《第024讲-相等四法_修行四种途径_善与不善（共修版）》（PDF）</w:t>
             </w:r>
@@ -6508,12 +6691,15 @@
             <w:tcW w:type="dxa" w:w="2409"/>
           </w:tcPr>
           <w:p>
-            <w:pPr>
-              <w:spacing w:after="20"/>
-            </w:pPr>
             <w:r>
               <w:rPr>
-                <w:sz w:val="19"/>
+                <w:sz w:val="18"/>
+              </w:rPr>
+            </w:r>
+            <w:r>
+              <w:rPr>
+                <w:b w:val="0"/>
+                <w:sz w:val="18"/>
               </w:rPr>
               <w:t>古源尊者开示及上座部佛教资料</w:t>
             </w:r>
@@ -6524,14 +6710,17 @@
             <w:tcW w:type="dxa" w:w="2409"/>
           </w:tcPr>
           <w:p>
-            <w:pPr>
-              <w:spacing w:after="20"/>
-            </w:pPr>
             <w:r>
               <w:rPr>
-                <w:sz w:val="19"/>
+                <w:sz w:val="18"/>
               </w:rPr>
-              <w:t>`pdf_d0dd1c0cd17209afe241ece24bf6b7b4_a5daa2a7a9dfd5b15347fe1ed42e29337439961422831605`</w:t>
+            </w:r>
+            <w:r>
+              <w:rPr>
+                <w:b w:val="0"/>
+                <w:sz w:val="18"/>
+              </w:rPr>
+              <w:t>pdf_d0dd1c0cd17209afe241ece24bf6b7b4_a5daa2a7a9dfd5b15347fe1ed42e29337439961422831605</w:t>
             </w:r>
           </w:p>
         </w:tc>
@@ -6540,12 +6729,15 @@
             <w:tcW w:type="dxa" w:w="2409"/>
           </w:tcPr>
           <w:p>
-            <w:pPr>
-              <w:spacing w:after="20"/>
-            </w:pPr>
             <w:r>
               <w:rPr>
-                <w:sz w:val="19"/>
+                <w:sz w:val="18"/>
+              </w:rPr>
+            </w:r>
+            <w:r>
+              <w:rPr>
+                <w:b w:val="0"/>
+                <w:sz w:val="18"/>
               </w:rPr>
               <w:t>七清净＝行道/通达、十六观智对应、四种行道、相等四法为工具（无时间码）</w:t>
             </w:r>
@@ -6556,15 +6748,18 @@
         <w:tc>
           <w:tcPr>
             <w:tcW w:type="dxa" w:w="2409"/>
-            <w:shd w:val="clear" w:color="auto" w:fill="F2F2F2"/>
+            <w:shd w:val="clear" w:fill="F2F5FA"/>
           </w:tcPr>
           <w:p>
-            <w:pPr>
-              <w:spacing w:after="20"/>
-            </w:pPr>
             <w:r>
               <w:rPr>
-                <w:sz w:val="19"/>
+                <w:sz w:val="18"/>
+              </w:rPr>
+            </w:r>
+            <w:r>
+              <w:rPr>
+                <w:b w:val="0"/>
+                <w:sz w:val="18"/>
               </w:rPr>
               <w:t>《如来禅修学体系介绍35》（音声）</w:t>
             </w:r>
@@ -6573,15 +6768,18 @@
         <w:tc>
           <w:tcPr>
             <w:tcW w:type="dxa" w:w="2409"/>
-            <w:shd w:val="clear" w:color="auto" w:fill="F2F2F2"/>
+            <w:shd w:val="clear" w:fill="F2F5FA"/>
           </w:tcPr>
           <w:p>
-            <w:pPr>
-              <w:spacing w:after="20"/>
-            </w:pPr>
             <w:r>
               <w:rPr>
-                <w:sz w:val="19"/>
+                <w:sz w:val="18"/>
+              </w:rPr>
+            </w:r>
+            <w:r>
+              <w:rPr>
+                <w:b w:val="0"/>
+                <w:sz w:val="18"/>
               </w:rPr>
               <w:t>古源尊者开示及上座部佛教资料</w:t>
             </w:r>
@@ -6590,32 +6788,38 @@
         <w:tc>
           <w:tcPr>
             <w:tcW w:type="dxa" w:w="2409"/>
-            <w:shd w:val="clear" w:color="auto" w:fill="F2F2F2"/>
+            <w:shd w:val="clear" w:fill="F2F5FA"/>
           </w:tcPr>
           <w:p>
-            <w:pPr>
-              <w:spacing w:after="20"/>
-            </w:pPr>
             <w:r>
               <w:rPr>
-                <w:sz w:val="19"/>
+                <w:sz w:val="18"/>
               </w:rPr>
-              <w:t>`soundrecording_d0dd1c0cd17209afe241ece24bf6b7b4_ccf4b38ce0c43ae63bbef8fe09277efa7439961422831605`</w:t>
+            </w:r>
+            <w:r>
+              <w:rPr>
+                <w:b w:val="0"/>
+                <w:sz w:val="18"/>
+              </w:rPr>
+              <w:t>soundrecording_d0dd1c0cd17209afe241ece24bf6b7b4_ccf4b38ce0c43ae63bbef8fe09277efa7439961422831605</w:t>
             </w:r>
           </w:p>
         </w:tc>
         <w:tc>
           <w:tcPr>
             <w:tcW w:type="dxa" w:w="2409"/>
-            <w:shd w:val="clear" w:color="auto" w:fill="F2F2F2"/>
+            <w:shd w:val="clear" w:fill="F2F5FA"/>
           </w:tcPr>
           <w:p>
-            <w:pPr>
-              <w:spacing w:after="20"/>
-            </w:pPr>
             <w:r>
               <w:rPr>
-                <w:sz w:val="19"/>
+                <w:sz w:val="18"/>
+              </w:rPr>
+            </w:r>
+            <w:r>
+              <w:rPr>
+                <w:b w:val="0"/>
+                <w:sz w:val="18"/>
               </w:rPr>
               <w:t>缘起智·现见涅槃·观智次第（道谛）；与读书会19第6周同文件不同段落（本讲取〈缘起智/现见涅槃/观智次第〉）</w:t>
             </w:r>
@@ -6625,16 +6829,15 @@
     </w:tbl>
     <w:p>
       <w:pPr>
-        <w:spacing w:before="40" w:after="80"/>
-        <w:ind w:left="283"/>
-        <w:shd w:val="clear" w:color="auto" w:fill="EDF6EF"/>
+        <w:ind w:left="170"/>
         <w:pBdr>
-          <w:left w:val="single" w:sz="20" w:space="6" w:color="1E5631"/>
+          <w:left w:val="single" w:sz="18" w:space="4" w:color="1E4620"/>
         </w:pBdr>
-      </w:pPr>
-      <w:r>
-        <w:rPr>
-          <w:sz w:val="20"/>
+        <w:shd w:val="clear" w:fill="F2F5FA"/>
+      </w:pPr>
+      <w:r>
+        <w:rPr>
+          <w:b w:val="0"/>
         </w:rPr>
         <w:t>打开方式：ima知识库搜索各材料标题。</w:t>
       </w:r>
@@ -6658,7 +6861,11 @@
       <w:pStyle w:val="Footer"/>
       <w:jc w:val="center"/>
     </w:pPr>
-    <w:fldSimple w:instr="PAGE"/>
+    <w:r>
+      <w:fldChar w:fldCharType="begin"/>
+      <w:instrText xml:space="preserve">PAGE</w:instrText>
+      <w:fldChar w:fldCharType="end"/>
+    </w:r>
   </w:p>
 </w:ftr>
 </file>
@@ -6672,10 +6879,10 @@
     </w:pPr>
     <w:r>
       <w:rPr>
-        <w:color w:val="808080"/>
+        <w:color w:val="1E4620"/>
         <w:sz w:val="16"/>
       </w:rPr>
-      <w:t>读书会19·第7周·慧学（二）——七清净与十六观智（朗读优化版）</w:t>
+      <w:t>读书会19 · 第7周 · 朗读优化版（8周版） · 学员版</w:t>
     </w:r>
   </w:p>
 </w:hdr>
@@ -7044,11 +7251,8 @@
     <w:name w:val="Normal"/>
     <w:qFormat/>
     <w:rsid w:val="00FC693F"/>
-    <w:pPr>
-      <w:spacing w:line="324" w:lineRule="auto" w:after="60"/>
-    </w:pPr>
     <w:rPr>
-      <w:rFonts w:ascii="Microsoft YaHei" w:hAnsi="Microsoft YaHei" w:eastAsia="Microsoft YaHei"/>
+      <w:rFonts w:ascii="等线" w:hAnsi="等线" w:eastAsia="宋体"/>
       <w:sz w:val="21"/>
     </w:rPr>
   </w:style>
